--- a/borsode-dokum.docx
+++ b/borsode-dokum.docx
@@ -1,6 +1,13 @@
 
 <file path=word/document.xml><?xml version="1.0" encoding="utf-8"?>
 <w:document xmlns:wpc="http://schemas.microsoft.com/office/word/2010/wordprocessingCanvas" xmlns:cx="http://schemas.microsoft.com/office/drawing/2014/chartex" xmlns:cx1="http://schemas.microsoft.com/office/drawing/2015/9/8/chartex" xmlns:cx2="http://schemas.microsoft.com/office/drawing/2015/10/21/chartex" xmlns:cx3="http://schemas.microsoft.com/office/drawing/2016/5/9/chartex" xmlns:cx4="http://schemas.microsoft.com/office/drawing/2016/5/10/chartex" xmlns:cx5="http://schemas.microsoft.com/office/drawing/2016/5/11/chartex" xmlns:cx6="http://schemas.microsoft.com/office/drawing/2016/5/12/chartex" xmlns:cx7="http://schemas.microsoft.com/office/drawing/2016/5/13/chartex" xmlns:cx8="http://schemas.microsoft.com/office/drawing/2016/5/14/chartex" xmlns:mc="http://schemas.openxmlformats.org/markup-compatibility/2006" xmlns:aink="http://schemas.microsoft.com/office/drawing/2016/ink" xmlns:am3d="http://schemas.microsoft.com/office/drawing/2017/model3d" xmlns:o="urn:schemas-microsoft-com:office:office" xmlns:oel="http://schemas.microsoft.com/office/2019/extlst" xmlns:r="http://schemas.openxmlformats.org/officeDocument/2006/relationships" xmlns:m="http://schemas.openxmlformats.org/officeDocument/2006/math" xmlns:v="urn:schemas-microsoft-com:vml" xmlns:wp14="http://schemas.microsoft.com/office/word/2010/wordprocessingDrawing" xmlns:wp="http://schemas.openxmlformats.org/drawingml/2006/wordprocessingDrawing" xmlns:w10="urn:schemas-microsoft-com:office:word" xmlns:w="http://schemas.openxmlformats.org/wordprocessingml/2006/main" xmlns:w14="http://schemas.microsoft.com/office/word/2010/wordml" xmlns:w15="http://schemas.microsoft.com/office/word/2012/wordml" xmlns:w16cex="http://schemas.microsoft.com/office/word/2018/wordml/cex" xmlns:w16cid="http://schemas.microsoft.com/office/word/2016/wordml/cid" xmlns:w16="http://schemas.microsoft.com/office/word/2018/wordml" xmlns:w16du="http://schemas.microsoft.com/office/word/2023/wordml/word16du" xmlns:w16sdtdh="http://schemas.microsoft.com/office/word/2020/wordml/sdtdatahash" xmlns:w16sdtfl="http://schemas.microsoft.com/office/word/2024/wordml/sdtformatlock" xmlns:w16se="http://schemas.microsoft.com/office/word/2015/wordml/symex" xmlns:wpg="http://schemas.microsoft.com/office/word/2010/wordprocessingGroup" xmlns:wpi="http://schemas.microsoft.com/office/word/2010/wordprocessingInk" xmlns:wne="http://schemas.microsoft.com/office/word/2006/wordml" xmlns:wps="http://schemas.microsoft.com/office/word/2010/wordprocessingShape" mc:Ignorable="w14 w15 w16se w16cid w16 w16cex w16sdtdh w16sdtfl w16du wp14">
+  <w:background w:color="C1E4F5" w:themeColor="accent1" w:themeTint="33">
+    <v:background id="_x0000_s2049" o:bwmode="white" fillcolor="#c1e4f5 [660]" o:targetscreensize="1024,768">
+      <v:fill color2="fill lighten(91)" method="linear sigma" focus="100%" type="gradientRadial">
+        <o:fill v:ext="view" type="gradientCenter"/>
+      </v:fill>
+    </v:background>
+  </w:background>
   <w:body>
     <w:p>
       <w:pPr>
@@ -81,6 +88,26 @@
       <w:pPr>
         <w:spacing w:after="240"/>
         <w:jc w:val="right"/>
+        <w:rPr>
+          <w:rFonts w:ascii="Arial" w:eastAsia="Arial" w:hAnsi="Arial"/>
+          <w:b/>
+        </w:rPr>
+      </w:pPr>
+    </w:p>
+    <w:p>
+      <w:pPr>
+        <w:spacing w:after="240"/>
+        <w:jc w:val="right"/>
+        <w:rPr>
+          <w:rFonts w:ascii="Arial" w:eastAsia="Arial" w:hAnsi="Arial"/>
+          <w:b/>
+        </w:rPr>
+      </w:pPr>
+    </w:p>
+    <w:p>
+      <w:pPr>
+        <w:spacing w:after="240"/>
+        <w:jc w:val="right"/>
       </w:pPr>
       <w:r>
         <w:rPr>
@@ -110,6 +137,9 @@
       <w:pPr>
         <w:spacing w:after="2000"/>
         <w:jc w:val="right"/>
+        <w:rPr>
+          <w:rFonts w:ascii="Arial" w:eastAsia="Arial" w:hAnsi="Arial"/>
+        </w:rPr>
       </w:pPr>
       <w:r>
         <w:rPr>
@@ -198,36 +228,6 @@
       </w:pPr>
     </w:p>
     <w:p>
-      <w:pPr>
-        <w:spacing w:after="120"/>
-        <w:jc w:val="center"/>
-        <w:rPr>
-          <w:rFonts w:ascii="Arial" w:eastAsia="Arial" w:hAnsi="Arial"/>
-        </w:rPr>
-      </w:pPr>
-    </w:p>
-    <w:p>
-      <w:pPr>
-        <w:spacing w:after="120"/>
-        <w:jc w:val="center"/>
-        <w:rPr>
-          <w:rFonts w:ascii="Arial" w:eastAsia="Arial" w:hAnsi="Arial"/>
-        </w:rPr>
-      </w:pPr>
-    </w:p>
-    <w:p>
-      <w:pPr>
-        <w:spacing w:after="120"/>
-        <w:jc w:val="center"/>
-      </w:pPr>
-      <w:r>
-        <w:rPr>
-          <w:rFonts w:ascii="Arial" w:eastAsia="Arial" w:hAnsi="Arial"/>
-        </w:rPr>
-        <w:t>Budapest, 2026</w:t>
-      </w:r>
-    </w:p>
-    <w:p>
       <w:r>
         <w:br w:type="page"/>
       </w:r>
@@ -322,21 +322,7 @@
         <w:rPr>
           <w:rFonts w:ascii="Arial" w:eastAsia="Arial" w:hAnsi="Arial"/>
         </w:rPr>
-        <w:t>4. Megvalósítási környezet (</w:t>
-      </w:r>
-      <w:proofErr w:type="spellStart"/>
-      <w:r>
-        <w:rPr>
-          <w:rFonts w:ascii="Arial" w:eastAsia="Arial" w:hAnsi="Arial"/>
-        </w:rPr>
-        <w:t>VirtualBox</w:t>
-      </w:r>
-      <w:proofErr w:type="spellEnd"/>
-      <w:r>
-        <w:rPr>
-          <w:rFonts w:ascii="Arial" w:eastAsia="Arial" w:hAnsi="Arial"/>
-        </w:rPr>
-        <w:t>)</w:t>
+        <w:t>4. Megvalósítási környezet (VirtualBox)</w:t>
       </w:r>
       <w:r>
         <w:rPr>
@@ -404,35 +390,7 @@
         <w:rPr>
           <w:rFonts w:ascii="Arial" w:eastAsia="Arial" w:hAnsi="Arial"/>
         </w:rPr>
-        <w:t xml:space="preserve">7. </w:t>
-      </w:r>
-      <w:proofErr w:type="spellStart"/>
-      <w:r>
-        <w:rPr>
-          <w:rFonts w:ascii="Arial" w:eastAsia="Arial" w:hAnsi="Arial"/>
-        </w:rPr>
-        <w:t>MikroTik</w:t>
-      </w:r>
-      <w:proofErr w:type="spellEnd"/>
-      <w:r>
-        <w:rPr>
-          <w:rFonts w:ascii="Arial" w:eastAsia="Arial" w:hAnsi="Arial"/>
-        </w:rPr>
-        <w:t xml:space="preserve"> CHR </w:t>
-      </w:r>
-      <w:proofErr w:type="spellStart"/>
-      <w:r>
-        <w:rPr>
-          <w:rFonts w:ascii="Arial" w:eastAsia="Arial" w:hAnsi="Arial"/>
-        </w:rPr>
-        <w:t>gateway</w:t>
-      </w:r>
-      <w:proofErr w:type="spellEnd"/>
-      <w:r>
-        <w:rPr>
-          <w:rFonts w:ascii="Arial" w:eastAsia="Arial" w:hAnsi="Arial"/>
-        </w:rPr>
-        <w:t xml:space="preserve"> szerepe</w:t>
+        <w:t>7. MikroTik CHR gateway szerepe</w:t>
       </w:r>
       <w:r>
         <w:rPr>
@@ -680,21 +638,7 @@
         <w:rPr>
           <w:rFonts w:ascii="Arial" w:eastAsia="Arial" w:hAnsi="Arial"/>
         </w:rPr>
-        <w:t xml:space="preserve"> működésében. A Windows Server, a Debian szerver, a </w:t>
-      </w:r>
-      <w:proofErr w:type="spellStart"/>
-      <w:r>
-        <w:rPr>
-          <w:rFonts w:ascii="Arial" w:eastAsia="Arial" w:hAnsi="Arial"/>
-        </w:rPr>
-        <w:t>MikroTik</w:t>
-      </w:r>
-      <w:proofErr w:type="spellEnd"/>
-      <w:r>
-        <w:rPr>
-          <w:rFonts w:ascii="Arial" w:eastAsia="Arial" w:hAnsi="Arial"/>
-        </w:rPr>
-        <w:t xml:space="preserve"> CHR és a hálózati topológia mind azért kerültek kialakításra, hogy a csomagpont vállalati működéséhez szükséges alap-infrastruktúra bemutatható legyen.</w:t>
+        <w:t xml:space="preserve"> működésében. A Windows Server, a Debian szerver, a MikroTik CHR és a hálózati topológia mind azért kerültek kialakításra, hogy a csomagpont vállalati működéséhez szükséges alap-infrastruktúra bemutatható legyen.</w:t>
       </w:r>
     </w:p>
     <w:p>
@@ -721,7 +665,7 @@
                     <pic:cNvPicPr/>
                   </pic:nvPicPr>
                   <pic:blipFill>
-                    <a:blip r:embed="rId4"/>
+                    <a:blip r:embed="rId6"/>
                     <a:stretch>
                       <a:fillRect/>
                     </a:stretch>
@@ -824,49 +768,7 @@
         <w:rPr>
           <w:rFonts w:ascii="Arial" w:eastAsia="Arial" w:hAnsi="Arial"/>
         </w:rPr>
-        <w:t xml:space="preserve"> Csomagpont Kft. alapvető szerveres és hálózati működése bemutatható. A projekt nem egyetlen gép vagy egyetlen szolgáltatás beállítására épül, hanem több egymással összefüggő elemre: </w:t>
-      </w:r>
-      <w:proofErr w:type="spellStart"/>
-      <w:r>
-        <w:rPr>
-          <w:rFonts w:ascii="Arial" w:eastAsia="Arial" w:hAnsi="Arial"/>
-        </w:rPr>
-        <w:t>virtualizált</w:t>
-      </w:r>
-      <w:proofErr w:type="spellEnd"/>
-      <w:r>
-        <w:rPr>
-          <w:rFonts w:ascii="Arial" w:eastAsia="Arial" w:hAnsi="Arial"/>
-        </w:rPr>
-        <w:t xml:space="preserve"> szerverekre, egy </w:t>
-      </w:r>
-      <w:proofErr w:type="spellStart"/>
-      <w:r>
-        <w:rPr>
-          <w:rFonts w:ascii="Arial" w:eastAsia="Arial" w:hAnsi="Arial"/>
-        </w:rPr>
-        <w:t>gateway</w:t>
-      </w:r>
-      <w:proofErr w:type="spellEnd"/>
-      <w:r>
-        <w:rPr>
-          <w:rFonts w:ascii="Arial" w:eastAsia="Arial" w:hAnsi="Arial"/>
-        </w:rPr>
-        <w:t xml:space="preserve"> szerepet ellátó </w:t>
-      </w:r>
-      <w:proofErr w:type="spellStart"/>
-      <w:r>
-        <w:rPr>
-          <w:rFonts w:ascii="Arial" w:eastAsia="Arial" w:hAnsi="Arial"/>
-        </w:rPr>
-        <w:t>MikroTik</w:t>
-      </w:r>
-      <w:proofErr w:type="spellEnd"/>
-      <w:r>
-        <w:rPr>
-          <w:rFonts w:ascii="Arial" w:eastAsia="Arial" w:hAnsi="Arial"/>
-        </w:rPr>
-        <w:t xml:space="preserve"> eszközre, valamint egy több helyszínt modellező hálózati topológiára.</w:t>
+        <w:t xml:space="preserve"> Csomagpont Kft. alapvető szerveres és hálózati működése bemutatható. A projekt nem egyetlen gép vagy egyetlen szolgáltatás beállítására épül, hanem több egymással összefüggő elemre: virtualizált szerverekre, egy gateway szerepet ellátó MikroTik eszközre, valamint egy több helyszínt modellező hálózati topológiára.</w:t>
       </w:r>
     </w:p>
     <w:p>
@@ -1031,35 +933,7 @@
         <w:rPr>
           <w:rFonts w:ascii="Arial" w:eastAsia="Arial" w:hAnsi="Arial"/>
         </w:rPr>
-        <w:t xml:space="preserve">· </w:t>
-      </w:r>
-      <w:proofErr w:type="spellStart"/>
-      <w:r>
-        <w:rPr>
-          <w:rFonts w:ascii="Arial" w:eastAsia="Arial" w:hAnsi="Arial"/>
-        </w:rPr>
-        <w:t>gateway</w:t>
-      </w:r>
-      <w:proofErr w:type="spellEnd"/>
-      <w:r>
-        <w:rPr>
-          <w:rFonts w:ascii="Arial" w:eastAsia="Arial" w:hAnsi="Arial"/>
-        </w:rPr>
-        <w:t xml:space="preserve">, DHCP és NAT funkciók biztosítása </w:t>
-      </w:r>
-      <w:proofErr w:type="spellStart"/>
-      <w:r>
-        <w:rPr>
-          <w:rFonts w:ascii="Arial" w:eastAsia="Arial" w:hAnsi="Arial"/>
-        </w:rPr>
-        <w:t>MikroTik</w:t>
-      </w:r>
-      <w:proofErr w:type="spellEnd"/>
-      <w:r>
-        <w:rPr>
-          <w:rFonts w:ascii="Arial" w:eastAsia="Arial" w:hAnsi="Arial"/>
-        </w:rPr>
-        <w:t xml:space="preserve"> CHR segítségével;</w:t>
+        <w:t>· gateway, DHCP és NAT funkciók biztosítása MikroTik CHR segítségével;</w:t>
       </w:r>
     </w:p>
     <w:p>
@@ -1170,7 +1044,7 @@
                     <pic:cNvPicPr/>
                   </pic:nvPicPr>
                   <pic:blipFill>
-                    <a:blip r:embed="rId5"/>
+                    <a:blip r:embed="rId7"/>
                     <a:stretch>
                       <a:fillRect/>
                     </a:stretch>
@@ -1226,23 +1100,7 @@
           <w:rFonts w:ascii="Arial" w:eastAsia="Arial" w:hAnsi="Arial"/>
           <w:sz w:val="21"/>
         </w:rPr>
-        <w:t xml:space="preserve"> projekt elemei milyen szerepet töltenek be. A Windows Server a belső vállalati működéshez kapcsolódó felhasználókat és jogosultságokat kezeli, a Debian szerver a webes vagy API-jellegű háttérszolgáltatások környezetét adja, a </w:t>
-      </w:r>
-      <w:proofErr w:type="spellStart"/>
-      <w:r>
-        <w:rPr>
-          <w:rFonts w:ascii="Arial" w:eastAsia="Arial" w:hAnsi="Arial"/>
-          <w:sz w:val="21"/>
-        </w:rPr>
-        <w:t>MikroTik</w:t>
-      </w:r>
-      <w:proofErr w:type="spellEnd"/>
-      <w:r>
-        <w:rPr>
-          <w:rFonts w:ascii="Arial" w:eastAsia="Arial" w:hAnsi="Arial"/>
-          <w:sz w:val="21"/>
-        </w:rPr>
-        <w:t xml:space="preserve"> CHR pedig a belső hálózat kapuja.</w:t>
+        <w:t xml:space="preserve"> projekt elemei milyen szerepet töltenek be. A Windows Server a belső vállalati működéshez kapcsolódó felhasználókat és jogosultságokat kezeli, a Debian szerver a webes vagy API-jellegű háttérszolgáltatások környezetét adja, a MikroTik CHR pedig a belső hálózat kapuja.</w:t>
       </w:r>
     </w:p>
     <w:p>
@@ -1266,49 +1124,7 @@
         <w:rPr>
           <w:rFonts w:ascii="Arial" w:eastAsia="Arial" w:hAnsi="Arial"/>
         </w:rPr>
-        <w:t xml:space="preserve">A projektben a belső hálózatot a </w:t>
-      </w:r>
-      <w:proofErr w:type="spellStart"/>
-      <w:r>
-        <w:rPr>
-          <w:rFonts w:ascii="Arial" w:eastAsia="Arial" w:hAnsi="Arial"/>
-        </w:rPr>
-        <w:t>VirtualBox</w:t>
-      </w:r>
-      <w:proofErr w:type="spellEnd"/>
-      <w:r>
-        <w:rPr>
-          <w:rFonts w:ascii="Arial" w:eastAsia="Arial" w:hAnsi="Arial"/>
-        </w:rPr>
-        <w:t xml:space="preserve"> '</w:t>
-      </w:r>
-      <w:proofErr w:type="spellStart"/>
-      <w:r>
-        <w:rPr>
-          <w:rFonts w:ascii="Arial" w:eastAsia="Arial" w:hAnsi="Arial"/>
-        </w:rPr>
-        <w:t>lablan</w:t>
-      </w:r>
-      <w:proofErr w:type="spellEnd"/>
-      <w:r>
-        <w:rPr>
-          <w:rFonts w:ascii="Arial" w:eastAsia="Arial" w:hAnsi="Arial"/>
-        </w:rPr>
-        <w:t xml:space="preserve">' hálózata modellezi. Ebben a környezetben a Windows Server, a Debian szerver és a </w:t>
-      </w:r>
-      <w:proofErr w:type="spellStart"/>
-      <w:r>
-        <w:rPr>
-          <w:rFonts w:ascii="Arial" w:eastAsia="Arial" w:hAnsi="Arial"/>
-        </w:rPr>
-        <w:t>MikroTik</w:t>
-      </w:r>
-      <w:proofErr w:type="spellEnd"/>
-      <w:r>
-        <w:rPr>
-          <w:rFonts w:ascii="Arial" w:eastAsia="Arial" w:hAnsi="Arial"/>
-        </w:rPr>
-        <w:t xml:space="preserve"> LAN oldala azonos belső hálózati tartományban működik. Ez lehetővé teszi, hogy a gépek egymással kommunikáljanak, a DHCP-kiosztás tesztelhető legyen, és a belső szolgáltatások elkülönített laborban működjenek.</w:t>
+        <w:t>A projektben a belső hálózatot a VirtualBox 'lablan' hálózata modellezi. Ebben a környezetben a Windows Server, a Debian szerver és a MikroTik LAN oldala azonos belső hálózati tartományban működik. Ez lehetővé teszi, hogy a gépek egymással kommunikáljanak, a DHCP-kiosztás tesztelhető legyen, és a belső szolgáltatások elkülönített laborban működjenek.</w:t>
       </w:r>
     </w:p>
     <w:p>
@@ -1320,21 +1136,7 @@
         <w:rPr>
           <w:rFonts w:ascii="Arial" w:eastAsia="Arial" w:hAnsi="Arial"/>
         </w:rPr>
-        <w:t xml:space="preserve">A </w:t>
-      </w:r>
-      <w:proofErr w:type="spellStart"/>
-      <w:r>
-        <w:rPr>
-          <w:rFonts w:ascii="Arial" w:eastAsia="Arial" w:hAnsi="Arial"/>
-        </w:rPr>
-        <w:t>MikroTik</w:t>
-      </w:r>
-      <w:proofErr w:type="spellEnd"/>
-      <w:r>
-        <w:rPr>
-          <w:rFonts w:ascii="Arial" w:eastAsia="Arial" w:hAnsi="Arial"/>
-        </w:rPr>
-        <w:t xml:space="preserve"> CHR szerepe ebben a logikában az, hogy a belső hálózat ne közvetlenül, rendezetlenül kapcsolódjon kifelé, hanem egy kontrollált átjárón keresztül. A Windows Server és a Debian szerver pedig a vállalati szolgáltatásokat jelenítik meg: az egyik inkább a belső adminisztrációt és jogosultságkezelést, a másik inkább a szolgáltatásoldali, Linux alapú működést támogatja.</w:t>
+        <w:t>A MikroTik CHR szerepe ebben a logikában az, hogy a belső hálózat ne közvetlenül, rendezetlenül kapcsolódjon kifelé, hanem egy kontrollált átjárón keresztül. A Windows Server és a Debian szerver pedig a vállalati szolgáltatásokat jelenítik meg: az egyik inkább a belső adminisztrációt és jogosultságkezelést, a másik inkább a szolgáltatásoldali, Linux alapú működést támogatja.</w:t>
       </w:r>
     </w:p>
     <w:p>
@@ -1347,25 +1149,7 @@
           <w:b/>
           <w:sz w:val="36"/>
         </w:rPr>
-        <w:t>4. Megvalósítási környezet (</w:t>
-      </w:r>
-      <w:proofErr w:type="spellStart"/>
-      <w:r>
-        <w:rPr>
-          <w:rFonts w:ascii="Arial" w:eastAsia="Arial" w:hAnsi="Arial"/>
-          <w:b/>
-          <w:sz w:val="36"/>
-        </w:rPr>
-        <w:t>VirtualBox</w:t>
-      </w:r>
-      <w:proofErr w:type="spellEnd"/>
-      <w:r>
-        <w:rPr>
-          <w:rFonts w:ascii="Arial" w:eastAsia="Arial" w:hAnsi="Arial"/>
-          <w:b/>
-          <w:sz w:val="36"/>
-        </w:rPr>
-        <w:t>)</w:t>
+        <w:t>4. Megvalósítási környezet (VirtualBox)</w:t>
       </w:r>
     </w:p>
     <w:p>
@@ -1377,21 +1161,7 @@
         <w:rPr>
           <w:rFonts w:ascii="Arial" w:eastAsia="Arial" w:hAnsi="Arial"/>
         </w:rPr>
-        <w:t xml:space="preserve">A projektben létrehozott </w:t>
-      </w:r>
-      <w:proofErr w:type="spellStart"/>
-      <w:r>
-        <w:rPr>
-          <w:rFonts w:ascii="Arial" w:eastAsia="Arial" w:hAnsi="Arial"/>
-        </w:rPr>
-        <w:t>VirtualBox</w:t>
-      </w:r>
-      <w:proofErr w:type="spellEnd"/>
-      <w:r>
-        <w:rPr>
-          <w:rFonts w:ascii="Arial" w:eastAsia="Arial" w:hAnsi="Arial"/>
-        </w:rPr>
-        <w:t xml:space="preserve"> környezet célja az volt, hogy a </w:t>
+        <w:t xml:space="preserve">A projektben létrehozott VirtualBox környezet célja az volt, hogy a </w:t>
       </w:r>
       <w:proofErr w:type="spellStart"/>
       <w:r>
@@ -1432,21 +1202,7 @@
         <w:rPr>
           <w:rFonts w:ascii="Arial" w:eastAsia="Arial" w:hAnsi="Arial"/>
         </w:rPr>
-        <w:t xml:space="preserve">A </w:t>
-      </w:r>
-      <w:proofErr w:type="spellStart"/>
-      <w:r>
-        <w:rPr>
-          <w:rFonts w:ascii="Arial" w:eastAsia="Arial" w:hAnsi="Arial"/>
-        </w:rPr>
-        <w:t>VirtualBox</w:t>
-      </w:r>
-      <w:proofErr w:type="spellEnd"/>
-      <w:r>
-        <w:rPr>
-          <w:rFonts w:ascii="Arial" w:eastAsia="Arial" w:hAnsi="Arial"/>
-        </w:rPr>
-        <w:t xml:space="preserve"> használata azért illett a projekthez, mert egy vizsgaremekben nem szükséges valódi fizikai szervereket és routereket beszerezni ahhoz, hogy a működés bemutatható legyen. A virtuális gépek ugyanúgy rendelkeznek saját processzor-, memória-, háttértár- és hálózati beállításokkal, mint egy valós gép, ezért a projekt </w:t>
+        <w:t xml:space="preserve">A VirtualBox használata azért illett a projekthez, mert egy vizsgaremekben nem szükséges valódi fizikai szervereket és routereket beszerezni ahhoz, hogy a működés bemutatható legyen. A virtuális gépek ugyanúgy rendelkeznek saját processzor-, memória-, háttértár- és hálózati beállításokkal, mint egy valós gép, ezért a projekt </w:t>
       </w:r>
       <w:proofErr w:type="spellStart"/>
       <w:r>
@@ -1472,35 +1228,7 @@
         <w:rPr>
           <w:rFonts w:ascii="Arial" w:eastAsia="Arial" w:hAnsi="Arial"/>
         </w:rPr>
-        <w:t xml:space="preserve">A létrehozott környezetben a </w:t>
-      </w:r>
-      <w:proofErr w:type="spellStart"/>
-      <w:r>
-        <w:rPr>
-          <w:rFonts w:ascii="Arial" w:eastAsia="Arial" w:hAnsi="Arial"/>
-        </w:rPr>
-        <w:t>MikroTik</w:t>
-      </w:r>
-      <w:proofErr w:type="spellEnd"/>
-      <w:r>
-        <w:rPr>
-          <w:rFonts w:ascii="Arial" w:eastAsia="Arial" w:hAnsi="Arial"/>
-        </w:rPr>
-        <w:t xml:space="preserve"> CHR két hálózati adapterrel rendelkezik. Az egyik adapter a külső, WAN irányt modellezi, a másik pedig a belső '</w:t>
-      </w:r>
-      <w:proofErr w:type="spellStart"/>
-      <w:r>
-        <w:rPr>
-          <w:rFonts w:ascii="Arial" w:eastAsia="Arial" w:hAnsi="Arial"/>
-        </w:rPr>
-        <w:t>lablan</w:t>
-      </w:r>
-      <w:proofErr w:type="spellEnd"/>
-      <w:r>
-        <w:rPr>
-          <w:rFonts w:ascii="Arial" w:eastAsia="Arial" w:hAnsi="Arial"/>
-        </w:rPr>
-        <w:t>' hálózathoz csatlakozik. A Windows Server és a Debian szerver a belső hálózaton helyezkedik el, így a cég belső szerveres környezetét képviselik.</w:t>
+        <w:t>A létrehozott környezetben a MikroTik CHR két hálózati adapterrel rendelkezik. Az egyik adapter a külső, WAN irányt modellezi, a másik pedig a belső 'lablan' hálózathoz csatlakozik. A Windows Server és a Debian szerver a belső hálózaton helyezkedik el, így a cég belső szerveres környezetét képviselik.</w:t>
       </w:r>
     </w:p>
     <w:p>
@@ -1641,111 +1369,84 @@
             <w:tcW w:w="1881" w:type="dxa"/>
           </w:tcPr>
           <w:p>
+            <w:r>
+              <w:rPr>
+                <w:rFonts w:ascii="Arial" w:eastAsia="Arial" w:hAnsi="Arial"/>
+                <w:sz w:val="20"/>
+              </w:rPr>
+              <w:t>mikrotik-borsode</w:t>
+            </w:r>
+          </w:p>
+        </w:tc>
+        <w:tc>
+          <w:tcPr>
+            <w:tcW w:w="1881" w:type="dxa"/>
+          </w:tcPr>
+          <w:p>
+            <w:r>
+              <w:rPr>
+                <w:rFonts w:ascii="Arial" w:eastAsia="Arial" w:hAnsi="Arial"/>
+                <w:sz w:val="20"/>
+              </w:rPr>
+              <w:t>MikroTik CHR</w:t>
+            </w:r>
+          </w:p>
+        </w:tc>
+        <w:tc>
+          <w:tcPr>
+            <w:tcW w:w="1881" w:type="dxa"/>
+          </w:tcPr>
+          <w:p>
+            <w:r>
+              <w:rPr>
+                <w:rFonts w:ascii="Arial" w:eastAsia="Arial" w:hAnsi="Arial"/>
+                <w:sz w:val="20"/>
+              </w:rPr>
+              <w:t>RAM: 512 MB</w:t>
+            </w:r>
+          </w:p>
+        </w:tc>
+        <w:tc>
+          <w:tcPr>
+            <w:tcW w:w="1881" w:type="dxa"/>
+          </w:tcPr>
+          <w:p>
+            <w:r>
+              <w:rPr>
+                <w:rFonts w:ascii="Arial" w:eastAsia="Arial" w:hAnsi="Arial"/>
+                <w:sz w:val="20"/>
+              </w:rPr>
+              <w:t>chr-7.20.8.vdi</w:t>
+            </w:r>
+          </w:p>
+        </w:tc>
+        <w:tc>
+          <w:tcPr>
+            <w:tcW w:w="1881" w:type="dxa"/>
+          </w:tcPr>
+          <w:p>
+            <w:r>
+              <w:rPr>
+                <w:rFonts w:ascii="Arial" w:eastAsia="Arial" w:hAnsi="Arial"/>
+                <w:sz w:val="20"/>
+              </w:rPr>
+              <w:t xml:space="preserve">A </w:t>
+            </w:r>
             <w:proofErr w:type="spellStart"/>
             <w:r>
               <w:rPr>
                 <w:rFonts w:ascii="Arial" w:eastAsia="Arial" w:hAnsi="Arial"/>
                 <w:sz w:val="20"/>
               </w:rPr>
-              <w:t>mikrotik-borsode</w:t>
+              <w:t>Borsode</w:t>
             </w:r>
             <w:proofErr w:type="spellEnd"/>
-          </w:p>
-        </w:tc>
-        <w:tc>
-          <w:tcPr>
-            <w:tcW w:w="1881" w:type="dxa"/>
-          </w:tcPr>
-          <w:p>
-            <w:proofErr w:type="spellStart"/>
-            <w:r>
-              <w:rPr>
-                <w:rFonts w:ascii="Arial" w:eastAsia="Arial" w:hAnsi="Arial"/>
-                <w:sz w:val="20"/>
-              </w:rPr>
-              <w:t>MikroTik</w:t>
-            </w:r>
-            <w:proofErr w:type="spellEnd"/>
-            <w:r>
-              <w:rPr>
-                <w:rFonts w:ascii="Arial" w:eastAsia="Arial" w:hAnsi="Arial"/>
-                <w:sz w:val="20"/>
-              </w:rPr>
-              <w:t xml:space="preserve"> CHR</w:t>
-            </w:r>
-          </w:p>
-        </w:tc>
-        <w:tc>
-          <w:tcPr>
-            <w:tcW w:w="1881" w:type="dxa"/>
-          </w:tcPr>
-          <w:p>
-            <w:r>
-              <w:rPr>
-                <w:rFonts w:ascii="Arial" w:eastAsia="Arial" w:hAnsi="Arial"/>
-                <w:sz w:val="20"/>
-              </w:rPr>
-              <w:t>RAM: 512 MB</w:t>
-            </w:r>
-          </w:p>
-        </w:tc>
-        <w:tc>
-          <w:tcPr>
-            <w:tcW w:w="1881" w:type="dxa"/>
-          </w:tcPr>
-          <w:p>
-            <w:r>
-              <w:rPr>
-                <w:rFonts w:ascii="Arial" w:eastAsia="Arial" w:hAnsi="Arial"/>
-                <w:sz w:val="20"/>
-              </w:rPr>
-              <w:t>chr-7.20.8.vdi</w:t>
-            </w:r>
-          </w:p>
-        </w:tc>
-        <w:tc>
-          <w:tcPr>
-            <w:tcW w:w="1881" w:type="dxa"/>
-          </w:tcPr>
-          <w:p>
-            <w:r>
-              <w:rPr>
-                <w:rFonts w:ascii="Arial" w:eastAsia="Arial" w:hAnsi="Arial"/>
-                <w:sz w:val="20"/>
-              </w:rPr>
-              <w:t xml:space="preserve">A </w:t>
-            </w:r>
-            <w:proofErr w:type="spellStart"/>
-            <w:r>
-              <w:rPr>
-                <w:rFonts w:ascii="Arial" w:eastAsia="Arial" w:hAnsi="Arial"/>
-                <w:sz w:val="20"/>
-              </w:rPr>
-              <w:t>Borsode</w:t>
-            </w:r>
-            <w:proofErr w:type="spellEnd"/>
-            <w:r>
-              <w:rPr>
-                <w:rFonts w:ascii="Arial" w:eastAsia="Arial" w:hAnsi="Arial"/>
-                <w:sz w:val="20"/>
-              </w:rPr>
-              <w:t xml:space="preserve"> belső hálózatának </w:t>
-            </w:r>
-            <w:proofErr w:type="spellStart"/>
-            <w:r>
-              <w:rPr>
-                <w:rFonts w:ascii="Arial" w:eastAsia="Arial" w:hAnsi="Arial"/>
-                <w:sz w:val="20"/>
-              </w:rPr>
-              <w:t>gateway</w:t>
-            </w:r>
-            <w:proofErr w:type="spellEnd"/>
-            <w:r>
-              <w:rPr>
-                <w:rFonts w:ascii="Arial" w:eastAsia="Arial" w:hAnsi="Arial"/>
-                <w:sz w:val="20"/>
-              </w:rPr>
-              <w:t>-e, DHCP/NAT szolgáltatója.</w:t>
+            <w:r>
+              <w:rPr>
+                <w:rFonts w:ascii="Arial" w:eastAsia="Arial" w:hAnsi="Arial"/>
+                <w:sz w:val="20"/>
+              </w:rPr>
+              <w:t xml:space="preserve"> belső hálózatának gateway-e, DHCP/NAT szolgáltatója.</w:t>
             </w:r>
           </w:p>
         </w:tc>
@@ -1759,7 +1460,6 @@
             <w:tcW w:w="1881" w:type="dxa"/>
           </w:tcPr>
           <w:p>
-            <w:proofErr w:type="spellStart"/>
             <w:r>
               <w:rPr>
                 <w:rFonts w:ascii="Arial" w:eastAsia="Arial" w:hAnsi="Arial"/>
@@ -1767,7 +1467,6 @@
               </w:rPr>
               <w:t>borsode-windows</w:t>
             </w:r>
-            <w:proofErr w:type="spellEnd"/>
           </w:p>
         </w:tc>
         <w:tc>
@@ -1836,7 +1535,6 @@
             <w:tcW w:w="1881" w:type="dxa"/>
           </w:tcPr>
           <w:p>
-            <w:proofErr w:type="spellStart"/>
             <w:r>
               <w:rPr>
                 <w:rFonts w:ascii="Arial" w:eastAsia="Arial" w:hAnsi="Arial"/>
@@ -1844,7 +1542,6 @@
               </w:rPr>
               <w:t>borsode-linux</w:t>
             </w:r>
-            <w:proofErr w:type="spellEnd"/>
           </w:p>
         </w:tc>
         <w:tc>
@@ -1885,23 +1582,7 @@
                 <w:rFonts w:ascii="Arial" w:eastAsia="Arial" w:hAnsi="Arial"/>
                 <w:sz w:val="20"/>
               </w:rPr>
-              <w:t xml:space="preserve">VDI 30 GB + </w:t>
-            </w:r>
-            <w:proofErr w:type="spellStart"/>
-            <w:r>
-              <w:rPr>
-                <w:rFonts w:ascii="Arial" w:eastAsia="Arial" w:hAnsi="Arial"/>
-                <w:sz w:val="20"/>
-              </w:rPr>
-              <w:t>netinst</w:t>
-            </w:r>
-            <w:proofErr w:type="spellEnd"/>
-            <w:r>
-              <w:rPr>
-                <w:rFonts w:ascii="Arial" w:eastAsia="Arial" w:hAnsi="Arial"/>
-                <w:sz w:val="20"/>
-              </w:rPr>
-              <w:t xml:space="preserve"> ISO</w:t>
+              <w:t>VDI 30 GB + netinst ISO</w:t>
             </w:r>
           </w:p>
         </w:tc>
@@ -1926,23 +1607,13 @@
       <w:pPr>
         <w:spacing w:before="160"/>
       </w:pPr>
-      <w:proofErr w:type="spellStart"/>
       <w:r>
         <w:rPr>
           <w:rFonts w:ascii="Arial" w:eastAsia="Arial" w:hAnsi="Arial"/>
           <w:b/>
           <w:sz w:val="30"/>
         </w:rPr>
-        <w:t>VirtualBox</w:t>
-      </w:r>
-      <w:proofErr w:type="spellEnd"/>
-      <w:r>
-        <w:rPr>
-          <w:rFonts w:ascii="Arial" w:eastAsia="Arial" w:hAnsi="Arial"/>
-          <w:b/>
-          <w:sz w:val="30"/>
-        </w:rPr>
-        <w:t xml:space="preserve"> hálózati módok </w:t>
+        <w:t xml:space="preserve">VirtualBox hálózati módok </w:t>
       </w:r>
       <w:proofErr w:type="spellStart"/>
       <w:r>
@@ -1972,21 +1643,7 @@
         <w:rPr>
           <w:rFonts w:ascii="Arial" w:eastAsia="Arial" w:hAnsi="Arial"/>
         </w:rPr>
-        <w:t xml:space="preserve">A </w:t>
-      </w:r>
-      <w:proofErr w:type="spellStart"/>
-      <w:r>
-        <w:rPr>
-          <w:rFonts w:ascii="Arial" w:eastAsia="Arial" w:hAnsi="Arial"/>
-        </w:rPr>
-        <w:t>VirtualBox</w:t>
-      </w:r>
-      <w:proofErr w:type="spellEnd"/>
-      <w:r>
-        <w:rPr>
-          <w:rFonts w:ascii="Arial" w:eastAsia="Arial" w:hAnsi="Arial"/>
-        </w:rPr>
-        <w:t xml:space="preserve"> hálózati beállításai közvetlenül meghatározzák, hogy a virtuális gépek hogyan látják egymást és a külső hálózatot. A projektben ez különösen fontos volt, mert a </w:t>
+        <w:t xml:space="preserve">A VirtualBox hálózati beállításai közvetlenül meghatározzák, hogy a virtuális gépek hogyan látják egymást és a külső hálózatot. A projektben ez különösen fontos volt, mert a </w:t>
       </w:r>
       <w:proofErr w:type="spellStart"/>
       <w:r>
@@ -2114,23 +1771,7 @@
                 <w:rFonts w:ascii="Arial" w:eastAsia="Arial" w:hAnsi="Arial"/>
                 <w:sz w:val="20"/>
               </w:rPr>
-              <w:t xml:space="preserve">A </w:t>
-            </w:r>
-            <w:proofErr w:type="spellStart"/>
-            <w:r>
-              <w:rPr>
-                <w:rFonts w:ascii="Arial" w:eastAsia="Arial" w:hAnsi="Arial"/>
-                <w:sz w:val="20"/>
-              </w:rPr>
-              <w:t>MikroTik</w:t>
-            </w:r>
-            <w:proofErr w:type="spellEnd"/>
-            <w:r>
-              <w:rPr>
-                <w:rFonts w:ascii="Arial" w:eastAsia="Arial" w:hAnsi="Arial"/>
-                <w:sz w:val="20"/>
-              </w:rPr>
-              <w:t xml:space="preserve"> WAN oldali kapcsolata.</w:t>
+              <w:t>A MikroTik WAN oldali kapcsolata.</w:t>
             </w:r>
           </w:p>
         </w:tc>
@@ -2144,23 +1785,7 @@
                 <w:rFonts w:ascii="Arial" w:eastAsia="Arial" w:hAnsi="Arial"/>
                 <w:sz w:val="20"/>
               </w:rPr>
-              <w:t xml:space="preserve">A külső hálózatot modellezte, amelyen keresztül a </w:t>
-            </w:r>
-            <w:proofErr w:type="spellStart"/>
-            <w:r>
-              <w:rPr>
-                <w:rFonts w:ascii="Arial" w:eastAsia="Arial" w:hAnsi="Arial"/>
-                <w:sz w:val="20"/>
-              </w:rPr>
-              <w:t>MikroTik</w:t>
-            </w:r>
-            <w:proofErr w:type="spellEnd"/>
-            <w:r>
-              <w:rPr>
-                <w:rFonts w:ascii="Arial" w:eastAsia="Arial" w:hAnsi="Arial"/>
-                <w:sz w:val="20"/>
-              </w:rPr>
-              <w:t xml:space="preserve"> kifelé tudott kommunikálni.</w:t>
+              <w:t>A külső hálózatot modellezte, amelyen keresztül a MikroTik kifelé tudott kommunikálni.</w:t>
             </w:r>
           </w:p>
         </w:tc>
@@ -2174,31 +1799,13 @@
             <w:tcW w:w="3135" w:type="dxa"/>
           </w:tcPr>
           <w:p>
-            <w:proofErr w:type="spellStart"/>
-            <w:r>
-              <w:rPr>
-                <w:rFonts w:ascii="Arial" w:eastAsia="Arial" w:hAnsi="Arial"/>
-                <w:sz w:val="20"/>
-              </w:rPr>
-              <w:t>Internal</w:t>
-            </w:r>
-            <w:proofErr w:type="spellEnd"/>
-            <w:r>
-              <w:rPr>
-                <w:rFonts w:ascii="Arial" w:eastAsia="Arial" w:hAnsi="Arial"/>
-                <w:sz w:val="20"/>
-              </w:rPr>
-              <w:t xml:space="preserve"> Network / </w:t>
-            </w:r>
-            <w:proofErr w:type="spellStart"/>
-            <w:r>
-              <w:rPr>
-                <w:rFonts w:ascii="Arial" w:eastAsia="Arial" w:hAnsi="Arial"/>
-                <w:sz w:val="20"/>
-              </w:rPr>
-              <w:t>lablan</w:t>
-            </w:r>
-            <w:proofErr w:type="spellEnd"/>
+            <w:r>
+              <w:rPr>
+                <w:rFonts w:ascii="Arial" w:eastAsia="Arial" w:hAnsi="Arial"/>
+                <w:sz w:val="20"/>
+              </w:rPr>
+              <w:t>Internal Network / lablan</w:t>
+            </w:r>
           </w:p>
         </w:tc>
         <w:tc>
@@ -2260,17 +1867,8 @@
                 <w:rFonts w:ascii="Arial" w:eastAsia="Arial" w:hAnsi="Arial"/>
                 <w:sz w:val="20"/>
               </w:rPr>
-              <w:t xml:space="preserve">Két adapteres </w:t>
-            </w:r>
-            <w:proofErr w:type="spellStart"/>
-            <w:r>
-              <w:rPr>
-                <w:rFonts w:ascii="Arial" w:eastAsia="Arial" w:hAnsi="Arial"/>
-                <w:sz w:val="20"/>
-              </w:rPr>
-              <w:t>MikroTik</w:t>
-            </w:r>
-            <w:proofErr w:type="spellEnd"/>
+              <w:t>Két adapteres MikroTik</w:t>
+            </w:r>
           </w:p>
         </w:tc>
         <w:tc>
@@ -2297,39 +1895,7 @@
                 <w:rFonts w:ascii="Arial" w:eastAsia="Arial" w:hAnsi="Arial"/>
                 <w:sz w:val="20"/>
               </w:rPr>
-              <w:t xml:space="preserve">Ez tette lehetővé, hogy a </w:t>
-            </w:r>
-            <w:proofErr w:type="spellStart"/>
-            <w:r>
-              <w:rPr>
-                <w:rFonts w:ascii="Arial" w:eastAsia="Arial" w:hAnsi="Arial"/>
-                <w:sz w:val="20"/>
-              </w:rPr>
-              <w:t>MikroTik</w:t>
-            </w:r>
-            <w:proofErr w:type="spellEnd"/>
-            <w:r>
-              <w:rPr>
-                <w:rFonts w:ascii="Arial" w:eastAsia="Arial" w:hAnsi="Arial"/>
-                <w:sz w:val="20"/>
-              </w:rPr>
-              <w:t xml:space="preserve"> valódi </w:t>
-            </w:r>
-            <w:proofErr w:type="spellStart"/>
-            <w:r>
-              <w:rPr>
-                <w:rFonts w:ascii="Arial" w:eastAsia="Arial" w:hAnsi="Arial"/>
-                <w:sz w:val="20"/>
-              </w:rPr>
-              <w:t>gateway</w:t>
-            </w:r>
-            <w:proofErr w:type="spellEnd"/>
-            <w:r>
-              <w:rPr>
-                <w:rFonts w:ascii="Arial" w:eastAsia="Arial" w:hAnsi="Arial"/>
-                <w:sz w:val="20"/>
-              </w:rPr>
-              <w:t xml:space="preserve"> szerepben </w:t>
+              <w:t xml:space="preserve">Ez tette lehetővé, hogy a MikroTik valódi gateway szerepben </w:t>
             </w:r>
             <w:proofErr w:type="spellStart"/>
             <w:r>
@@ -2365,287 +1931,6 @@
             <wp:extent cx="5669280" cy="3047007"/>
             <wp:effectExtent l="0" t="0" r="0" b="0"/>
             <wp:docPr id="3" name="Picture 3"/>
-            <wp:cNvGraphicFramePr>
-              <a:graphicFrameLocks xmlns:a="http://schemas.openxmlformats.org/drawingml/2006/main" noChangeAspect="1"/>
-            </wp:cNvGraphicFramePr>
-            <a:graphic xmlns:a="http://schemas.openxmlformats.org/drawingml/2006/main">
-              <a:graphicData uri="http://schemas.openxmlformats.org/drawingml/2006/picture">
-                <pic:pic xmlns:pic="http://schemas.openxmlformats.org/drawingml/2006/picture">
-                  <pic:nvPicPr>
-                    <pic:cNvPr id="0" name="image.png"/>
-                    <pic:cNvPicPr/>
-                  </pic:nvPicPr>
-                  <pic:blipFill>
-                    <a:blip r:embed="rId6"/>
-                    <a:stretch>
-                      <a:fillRect/>
-                    </a:stretch>
-                  </pic:blipFill>
-                  <pic:spPr>
-                    <a:xfrm>
-                      <a:off x="0" y="0"/>
-                      <a:ext cx="5669280" cy="3047007"/>
-                    </a:xfrm>
-                    <a:prstGeom prst="rect">
-                      <a:avLst/>
-                    </a:prstGeom>
-                  </pic:spPr>
-                </pic:pic>
-              </a:graphicData>
-            </a:graphic>
-          </wp:inline>
-        </w:drawing>
-      </w:r>
-    </w:p>
-    <w:p>
-      <w:pPr>
-        <w:spacing w:after="80"/>
-        <w:jc w:val="center"/>
-      </w:pPr>
-      <w:r>
-        <w:rPr>
-          <w:rFonts w:ascii="Arial" w:eastAsia="Arial" w:hAnsi="Arial"/>
-          <w:b/>
-        </w:rPr>
-        <w:t xml:space="preserve">Ábra 3: </w:t>
-      </w:r>
-      <w:proofErr w:type="spellStart"/>
-      <w:r>
-        <w:rPr>
-          <w:rFonts w:ascii="Arial" w:eastAsia="Arial" w:hAnsi="Arial"/>
-          <w:b/>
-        </w:rPr>
-        <w:t>VirtualBox</w:t>
-      </w:r>
-      <w:proofErr w:type="spellEnd"/>
-      <w:r>
-        <w:rPr>
-          <w:rFonts w:ascii="Arial" w:eastAsia="Arial" w:hAnsi="Arial"/>
-          <w:b/>
-        </w:rPr>
-        <w:t xml:space="preserve"> VM beállítás - </w:t>
-      </w:r>
-      <w:proofErr w:type="spellStart"/>
-      <w:r>
-        <w:rPr>
-          <w:rFonts w:ascii="Arial" w:eastAsia="Arial" w:hAnsi="Arial"/>
-          <w:b/>
-        </w:rPr>
-        <w:t>mikrotik-borsode</w:t>
-      </w:r>
-      <w:proofErr w:type="spellEnd"/>
-    </w:p>
-    <w:p>
-      <w:r>
-        <w:rPr>
-          <w:rFonts w:ascii="Arial" w:eastAsia="Arial" w:hAnsi="Arial"/>
-          <w:sz w:val="21"/>
-        </w:rPr>
-        <w:t xml:space="preserve">A képen a </w:t>
-      </w:r>
-      <w:proofErr w:type="spellStart"/>
-      <w:r>
-        <w:rPr>
-          <w:rFonts w:ascii="Arial" w:eastAsia="Arial" w:hAnsi="Arial"/>
-          <w:sz w:val="21"/>
-        </w:rPr>
-        <w:t>MikroTik</w:t>
-      </w:r>
-      <w:proofErr w:type="spellEnd"/>
-      <w:r>
-        <w:rPr>
-          <w:rFonts w:ascii="Arial" w:eastAsia="Arial" w:hAnsi="Arial"/>
-          <w:sz w:val="21"/>
-        </w:rPr>
-        <w:t xml:space="preserve"> CHR virtuális gép beállítása látható. A projektben ennek a gépnek az volt a célja, hogy a </w:t>
-      </w:r>
-      <w:proofErr w:type="spellStart"/>
-      <w:r>
-        <w:rPr>
-          <w:rFonts w:ascii="Arial" w:eastAsia="Arial" w:hAnsi="Arial"/>
-          <w:sz w:val="21"/>
-        </w:rPr>
-        <w:t>Borsode</w:t>
-      </w:r>
-      <w:proofErr w:type="spellEnd"/>
-      <w:r>
-        <w:rPr>
-          <w:rFonts w:ascii="Arial" w:eastAsia="Arial" w:hAnsi="Arial"/>
-          <w:sz w:val="21"/>
-        </w:rPr>
-        <w:t xml:space="preserve"> belső hálózatának átjárójaként </w:t>
-      </w:r>
-      <w:proofErr w:type="spellStart"/>
-      <w:r>
-        <w:rPr>
-          <w:rFonts w:ascii="Arial" w:eastAsia="Arial" w:hAnsi="Arial"/>
-          <w:sz w:val="21"/>
-        </w:rPr>
-        <w:t>működjön</w:t>
-      </w:r>
-      <w:proofErr w:type="spellEnd"/>
-      <w:r>
-        <w:rPr>
-          <w:rFonts w:ascii="Arial" w:eastAsia="Arial" w:hAnsi="Arial"/>
-          <w:sz w:val="21"/>
-        </w:rPr>
-        <w:t xml:space="preserve">. A viszonylag alacsony erőforrásigény azt mutatja, hogy egy </w:t>
-      </w:r>
-      <w:proofErr w:type="spellStart"/>
-      <w:r>
-        <w:rPr>
-          <w:rFonts w:ascii="Arial" w:eastAsia="Arial" w:hAnsi="Arial"/>
-          <w:sz w:val="21"/>
-        </w:rPr>
-        <w:t>gateway</w:t>
-      </w:r>
-      <w:proofErr w:type="spellEnd"/>
-      <w:r>
-        <w:rPr>
-          <w:rFonts w:ascii="Arial" w:eastAsia="Arial" w:hAnsi="Arial"/>
-          <w:sz w:val="21"/>
-        </w:rPr>
-        <w:t xml:space="preserve"> feladatot ellátó </w:t>
-      </w:r>
-      <w:proofErr w:type="spellStart"/>
-      <w:r>
-        <w:rPr>
-          <w:rFonts w:ascii="Arial" w:eastAsia="Arial" w:hAnsi="Arial"/>
-          <w:sz w:val="21"/>
-        </w:rPr>
-        <w:t>RouterOS</w:t>
-      </w:r>
-      <w:proofErr w:type="spellEnd"/>
-      <w:r>
-        <w:rPr>
-          <w:rFonts w:ascii="Arial" w:eastAsia="Arial" w:hAnsi="Arial"/>
-          <w:sz w:val="21"/>
-        </w:rPr>
-        <w:t xml:space="preserve"> alapú rendszer labor környezetben kis hardverigénnyel is működtethető. A két hálózati adapter azért fontos, mert külön kell választani a belső LAN és a külső WAN irányt.</w:t>
-      </w:r>
-    </w:p>
-    <w:p>
-      <w:pPr>
-        <w:jc w:val="center"/>
-      </w:pPr>
-      <w:r>
-        <w:rPr>
-          <w:noProof/>
-        </w:rPr>
-        <w:lastRenderedPageBreak/>
-        <w:drawing>
-          <wp:inline distT="0" distB="0" distL="0" distR="0" wp14:anchorId="338934C9" wp14:editId="31BAE33B">
-            <wp:extent cx="5669280" cy="3015672"/>
-            <wp:effectExtent l="0" t="0" r="0" b="0"/>
-            <wp:docPr id="4" name="Picture 4"/>
-            <wp:cNvGraphicFramePr>
-              <a:graphicFrameLocks xmlns:a="http://schemas.openxmlformats.org/drawingml/2006/main" noChangeAspect="1"/>
-            </wp:cNvGraphicFramePr>
-            <a:graphic xmlns:a="http://schemas.openxmlformats.org/drawingml/2006/main">
-              <a:graphicData uri="http://schemas.openxmlformats.org/drawingml/2006/picture">
-                <pic:pic xmlns:pic="http://schemas.openxmlformats.org/drawingml/2006/picture">
-                  <pic:nvPicPr>
-                    <pic:cNvPr id="0" name="image.png"/>
-                    <pic:cNvPicPr/>
-                  </pic:nvPicPr>
-                  <pic:blipFill>
-                    <a:blip r:embed="rId7"/>
-                    <a:stretch>
-                      <a:fillRect/>
-                    </a:stretch>
-                  </pic:blipFill>
-                  <pic:spPr>
-                    <a:xfrm>
-                      <a:off x="0" y="0"/>
-                      <a:ext cx="5669280" cy="3015672"/>
-                    </a:xfrm>
-                    <a:prstGeom prst="rect">
-                      <a:avLst/>
-                    </a:prstGeom>
-                  </pic:spPr>
-                </pic:pic>
-              </a:graphicData>
-            </a:graphic>
-          </wp:inline>
-        </w:drawing>
-      </w:r>
-    </w:p>
-    <w:p>
-      <w:pPr>
-        <w:spacing w:after="80"/>
-        <w:jc w:val="center"/>
-      </w:pPr>
-      <w:r>
-        <w:rPr>
-          <w:rFonts w:ascii="Arial" w:eastAsia="Arial" w:hAnsi="Arial"/>
-          <w:b/>
-        </w:rPr>
-        <w:t xml:space="preserve">Ábra 4: </w:t>
-      </w:r>
-      <w:proofErr w:type="spellStart"/>
-      <w:r>
-        <w:rPr>
-          <w:rFonts w:ascii="Arial" w:eastAsia="Arial" w:hAnsi="Arial"/>
-          <w:b/>
-        </w:rPr>
-        <w:t>VirtualBox</w:t>
-      </w:r>
-      <w:proofErr w:type="spellEnd"/>
-      <w:r>
-        <w:rPr>
-          <w:rFonts w:ascii="Arial" w:eastAsia="Arial" w:hAnsi="Arial"/>
-          <w:b/>
-        </w:rPr>
-        <w:t xml:space="preserve"> VM beállítás - </w:t>
-      </w:r>
-      <w:proofErr w:type="spellStart"/>
-      <w:r>
-        <w:rPr>
-          <w:rFonts w:ascii="Arial" w:eastAsia="Arial" w:hAnsi="Arial"/>
-          <w:b/>
-        </w:rPr>
-        <w:t>borsode-windows</w:t>
-      </w:r>
-      <w:proofErr w:type="spellEnd"/>
-    </w:p>
-    <w:p>
-      <w:r>
-        <w:rPr>
-          <w:rFonts w:ascii="Arial" w:eastAsia="Arial" w:hAnsi="Arial"/>
-          <w:sz w:val="21"/>
-        </w:rPr>
-        <w:t xml:space="preserve">A Windows Server 2022 virtuális gép nagyobb CPU- és memória-erőforrást kapott, mert a projektben ez képviseli a </w:t>
-      </w:r>
-      <w:proofErr w:type="spellStart"/>
-      <w:r>
-        <w:rPr>
-          <w:rFonts w:ascii="Arial" w:eastAsia="Arial" w:hAnsi="Arial"/>
-          <w:sz w:val="21"/>
-        </w:rPr>
-        <w:t>Borsode</w:t>
-      </w:r>
-      <w:proofErr w:type="spellEnd"/>
-      <w:r>
-        <w:rPr>
-          <w:rFonts w:ascii="Arial" w:eastAsia="Arial" w:hAnsi="Arial"/>
-          <w:sz w:val="21"/>
-        </w:rPr>
-        <w:t xml:space="preserve"> belső szerveres vállalati környezetét. Ennek a gépnek a célja nem csak az, hogy fusson egy Windows rendszer, hanem hogy alapot adjon a központi felhasználókezeléshez, jogosultságkezeléshez, DNS-hez, tartományi működéshez és fájlmegosztáshoz.</w:t>
-      </w:r>
-    </w:p>
-    <w:p>
-      <w:pPr>
-        <w:jc w:val="center"/>
-      </w:pPr>
-      <w:r>
-        <w:rPr>
-          <w:noProof/>
-        </w:rPr>
-        <w:drawing>
-          <wp:inline distT="0" distB="0" distL="0" distR="0" wp14:anchorId="69AC0A99" wp14:editId="081F8A51">
-            <wp:extent cx="5669280" cy="3025765"/>
-            <wp:effectExtent l="0" t="0" r="0" b="0"/>
-            <wp:docPr id="5" name="Picture 5"/>
             <wp:cNvGraphicFramePr>
               <a:graphicFrameLocks xmlns:a="http://schemas.openxmlformats.org/drawingml/2006/main" noChangeAspect="1"/>
             </wp:cNvGraphicFramePr>
@@ -2665,7 +1950,7 @@
                   <pic:spPr>
                     <a:xfrm>
                       <a:off x="0" y="0"/>
-                      <a:ext cx="5669280" cy="3025765"/>
+                      <a:ext cx="5669280" cy="3047007"/>
                     </a:xfrm>
                     <a:prstGeom prst="rect">
                       <a:avLst/>
@@ -2688,33 +1973,8 @@
           <w:rFonts w:ascii="Arial" w:eastAsia="Arial" w:hAnsi="Arial"/>
           <w:b/>
         </w:rPr>
-        <w:t xml:space="preserve">Ábra 5: </w:t>
-      </w:r>
-      <w:proofErr w:type="spellStart"/>
-      <w:r>
-        <w:rPr>
-          <w:rFonts w:ascii="Arial" w:eastAsia="Arial" w:hAnsi="Arial"/>
-          <w:b/>
-        </w:rPr>
-        <w:t>VirtualBox</w:t>
-      </w:r>
-      <w:proofErr w:type="spellEnd"/>
-      <w:r>
-        <w:rPr>
-          <w:rFonts w:ascii="Arial" w:eastAsia="Arial" w:hAnsi="Arial"/>
-          <w:b/>
-        </w:rPr>
-        <w:t xml:space="preserve"> VM beállítás - </w:t>
-      </w:r>
-      <w:proofErr w:type="spellStart"/>
-      <w:r>
-        <w:rPr>
-          <w:rFonts w:ascii="Arial" w:eastAsia="Arial" w:hAnsi="Arial"/>
-          <w:b/>
-        </w:rPr>
-        <w:t>borsode-linux</w:t>
-      </w:r>
-      <w:proofErr w:type="spellEnd"/>
+        <w:t>Ábra 3: VirtualBox VM beállítás - mikrotik-borsode</w:t>
+      </w:r>
     </w:p>
     <w:p>
       <w:r>
@@ -2722,7 +1982,7 @@
           <w:rFonts w:ascii="Arial" w:eastAsia="Arial" w:hAnsi="Arial"/>
           <w:sz w:val="21"/>
         </w:rPr>
-        <w:t xml:space="preserve">A Debian szerver a </w:t>
+        <w:t xml:space="preserve">A képen a MikroTik CHR virtuális gép beállítása látható. A projektben ennek a gépnek az volt a célja, hogy a </w:t>
       </w:r>
       <w:proofErr w:type="spellStart"/>
       <w:r>
@@ -2738,7 +1998,7 @@
           <w:rFonts w:ascii="Arial" w:eastAsia="Arial" w:hAnsi="Arial"/>
           <w:sz w:val="21"/>
         </w:rPr>
-        <w:t xml:space="preserve"> Linux alapú szolgáltatási környezetét jelképezi. A projektben ez a gép alkalmas lehet olyan feladatokra, mint webkiszolgáló, API-kiszolgáló, SSH-</w:t>
+        <w:t xml:space="preserve"> belső hálózatának átjárójaként </w:t>
       </w:r>
       <w:proofErr w:type="spellStart"/>
       <w:r>
@@ -2746,7 +2006,7 @@
           <w:rFonts w:ascii="Arial" w:eastAsia="Arial" w:hAnsi="Arial"/>
           <w:sz w:val="21"/>
         </w:rPr>
-        <w:t>val</w:t>
+        <w:t>működjön</w:t>
       </w:r>
       <w:proofErr w:type="spellEnd"/>
       <w:r>
@@ -2754,30 +2014,39 @@
           <w:rFonts w:ascii="Arial" w:eastAsia="Arial" w:hAnsi="Arial"/>
           <w:sz w:val="21"/>
         </w:rPr>
-        <w:t xml:space="preserve"> távolról menedzselhető szerver vagy egyéb háttérszolgáltatás. A csomagpont működéséhez ez azért </w:t>
-      </w:r>
+        <w:t xml:space="preserve">. A viszonylag alacsony erőforrásigény azt mutatja, hogy egy gateway feladatot ellátó </w:t>
+      </w:r>
+      <w:proofErr w:type="spellStart"/>
       <w:r>
         <w:rPr>
           <w:rFonts w:ascii="Arial" w:eastAsia="Arial" w:hAnsi="Arial"/>
           <w:sz w:val="21"/>
         </w:rPr>
+        <w:t>RouterOS</w:t>
+      </w:r>
+      <w:proofErr w:type="spellEnd"/>
+      <w:r>
+        <w:rPr>
+          <w:rFonts w:ascii="Arial" w:eastAsia="Arial" w:hAnsi="Arial"/>
+          <w:sz w:val="21"/>
+        </w:rPr>
+        <w:t xml:space="preserve"> alapú rendszer labor környezetben kis hardverigénnyel is működtethető. A két hálózati adapter azért fontos, mert külön kell választani a belső LAN és a külső WAN irányt.</w:t>
+      </w:r>
+    </w:p>
+    <w:p>
+      <w:pPr>
+        <w:jc w:val="center"/>
+      </w:pPr>
+      <w:r>
+        <w:rPr>
+          <w:noProof/>
+        </w:rPr>
         <w:lastRenderedPageBreak/>
-        <w:t>kapcsolódik, mert a csomagadatok kezelését végző rendszer szerveroldali eleme akár ilyen Linux környezetben is futhat.</w:t>
-      </w:r>
-    </w:p>
-    <w:p>
-      <w:pPr>
-        <w:jc w:val="center"/>
-      </w:pPr>
-      <w:r>
-        <w:rPr>
-          <w:noProof/>
-        </w:rPr>
         <w:drawing>
-          <wp:inline distT="0" distB="0" distL="0" distR="0" wp14:anchorId="3D0A0D22" wp14:editId="45A6A4AC">
-            <wp:extent cx="4937760" cy="4263578"/>
+          <wp:inline distT="0" distB="0" distL="0" distR="0" wp14:anchorId="338934C9" wp14:editId="31BAE33B">
+            <wp:extent cx="5669280" cy="3015672"/>
             <wp:effectExtent l="0" t="0" r="0" b="0"/>
-            <wp:docPr id="6" name="Picture 6"/>
+            <wp:docPr id="4" name="Picture 4"/>
             <wp:cNvGraphicFramePr>
               <a:graphicFrameLocks xmlns:a="http://schemas.openxmlformats.org/drawingml/2006/main" noChangeAspect="1"/>
             </wp:cNvGraphicFramePr>
@@ -2797,7 +2066,7 @@
                   <pic:spPr>
                     <a:xfrm>
                       <a:off x="0" y="0"/>
-                      <a:ext cx="4937760" cy="4263578"/>
+                      <a:ext cx="5669280" cy="3015672"/>
                     </a:xfrm>
                     <a:prstGeom prst="rect">
                       <a:avLst/>
@@ -2820,7 +2089,7 @@
           <w:rFonts w:ascii="Arial" w:eastAsia="Arial" w:hAnsi="Arial"/>
           <w:b/>
         </w:rPr>
-        <w:t>Ábra 6: Debian telepítő - választott komponensek</w:t>
+        <w:t>Ábra 4: VirtualBox VM beállítás - borsode-windows</w:t>
       </w:r>
     </w:p>
     <w:p>
@@ -2829,7 +2098,7 @@
           <w:rFonts w:ascii="Arial" w:eastAsia="Arial" w:hAnsi="Arial"/>
           <w:sz w:val="21"/>
         </w:rPr>
-        <w:t xml:space="preserve">A Debian telepítés során kijelölt komponensek azt mutatják, hogy a szerver nem csak minimális alaprendszerként lett létrehozva. A web server és SSH server kiválasztása </w:t>
+        <w:t xml:space="preserve">A Windows Server 2022 virtuális gép nagyobb CPU- és memória-erőforrást kapott, mert a projektben ez képviseli a </w:t>
       </w:r>
       <w:proofErr w:type="spellStart"/>
       <w:r>
@@ -2837,7 +2106,7 @@
           <w:rFonts w:ascii="Arial" w:eastAsia="Arial" w:hAnsi="Arial"/>
           <w:sz w:val="21"/>
         </w:rPr>
-        <w:t>projektbeli</w:t>
+        <w:t>Borsode</w:t>
       </w:r>
       <w:proofErr w:type="spellEnd"/>
       <w:r>
@@ -2845,855 +2114,7 @@
           <w:rFonts w:ascii="Arial" w:eastAsia="Arial" w:hAnsi="Arial"/>
           <w:sz w:val="21"/>
         </w:rPr>
-        <w:t xml:space="preserve"> szempontból azért fontos, mert ezekkel a Debian gép képes hálózati szolgáltatást nyújtani, illetve távolról is kezelhetővé válik. Ez a </w:t>
-      </w:r>
-      <w:proofErr w:type="spellStart"/>
-      <w:r>
-        <w:rPr>
-          <w:rFonts w:ascii="Arial" w:eastAsia="Arial" w:hAnsi="Arial"/>
-          <w:sz w:val="21"/>
-        </w:rPr>
-        <w:t>Borsode</w:t>
-      </w:r>
-      <w:proofErr w:type="spellEnd"/>
-      <w:r>
-        <w:rPr>
-          <w:rFonts w:ascii="Arial" w:eastAsia="Arial" w:hAnsi="Arial"/>
-          <w:sz w:val="21"/>
-        </w:rPr>
-        <w:t xml:space="preserve"> rendszerében egy API vagy belső webes felület kiszolgálásának alapja lehet.</w:t>
-      </w:r>
-    </w:p>
-    <w:p>
-      <w:pPr>
-        <w:spacing w:before="240"/>
-      </w:pPr>
-      <w:r>
-        <w:rPr>
-          <w:rFonts w:ascii="Arial" w:eastAsia="Arial" w:hAnsi="Arial"/>
-          <w:b/>
-          <w:sz w:val="36"/>
-        </w:rPr>
-        <w:t xml:space="preserve">5. Windows Server szerepe a </w:t>
-      </w:r>
-      <w:proofErr w:type="spellStart"/>
-      <w:r>
-        <w:rPr>
-          <w:rFonts w:ascii="Arial" w:eastAsia="Arial" w:hAnsi="Arial"/>
-          <w:b/>
-          <w:sz w:val="36"/>
-        </w:rPr>
-        <w:t>Borsode</w:t>
-      </w:r>
-      <w:proofErr w:type="spellEnd"/>
-      <w:r>
-        <w:rPr>
-          <w:rFonts w:ascii="Arial" w:eastAsia="Arial" w:hAnsi="Arial"/>
-          <w:b/>
-          <w:sz w:val="36"/>
-        </w:rPr>
-        <w:t xml:space="preserve"> rendszerében</w:t>
-      </w:r>
-    </w:p>
-    <w:p>
-      <w:pPr>
-        <w:spacing w:after="120"/>
-        <w:ind w:firstLine="283"/>
-      </w:pPr>
-      <w:r>
-        <w:rPr>
-          <w:rFonts w:ascii="Arial" w:eastAsia="Arial" w:hAnsi="Arial"/>
-        </w:rPr>
-        <w:t xml:space="preserve">A projektben létrehozott Windows Server célja az volt, hogy a </w:t>
-      </w:r>
-      <w:proofErr w:type="spellStart"/>
-      <w:r>
-        <w:rPr>
-          <w:rFonts w:ascii="Arial" w:eastAsia="Arial" w:hAnsi="Arial"/>
-        </w:rPr>
-        <w:t>Borsode</w:t>
-      </w:r>
-      <w:proofErr w:type="spellEnd"/>
-      <w:r>
-        <w:rPr>
-          <w:rFonts w:ascii="Arial" w:eastAsia="Arial" w:hAnsi="Arial"/>
-        </w:rPr>
-        <w:t xml:space="preserve"> Csomagpont Kft. számára biztosítsa a központi felhasználókezelést, a jogosultságok rendezett kezelését, valamint a belső erőforrások biztonságos elérését. A Windows Server így nem önmagában szerepel a dokumentációban, hanem a cég belső működésének egyik alapját adja.</w:t>
-      </w:r>
-    </w:p>
-    <w:p>
-      <w:pPr>
-        <w:spacing w:after="120"/>
-        <w:ind w:firstLine="283"/>
-      </w:pPr>
-      <w:r>
-        <w:rPr>
-          <w:rFonts w:ascii="Arial" w:eastAsia="Arial" w:hAnsi="Arial"/>
-        </w:rPr>
-        <w:t xml:space="preserve">Egy csomagpont működésében többféle dolgozói szerepkör képzelhető el: ügyfélszolgálat, raktári dolgozó, adminisztrátor, vezető vagy informatikai üzemeltető. Ezeknek a szerepköröknek nem ugyanazokhoz az adatokhoz és mappákhoz kell hozzáférniük. A projektben a Windows </w:t>
-      </w:r>
-      <w:r>
-        <w:rPr>
-          <w:rFonts w:ascii="Arial" w:eastAsia="Arial" w:hAnsi="Arial"/>
-        </w:rPr>
-        <w:lastRenderedPageBreak/>
-        <w:t>Server szerepe ezért az, hogy a felhasználók és jogosultságok központilag kezelhetők legyenek, ne pedig minden gépen külön-külön, kézzel kelljen beállítani őket.</w:t>
-      </w:r>
-    </w:p>
-    <w:p>
-      <w:pPr>
-        <w:spacing w:after="120"/>
-        <w:ind w:firstLine="283"/>
-      </w:pPr>
-      <w:r>
-        <w:rPr>
-          <w:rFonts w:ascii="Arial" w:eastAsia="Arial" w:hAnsi="Arial"/>
-        </w:rPr>
-        <w:t xml:space="preserve">A központi felhasználókezelés </w:t>
-      </w:r>
-      <w:proofErr w:type="spellStart"/>
-      <w:r>
-        <w:rPr>
-          <w:rFonts w:ascii="Arial" w:eastAsia="Arial" w:hAnsi="Arial"/>
-        </w:rPr>
-        <w:t>projektbeli</w:t>
-      </w:r>
-      <w:proofErr w:type="spellEnd"/>
-      <w:r>
-        <w:rPr>
-          <w:rFonts w:ascii="Arial" w:eastAsia="Arial" w:hAnsi="Arial"/>
-        </w:rPr>
-        <w:t xml:space="preserve"> jelentősége abban áll, hogy a </w:t>
-      </w:r>
-      <w:proofErr w:type="spellStart"/>
-      <w:r>
-        <w:rPr>
-          <w:rFonts w:ascii="Arial" w:eastAsia="Arial" w:hAnsi="Arial"/>
-        </w:rPr>
-        <w:t>Borsode</w:t>
-      </w:r>
-      <w:proofErr w:type="spellEnd"/>
-      <w:r>
-        <w:rPr>
-          <w:rFonts w:ascii="Arial" w:eastAsia="Arial" w:hAnsi="Arial"/>
-        </w:rPr>
-        <w:t xml:space="preserve"> belső rendszerében a dolgozók azonosítható módon férhetnek hozzá a szolgáltatásokhoz. Ez nem csak kényelmi kérdés, hanem biztonsági szempont is: ha egy dolgozó hozzáférése megszűnik vagy változik a munkaköre, akkor a jogosultság módosítása központilag elvégezhető.</w:t>
-      </w:r>
-    </w:p>
-    <w:p>
-      <w:pPr>
-        <w:spacing w:before="160"/>
-      </w:pPr>
-      <w:r>
-        <w:rPr>
-          <w:rFonts w:ascii="Arial" w:eastAsia="Arial" w:hAnsi="Arial"/>
-          <w:b/>
-          <w:sz w:val="30"/>
-        </w:rPr>
-        <w:t>Windows Serverhez kapcsolódó célok</w:t>
-      </w:r>
-    </w:p>
-    <w:p>
-      <w:pPr>
-        <w:spacing w:after="80"/>
-        <w:ind w:left="283" w:hanging="142"/>
-      </w:pPr>
-      <w:r>
-        <w:rPr>
-          <w:rFonts w:ascii="Arial" w:eastAsia="Arial" w:hAnsi="Arial"/>
-        </w:rPr>
-        <w:t xml:space="preserve">· a </w:t>
-      </w:r>
-      <w:proofErr w:type="spellStart"/>
-      <w:r>
-        <w:rPr>
-          <w:rFonts w:ascii="Arial" w:eastAsia="Arial" w:hAnsi="Arial"/>
-        </w:rPr>
-        <w:t>Borsode</w:t>
-      </w:r>
-      <w:proofErr w:type="spellEnd"/>
-      <w:r>
-        <w:rPr>
-          <w:rFonts w:ascii="Arial" w:eastAsia="Arial" w:hAnsi="Arial"/>
-        </w:rPr>
-        <w:t xml:space="preserve"> belső dolgozóinak és felhasználói fiókjainak központi kezelése;</w:t>
-      </w:r>
-    </w:p>
-    <w:p>
-      <w:pPr>
-        <w:spacing w:after="80"/>
-        <w:ind w:left="283" w:hanging="142"/>
-      </w:pPr>
-      <w:r>
-        <w:rPr>
-          <w:rFonts w:ascii="Arial" w:eastAsia="Arial" w:hAnsi="Arial"/>
-        </w:rPr>
-        <w:t>· jogosultságok kialakítása a céges adatok és megosztások védelmére;</w:t>
-      </w:r>
-    </w:p>
-    <w:p>
-      <w:pPr>
-        <w:spacing w:after="80"/>
-        <w:ind w:left="283" w:hanging="142"/>
-      </w:pPr>
-      <w:r>
-        <w:rPr>
-          <w:rFonts w:ascii="Arial" w:eastAsia="Arial" w:hAnsi="Arial"/>
-        </w:rPr>
-        <w:t>· belső névfeloldás és tartományi működés előkészítése;</w:t>
-      </w:r>
-    </w:p>
-    <w:p>
-      <w:pPr>
-        <w:spacing w:after="80"/>
-        <w:ind w:left="283" w:hanging="142"/>
-      </w:pPr>
-      <w:r>
-        <w:rPr>
-          <w:rFonts w:ascii="Arial" w:eastAsia="Arial" w:hAnsi="Arial"/>
-        </w:rPr>
-        <w:t>· megosztott mappák létrehozása a dokumentumok, tesztfájlok és munkafájlok számára;</w:t>
-      </w:r>
-    </w:p>
-    <w:p>
-      <w:pPr>
-        <w:spacing w:after="80"/>
-        <w:ind w:left="283" w:hanging="142"/>
-      </w:pPr>
-      <w:r>
-        <w:rPr>
-          <w:rFonts w:ascii="Arial" w:eastAsia="Arial" w:hAnsi="Arial"/>
-        </w:rPr>
-        <w:t>· a céges informatikai környezet Windows alapú oldalának bemutatása.</w:t>
-      </w:r>
-    </w:p>
-    <w:p>
-      <w:pPr>
-        <w:spacing w:before="160"/>
-      </w:pPr>
-      <w:r>
-        <w:rPr>
-          <w:rFonts w:ascii="Arial" w:eastAsia="Arial" w:hAnsi="Arial"/>
-          <w:b/>
-          <w:sz w:val="30"/>
-        </w:rPr>
-        <w:t>A megosztott mappák szerepe</w:t>
-      </w:r>
-    </w:p>
-    <w:p>
-      <w:pPr>
-        <w:spacing w:after="120"/>
-        <w:ind w:firstLine="283"/>
-      </w:pPr>
-      <w:r>
-        <w:rPr>
-          <w:rFonts w:ascii="Arial" w:eastAsia="Arial" w:hAnsi="Arial"/>
-        </w:rPr>
-        <w:t xml:space="preserve">A projektben létrehozott megosztás célja az volt, hogy a </w:t>
-      </w:r>
-      <w:proofErr w:type="spellStart"/>
-      <w:r>
-        <w:rPr>
-          <w:rFonts w:ascii="Arial" w:eastAsia="Arial" w:hAnsi="Arial"/>
-        </w:rPr>
-        <w:t>Borsode</w:t>
-      </w:r>
-      <w:proofErr w:type="spellEnd"/>
-      <w:r>
-        <w:rPr>
-          <w:rFonts w:ascii="Arial" w:eastAsia="Arial" w:hAnsi="Arial"/>
-        </w:rPr>
-        <w:t xml:space="preserve"> belső hálózatán legyen egy olyan központi hely, ahol a felhasználók a jogosultságaiknak megfelelően fájlokat érhetnek el. Egy csomagpont esetében ilyen megosztásban lehetnek belső dokumentumok, műszakbeosztások, csomagkezelési segédletek, sablonok vagy exportált adatok.</w:t>
-      </w:r>
-    </w:p>
-    <w:p>
-      <w:pPr>
-        <w:spacing w:after="120"/>
-        <w:ind w:firstLine="283"/>
-      </w:pPr>
-      <w:r>
-        <w:rPr>
-          <w:rFonts w:ascii="Arial" w:eastAsia="Arial" w:hAnsi="Arial"/>
-        </w:rPr>
-        <w:t xml:space="preserve">A megosztásnál nem csak az számít, hogy a mappa látható legyen a hálózaton, hanem az is, hogy ki mit tehet benne. A jogosultságkezelés célja, hogy a felhasználó csak ahhoz férjen hozzá, ami a munkájához szükséges. Ez a projektben a </w:t>
-      </w:r>
-      <w:proofErr w:type="spellStart"/>
-      <w:r>
-        <w:rPr>
-          <w:rFonts w:ascii="Arial" w:eastAsia="Arial" w:hAnsi="Arial"/>
-        </w:rPr>
-        <w:t>Borsode</w:t>
-      </w:r>
-      <w:proofErr w:type="spellEnd"/>
-      <w:r>
-        <w:rPr>
-          <w:rFonts w:ascii="Arial" w:eastAsia="Arial" w:hAnsi="Arial"/>
-        </w:rPr>
-        <w:t xml:space="preserve"> adatainak védelmét és a belső működés rendezettebbé tételét modellezi.</w:t>
-      </w:r>
-    </w:p>
-    <w:p>
-      <w:pPr>
-        <w:spacing w:before="160"/>
-      </w:pPr>
-      <w:proofErr w:type="spellStart"/>
-      <w:r>
-        <w:rPr>
-          <w:rFonts w:ascii="Arial" w:eastAsia="Arial" w:hAnsi="Arial"/>
-          <w:b/>
-          <w:sz w:val="30"/>
-        </w:rPr>
-        <w:t>Active</w:t>
-      </w:r>
-      <w:proofErr w:type="spellEnd"/>
-      <w:r>
-        <w:rPr>
-          <w:rFonts w:ascii="Arial" w:eastAsia="Arial" w:hAnsi="Arial"/>
-          <w:b/>
-          <w:sz w:val="30"/>
-        </w:rPr>
-        <w:t xml:space="preserve"> </w:t>
-      </w:r>
-      <w:proofErr w:type="spellStart"/>
-      <w:r>
-        <w:rPr>
-          <w:rFonts w:ascii="Arial" w:eastAsia="Arial" w:hAnsi="Arial"/>
-          <w:b/>
-          <w:sz w:val="30"/>
-        </w:rPr>
-        <w:t>Directory</w:t>
-      </w:r>
-      <w:proofErr w:type="spellEnd"/>
-      <w:r>
-        <w:rPr>
-          <w:rFonts w:ascii="Arial" w:eastAsia="Arial" w:hAnsi="Arial"/>
-          <w:b/>
-          <w:sz w:val="30"/>
-        </w:rPr>
-        <w:t xml:space="preserve"> és DNS </w:t>
-      </w:r>
-      <w:proofErr w:type="spellStart"/>
-      <w:r>
-        <w:rPr>
-          <w:rFonts w:ascii="Arial" w:eastAsia="Arial" w:hAnsi="Arial"/>
-          <w:b/>
-          <w:sz w:val="30"/>
-        </w:rPr>
-        <w:t>projektbeli</w:t>
-      </w:r>
-      <w:proofErr w:type="spellEnd"/>
-      <w:r>
-        <w:rPr>
-          <w:rFonts w:ascii="Arial" w:eastAsia="Arial" w:hAnsi="Arial"/>
-          <w:b/>
-          <w:sz w:val="30"/>
-        </w:rPr>
-        <w:t xml:space="preserve"> szerepe</w:t>
-      </w:r>
-    </w:p>
-    <w:p>
-      <w:pPr>
-        <w:spacing w:after="120"/>
-        <w:ind w:firstLine="283"/>
-      </w:pPr>
-      <w:r>
-        <w:rPr>
-          <w:rFonts w:ascii="Arial" w:eastAsia="Arial" w:hAnsi="Arial"/>
-        </w:rPr>
-        <w:t xml:space="preserve">Az </w:t>
-      </w:r>
-      <w:proofErr w:type="spellStart"/>
-      <w:r>
-        <w:rPr>
-          <w:rFonts w:ascii="Arial" w:eastAsia="Arial" w:hAnsi="Arial"/>
-        </w:rPr>
-        <w:t>Active</w:t>
-      </w:r>
-      <w:proofErr w:type="spellEnd"/>
-      <w:r>
-        <w:rPr>
-          <w:rFonts w:ascii="Arial" w:eastAsia="Arial" w:hAnsi="Arial"/>
-        </w:rPr>
-        <w:t xml:space="preserve"> </w:t>
-      </w:r>
-      <w:proofErr w:type="spellStart"/>
-      <w:r>
-        <w:rPr>
-          <w:rFonts w:ascii="Arial" w:eastAsia="Arial" w:hAnsi="Arial"/>
-        </w:rPr>
-        <w:t>Directory</w:t>
-      </w:r>
-      <w:proofErr w:type="spellEnd"/>
-      <w:r>
-        <w:rPr>
-          <w:rFonts w:ascii="Arial" w:eastAsia="Arial" w:hAnsi="Arial"/>
-        </w:rPr>
-        <w:t xml:space="preserve"> a projektben a központi címtárszolgáltatás szerepét tölti be. A címtár lényege, hogy a felhasználók, csoportok, gépek és jogosultságok egy központi rendszerben kezelhetők. A </w:t>
-      </w:r>
-      <w:proofErr w:type="spellStart"/>
-      <w:r>
-        <w:rPr>
-          <w:rFonts w:ascii="Arial" w:eastAsia="Arial" w:hAnsi="Arial"/>
-        </w:rPr>
-        <w:t>Borsode</w:t>
-      </w:r>
-      <w:proofErr w:type="spellEnd"/>
-      <w:r>
-        <w:rPr>
-          <w:rFonts w:ascii="Arial" w:eastAsia="Arial" w:hAnsi="Arial"/>
-        </w:rPr>
-        <w:t xml:space="preserve"> szempontjából ez azt jelenti, hogy a cég informatikai működése nem szétszórt helyi beállításokra, hanem egy központilag menedzselt rendszerre épülhet.</w:t>
-      </w:r>
-    </w:p>
-    <w:p>
-      <w:pPr>
-        <w:spacing w:after="120"/>
-        <w:ind w:firstLine="283"/>
-      </w:pPr>
-      <w:r>
-        <w:rPr>
-          <w:rFonts w:ascii="Arial" w:eastAsia="Arial" w:hAnsi="Arial"/>
-        </w:rPr>
-        <w:t xml:space="preserve">A belső DNS zóna célja az, hogy a belső hálózaton lévő szervereket és szolgáltatásokat név alapján is el lehessen érni. Ez a gyakorlatban sokkal kezelhetőbb, mint mindenhol IP-címeket használni. A </w:t>
-      </w:r>
-      <w:proofErr w:type="spellStart"/>
-      <w:r>
-        <w:rPr>
-          <w:rFonts w:ascii="Arial" w:eastAsia="Arial" w:hAnsi="Arial"/>
-        </w:rPr>
-        <w:t>Borsode</w:t>
-      </w:r>
-      <w:proofErr w:type="spellEnd"/>
-      <w:r>
-        <w:rPr>
-          <w:rFonts w:ascii="Arial" w:eastAsia="Arial" w:hAnsi="Arial"/>
-        </w:rPr>
-        <w:t xml:space="preserve"> rendszerében például a belső szolgáltatások nevei könnyebben megjegyezhetők és üzemeltethetők, ha a névfeloldás megfelelően működik.</w:t>
-      </w:r>
-    </w:p>
-    <w:p>
-      <w:pPr>
-        <w:spacing w:before="240"/>
-      </w:pPr>
-      <w:r>
-        <w:rPr>
-          <w:rFonts w:ascii="Arial" w:eastAsia="Arial" w:hAnsi="Arial"/>
-          <w:b/>
-          <w:sz w:val="36"/>
-        </w:rPr>
-        <w:t>6. Debian Linux szerver szerepe</w:t>
-      </w:r>
-    </w:p>
-    <w:p>
-      <w:pPr>
-        <w:spacing w:after="120"/>
-        <w:ind w:firstLine="283"/>
-      </w:pPr>
-      <w:r>
-        <w:rPr>
-          <w:rFonts w:ascii="Arial" w:eastAsia="Arial" w:hAnsi="Arial"/>
-        </w:rPr>
-        <w:t xml:space="preserve">A projektben létrehozott Debian szerver célja az volt, hogy a </w:t>
-      </w:r>
-      <w:proofErr w:type="spellStart"/>
-      <w:r>
-        <w:rPr>
-          <w:rFonts w:ascii="Arial" w:eastAsia="Arial" w:hAnsi="Arial"/>
-        </w:rPr>
-        <w:t>Borsode</w:t>
-      </w:r>
-      <w:proofErr w:type="spellEnd"/>
-      <w:r>
-        <w:rPr>
-          <w:rFonts w:ascii="Arial" w:eastAsia="Arial" w:hAnsi="Arial"/>
-        </w:rPr>
-        <w:t xml:space="preserve"> Csomagpont Kft. számára egy Linux alapú kiszolgálói környezetet biztosítson. Ez a környezet alkalmas lehet webes szolgáltatások, API-k vagy egyéb háttérrendszerek futtatására. A Debian szerver szerepe ezért közvetlenül kapcsolódik a cég csomagkezelő és nyomon követő rendszeréhez.</w:t>
-      </w:r>
-    </w:p>
-    <w:p>
-      <w:pPr>
-        <w:spacing w:after="120"/>
-        <w:ind w:firstLine="283"/>
-      </w:pPr>
-      <w:r>
-        <w:rPr>
-          <w:rFonts w:ascii="Arial" w:eastAsia="Arial" w:hAnsi="Arial"/>
-        </w:rPr>
-        <w:lastRenderedPageBreak/>
-        <w:t xml:space="preserve">A </w:t>
-      </w:r>
-      <w:proofErr w:type="spellStart"/>
-      <w:r>
-        <w:rPr>
-          <w:rFonts w:ascii="Arial" w:eastAsia="Arial" w:hAnsi="Arial"/>
-        </w:rPr>
-        <w:t>Borsode</w:t>
-      </w:r>
-      <w:proofErr w:type="spellEnd"/>
-      <w:r>
-        <w:rPr>
-          <w:rFonts w:ascii="Arial" w:eastAsia="Arial" w:hAnsi="Arial"/>
-        </w:rPr>
-        <w:t xml:space="preserve"> működésében az API jelenti azt a kapcsolódási pontot, amelyen keresztül a csomagadatok kezelhetők. Egy ilyen szolgáltatás mögött általában szükség van szerveroldali környezetre, amely fogadja a kéréseket, feldolgozza az adatokat, és válaszokat ad a kliensalkalmazásoknak. A Debian szerver ezt a szerveroldali szerepet modellezi a projektben.</w:t>
-      </w:r>
-    </w:p>
-    <w:p>
-      <w:pPr>
-        <w:spacing w:after="120"/>
-        <w:ind w:firstLine="283"/>
-      </w:pPr>
-      <w:r>
-        <w:rPr>
-          <w:rFonts w:ascii="Arial" w:eastAsia="Arial" w:hAnsi="Arial"/>
-        </w:rPr>
-        <w:t>Az SSH szerver telepítésének célja az volt, hogy a Debian gép távolról is kezelhető legyen. Ez üzemeltetési szempontból fontos, mert egy valódi szervernél nem mindig közvetlenül a gép előtt ülve végzünk karbantartást. A projektben az SSH a távoli adminisztráció lehetőségét mutatja be.</w:t>
-      </w:r>
-    </w:p>
-    <w:p>
-      <w:pPr>
-        <w:spacing w:after="120"/>
-        <w:ind w:firstLine="283"/>
-      </w:pPr>
-      <w:r>
-        <w:rPr>
-          <w:rFonts w:ascii="Arial" w:eastAsia="Arial" w:hAnsi="Arial"/>
-        </w:rPr>
-        <w:t xml:space="preserve">A web server komponens kiválasztása azt jelzi, hogy a Debian gép nem csak kliensgép, hanem szolgáltatást nyújtó szerver. A </w:t>
-      </w:r>
-      <w:proofErr w:type="spellStart"/>
-      <w:r>
-        <w:rPr>
-          <w:rFonts w:ascii="Arial" w:eastAsia="Arial" w:hAnsi="Arial"/>
-        </w:rPr>
-        <w:t>Borsode</w:t>
-      </w:r>
-      <w:proofErr w:type="spellEnd"/>
-      <w:r>
-        <w:rPr>
-          <w:rFonts w:ascii="Arial" w:eastAsia="Arial" w:hAnsi="Arial"/>
-        </w:rPr>
-        <w:t xml:space="preserve"> szempontjából ez lehet például egy belső webes felület, egy csomagkövető API tesztkörnyezete vagy egy későbbi alkalmazásszerver alapja.</w:t>
-      </w:r>
-    </w:p>
-    <w:p>
-      <w:pPr>
-        <w:spacing w:before="160"/>
-      </w:pPr>
-      <w:r>
-        <w:rPr>
-          <w:rFonts w:ascii="Arial" w:eastAsia="Arial" w:hAnsi="Arial"/>
-          <w:b/>
-          <w:sz w:val="30"/>
-        </w:rPr>
-        <w:t>Debian szerverhez kapcsolódó célok</w:t>
-      </w:r>
-    </w:p>
-    <w:p>
-      <w:pPr>
-        <w:spacing w:after="80"/>
-        <w:ind w:left="283" w:hanging="142"/>
-      </w:pPr>
-      <w:r>
-        <w:rPr>
-          <w:rFonts w:ascii="Arial" w:eastAsia="Arial" w:hAnsi="Arial"/>
-        </w:rPr>
-        <w:t>· Linux alapú szerveroldali környezet biztosítása;</w:t>
-      </w:r>
-    </w:p>
-    <w:p>
-      <w:pPr>
-        <w:spacing w:after="80"/>
-        <w:ind w:left="283" w:hanging="142"/>
-      </w:pPr>
-      <w:r>
-        <w:rPr>
-          <w:rFonts w:ascii="Arial" w:eastAsia="Arial" w:hAnsi="Arial"/>
-        </w:rPr>
-        <w:t>· webes vagy API-jellegű szolgáltatások futtatásának előkészítése;</w:t>
-      </w:r>
-    </w:p>
-    <w:p>
-      <w:pPr>
-        <w:spacing w:after="80"/>
-        <w:ind w:left="283" w:hanging="142"/>
-      </w:pPr>
-      <w:r>
-        <w:rPr>
-          <w:rFonts w:ascii="Arial" w:eastAsia="Arial" w:hAnsi="Arial"/>
-        </w:rPr>
-        <w:t>· távoli adminisztráció lehetővé tétele SSH segítségével;</w:t>
-      </w:r>
-    </w:p>
-    <w:p>
-      <w:pPr>
-        <w:spacing w:after="80"/>
-        <w:ind w:left="283" w:hanging="142"/>
-      </w:pPr>
-      <w:r>
-        <w:rPr>
-          <w:rFonts w:ascii="Arial" w:eastAsia="Arial" w:hAnsi="Arial"/>
-        </w:rPr>
-        <w:t xml:space="preserve">· a </w:t>
-      </w:r>
-      <w:proofErr w:type="spellStart"/>
-      <w:r>
-        <w:rPr>
-          <w:rFonts w:ascii="Arial" w:eastAsia="Arial" w:hAnsi="Arial"/>
-        </w:rPr>
-        <w:t>Borsode</w:t>
-      </w:r>
-      <w:proofErr w:type="spellEnd"/>
-      <w:r>
-        <w:rPr>
-          <w:rFonts w:ascii="Arial" w:eastAsia="Arial" w:hAnsi="Arial"/>
-        </w:rPr>
-        <w:t xml:space="preserve"> csomagkövetési logikájához illeszkedő háttérrendszer modellezése;</w:t>
-      </w:r>
-    </w:p>
-    <w:p>
-      <w:pPr>
-        <w:spacing w:after="80"/>
-        <w:ind w:left="283" w:hanging="142"/>
-      </w:pPr>
-      <w:r>
-        <w:rPr>
-          <w:rFonts w:ascii="Arial" w:eastAsia="Arial" w:hAnsi="Arial"/>
-        </w:rPr>
-        <w:t>· a Windows alapú és Linux alapú szerverkörnyezet együttes bemutatása.</w:t>
-      </w:r>
-    </w:p>
-    <w:p>
-      <w:pPr>
-        <w:spacing w:before="240"/>
-      </w:pPr>
-      <w:r>
-        <w:rPr>
-          <w:rFonts w:ascii="Arial" w:eastAsia="Arial" w:hAnsi="Arial"/>
-          <w:b/>
-          <w:sz w:val="36"/>
-        </w:rPr>
-        <w:t xml:space="preserve">7. </w:t>
-      </w:r>
-      <w:proofErr w:type="spellStart"/>
-      <w:r>
-        <w:rPr>
-          <w:rFonts w:ascii="Arial" w:eastAsia="Arial" w:hAnsi="Arial"/>
-          <w:b/>
-          <w:sz w:val="36"/>
-        </w:rPr>
-        <w:t>MikroTik</w:t>
-      </w:r>
-      <w:proofErr w:type="spellEnd"/>
-      <w:r>
-        <w:rPr>
-          <w:rFonts w:ascii="Arial" w:eastAsia="Arial" w:hAnsi="Arial"/>
-          <w:b/>
-          <w:sz w:val="36"/>
-        </w:rPr>
-        <w:t xml:space="preserve"> CHR </w:t>
-      </w:r>
-      <w:proofErr w:type="spellStart"/>
-      <w:r>
-        <w:rPr>
-          <w:rFonts w:ascii="Arial" w:eastAsia="Arial" w:hAnsi="Arial"/>
-          <w:b/>
-          <w:sz w:val="36"/>
-        </w:rPr>
-        <w:t>gateway</w:t>
-      </w:r>
-      <w:proofErr w:type="spellEnd"/>
-      <w:r>
-        <w:rPr>
-          <w:rFonts w:ascii="Arial" w:eastAsia="Arial" w:hAnsi="Arial"/>
-          <w:b/>
-          <w:sz w:val="36"/>
-        </w:rPr>
-        <w:t xml:space="preserve"> szerepe</w:t>
-      </w:r>
-    </w:p>
-    <w:p>
-      <w:pPr>
-        <w:spacing w:after="120"/>
-        <w:ind w:firstLine="283"/>
-      </w:pPr>
-      <w:r>
-        <w:rPr>
-          <w:rFonts w:ascii="Arial" w:eastAsia="Arial" w:hAnsi="Arial"/>
-        </w:rPr>
-        <w:t xml:space="preserve">A projektben létrehozott </w:t>
-      </w:r>
-      <w:proofErr w:type="spellStart"/>
-      <w:r>
-        <w:rPr>
-          <w:rFonts w:ascii="Arial" w:eastAsia="Arial" w:hAnsi="Arial"/>
-        </w:rPr>
-        <w:t>MikroTik</w:t>
-      </w:r>
-      <w:proofErr w:type="spellEnd"/>
-      <w:r>
-        <w:rPr>
-          <w:rFonts w:ascii="Arial" w:eastAsia="Arial" w:hAnsi="Arial"/>
-        </w:rPr>
-        <w:t xml:space="preserve"> CHR feladata az volt, hogy a </w:t>
-      </w:r>
-      <w:proofErr w:type="spellStart"/>
-      <w:r>
-        <w:rPr>
-          <w:rFonts w:ascii="Arial" w:eastAsia="Arial" w:hAnsi="Arial"/>
-        </w:rPr>
-        <w:t>Borsode</w:t>
-      </w:r>
-      <w:proofErr w:type="spellEnd"/>
-      <w:r>
-        <w:rPr>
-          <w:rFonts w:ascii="Arial" w:eastAsia="Arial" w:hAnsi="Arial"/>
-        </w:rPr>
-        <w:t xml:space="preserve"> belső hálózatának átjárójaként </w:t>
-      </w:r>
-      <w:proofErr w:type="spellStart"/>
-      <w:r>
-        <w:rPr>
-          <w:rFonts w:ascii="Arial" w:eastAsia="Arial" w:hAnsi="Arial"/>
-        </w:rPr>
-        <w:t>működjön</w:t>
-      </w:r>
-      <w:proofErr w:type="spellEnd"/>
-      <w:r>
-        <w:rPr>
-          <w:rFonts w:ascii="Arial" w:eastAsia="Arial" w:hAnsi="Arial"/>
-        </w:rPr>
-        <w:t>. Ezen keresztül biztosítottuk a belső gépek IP-cím kiosztását, a hálózaton belüli alap kommunikációt, valamint a külső hálózat felé történő internetelérést NAT segítségével.</w:t>
-      </w:r>
-    </w:p>
-    <w:p>
-      <w:pPr>
-        <w:spacing w:after="120"/>
-        <w:ind w:firstLine="283"/>
-      </w:pPr>
-      <w:r>
-        <w:rPr>
-          <w:rFonts w:ascii="Arial" w:eastAsia="Arial" w:hAnsi="Arial"/>
-        </w:rPr>
-        <w:t xml:space="preserve">A </w:t>
-      </w:r>
-      <w:proofErr w:type="spellStart"/>
-      <w:r>
-        <w:rPr>
-          <w:rFonts w:ascii="Arial" w:eastAsia="Arial" w:hAnsi="Arial"/>
-        </w:rPr>
-        <w:t>MikroTik</w:t>
-      </w:r>
-      <w:proofErr w:type="spellEnd"/>
-      <w:r>
-        <w:rPr>
-          <w:rFonts w:ascii="Arial" w:eastAsia="Arial" w:hAnsi="Arial"/>
-        </w:rPr>
-        <w:t xml:space="preserve"> a projektben a belső és külső hálózat közötti határpontot képviseli. Ez azért fontos, mert a </w:t>
-      </w:r>
-      <w:proofErr w:type="spellStart"/>
-      <w:r>
-        <w:rPr>
-          <w:rFonts w:ascii="Arial" w:eastAsia="Arial" w:hAnsi="Arial"/>
-        </w:rPr>
-        <w:t>Borsode</w:t>
-      </w:r>
-      <w:proofErr w:type="spellEnd"/>
-      <w:r>
-        <w:rPr>
-          <w:rFonts w:ascii="Arial" w:eastAsia="Arial" w:hAnsi="Arial"/>
-        </w:rPr>
-        <w:t xml:space="preserve"> belső szerverei és kliensei nem közvetlenül a külső hálózathoz kapcsolódnak, hanem egy </w:t>
-      </w:r>
-      <w:proofErr w:type="spellStart"/>
-      <w:r>
-        <w:rPr>
-          <w:rFonts w:ascii="Arial" w:eastAsia="Arial" w:hAnsi="Arial"/>
-        </w:rPr>
-        <w:t>gateway</w:t>
-      </w:r>
-      <w:proofErr w:type="spellEnd"/>
-      <w:r>
-        <w:rPr>
-          <w:rFonts w:ascii="Arial" w:eastAsia="Arial" w:hAnsi="Arial"/>
-        </w:rPr>
-        <w:t xml:space="preserve"> eszközön keresztül. Így a forgalom kezelhetőbb, átláthatóbb és jobban szabályozható.</w:t>
-      </w:r>
-    </w:p>
-    <w:p>
-      <w:pPr>
-        <w:spacing w:before="160"/>
-      </w:pPr>
-      <w:proofErr w:type="spellStart"/>
-      <w:r>
-        <w:rPr>
-          <w:rFonts w:ascii="Arial" w:eastAsia="Arial" w:hAnsi="Arial"/>
-          <w:b/>
-          <w:sz w:val="30"/>
-        </w:rPr>
-        <w:t>Bridge</w:t>
-      </w:r>
-      <w:proofErr w:type="spellEnd"/>
-      <w:r>
-        <w:rPr>
-          <w:rFonts w:ascii="Arial" w:eastAsia="Arial" w:hAnsi="Arial"/>
-          <w:b/>
-          <w:sz w:val="30"/>
-        </w:rPr>
-        <w:t xml:space="preserve"> és LAN oldal</w:t>
-      </w:r>
-    </w:p>
-    <w:p>
-      <w:pPr>
-        <w:spacing w:after="120"/>
-        <w:ind w:firstLine="283"/>
-      </w:pPr>
-      <w:r>
-        <w:rPr>
-          <w:rFonts w:ascii="Arial" w:eastAsia="Arial" w:hAnsi="Arial"/>
-        </w:rPr>
-        <w:t xml:space="preserve">A bridge1 interfész célja az volt, hogy a </w:t>
-      </w:r>
-      <w:proofErr w:type="spellStart"/>
-      <w:r>
-        <w:rPr>
-          <w:rFonts w:ascii="Arial" w:eastAsia="Arial" w:hAnsi="Arial"/>
-        </w:rPr>
-        <w:t>Borsode</w:t>
-      </w:r>
-      <w:proofErr w:type="spellEnd"/>
-      <w:r>
-        <w:rPr>
-          <w:rFonts w:ascii="Arial" w:eastAsia="Arial" w:hAnsi="Arial"/>
-        </w:rPr>
-        <w:t xml:space="preserve"> belső LAN oldali kommunikációja egy logikai hálózati egységbe kerüljön. A </w:t>
-      </w:r>
-      <w:proofErr w:type="spellStart"/>
-      <w:r>
-        <w:rPr>
-          <w:rFonts w:ascii="Arial" w:eastAsia="Arial" w:hAnsi="Arial"/>
-        </w:rPr>
-        <w:t>bridge</w:t>
-      </w:r>
-      <w:proofErr w:type="spellEnd"/>
-      <w:r>
-        <w:rPr>
-          <w:rFonts w:ascii="Arial" w:eastAsia="Arial" w:hAnsi="Arial"/>
-        </w:rPr>
-        <w:t xml:space="preserve"> lényege, hogy több fizikai vagy virtuális interfészt egy közös </w:t>
-      </w:r>
-      <w:proofErr w:type="spellStart"/>
-      <w:r>
-        <w:rPr>
-          <w:rFonts w:ascii="Arial" w:eastAsia="Arial" w:hAnsi="Arial"/>
-        </w:rPr>
-        <w:t>Layer</w:t>
-      </w:r>
-      <w:proofErr w:type="spellEnd"/>
-      <w:r>
-        <w:rPr>
-          <w:rFonts w:ascii="Arial" w:eastAsia="Arial" w:hAnsi="Arial"/>
-        </w:rPr>
-        <w:t xml:space="preserve"> 2 szegmensbe lehet szervezni. A projektben ez azt jelentette, hogy a LAN oldali interfész a belső hálózat részeként működött.</w:t>
+        <w:t xml:space="preserve"> belső szerveres vállalati környezetét. Ennek a gépnek a célja nem csak az, hogy fusson egy Windows rendszer, hanem hogy alapot adjon a központi felhasználókezeléshez, jogosultságkezeléshez, DNS-hez, tartományi működéshez és fájlmegosztáshoz.</w:t>
       </w:r>
     </w:p>
     <w:p>
@@ -3704,12 +2125,11 @@
         <w:rPr>
           <w:noProof/>
         </w:rPr>
-        <w:lastRenderedPageBreak/>
         <w:drawing>
-          <wp:inline distT="0" distB="0" distL="0" distR="0" wp14:anchorId="250833BA" wp14:editId="46B526DC">
-            <wp:extent cx="5669280" cy="3453321"/>
+          <wp:inline distT="0" distB="0" distL="0" distR="0" wp14:anchorId="69AC0A99" wp14:editId="081F8A51">
+            <wp:extent cx="5669280" cy="3025765"/>
             <wp:effectExtent l="0" t="0" r="0" b="0"/>
-            <wp:docPr id="7" name="Picture 7"/>
+            <wp:docPr id="5" name="Picture 5"/>
             <wp:cNvGraphicFramePr>
               <a:graphicFrameLocks xmlns:a="http://schemas.openxmlformats.org/drawingml/2006/main" noChangeAspect="1"/>
             </wp:cNvGraphicFramePr>
@@ -3729,7 +2149,7 @@
                   <pic:spPr>
                     <a:xfrm>
                       <a:off x="0" y="0"/>
-                      <a:ext cx="5669280" cy="3453321"/>
+                      <a:ext cx="5669280" cy="3025765"/>
                     </a:xfrm>
                     <a:prstGeom prst="rect">
                       <a:avLst/>
@@ -3752,39 +2172,7 @@
           <w:rFonts w:ascii="Arial" w:eastAsia="Arial" w:hAnsi="Arial"/>
           <w:b/>
         </w:rPr>
-        <w:t xml:space="preserve">Ábra 7: </w:t>
-      </w:r>
-      <w:proofErr w:type="spellStart"/>
-      <w:r>
-        <w:rPr>
-          <w:rFonts w:ascii="Arial" w:eastAsia="Arial" w:hAnsi="Arial"/>
-          <w:b/>
-        </w:rPr>
-        <w:t>MikroTik</w:t>
-      </w:r>
-      <w:proofErr w:type="spellEnd"/>
-      <w:r>
-        <w:rPr>
-          <w:rFonts w:ascii="Arial" w:eastAsia="Arial" w:hAnsi="Arial"/>
-          <w:b/>
-        </w:rPr>
-        <w:t xml:space="preserve"> interfészek és </w:t>
-      </w:r>
-      <w:proofErr w:type="spellStart"/>
-      <w:r>
-        <w:rPr>
-          <w:rFonts w:ascii="Arial" w:eastAsia="Arial" w:hAnsi="Arial"/>
-          <w:b/>
-        </w:rPr>
-        <w:t>bridge</w:t>
-      </w:r>
-      <w:proofErr w:type="spellEnd"/>
-      <w:r>
-        <w:rPr>
-          <w:rFonts w:ascii="Arial" w:eastAsia="Arial" w:hAnsi="Arial"/>
-          <w:b/>
-        </w:rPr>
-        <w:t xml:space="preserve"> beállítás</w:t>
+        <w:t>Ábra 5: VirtualBox VM beállítás - borsode-linux</w:t>
       </w:r>
     </w:p>
     <w:p>
@@ -3793,7 +2181,7 @@
           <w:rFonts w:ascii="Arial" w:eastAsia="Arial" w:hAnsi="Arial"/>
           <w:sz w:val="21"/>
         </w:rPr>
-        <w:t xml:space="preserve">A képen a </w:t>
+        <w:t xml:space="preserve">A Debian szerver a </w:t>
       </w:r>
       <w:proofErr w:type="spellStart"/>
       <w:r>
@@ -3801,7 +2189,7 @@
           <w:rFonts w:ascii="Arial" w:eastAsia="Arial" w:hAnsi="Arial"/>
           <w:sz w:val="21"/>
         </w:rPr>
-        <w:t>MikroTik</w:t>
+        <w:t>Borsode</w:t>
       </w:r>
       <w:proofErr w:type="spellEnd"/>
       <w:r>
@@ -3809,7 +2197,7 @@
           <w:rFonts w:ascii="Arial" w:eastAsia="Arial" w:hAnsi="Arial"/>
           <w:sz w:val="21"/>
         </w:rPr>
-        <w:t xml:space="preserve"> interfészei és a </w:t>
+        <w:t xml:space="preserve"> Linux alapú szolgáltatási környezetét jelképezi. A projektben ez a gép alkalmas lehet olyan feladatokra, mint webkiszolgáló, API-kiszolgáló, SSH-</w:t>
       </w:r>
       <w:proofErr w:type="spellStart"/>
       <w:r>
@@ -3817,7 +2205,7 @@
           <w:rFonts w:ascii="Arial" w:eastAsia="Arial" w:hAnsi="Arial"/>
           <w:sz w:val="21"/>
         </w:rPr>
-        <w:t>bridge</w:t>
+        <w:t>val</w:t>
       </w:r>
       <w:proofErr w:type="spellEnd"/>
       <w:r>
@@ -3825,23 +2213,15 @@
           <w:rFonts w:ascii="Arial" w:eastAsia="Arial" w:hAnsi="Arial"/>
           <w:sz w:val="21"/>
         </w:rPr>
-        <w:t xml:space="preserve"> beállításai láthatók. A projektben a bridge1 célja az volt, hogy a </w:t>
-      </w:r>
-      <w:proofErr w:type="spellStart"/>
+        <w:t xml:space="preserve"> távolról menedzselhető szerver vagy egyéb háttérszolgáltatás. A csomagpont működéséhez ez azért </w:t>
+      </w:r>
       <w:r>
         <w:rPr>
           <w:rFonts w:ascii="Arial" w:eastAsia="Arial" w:hAnsi="Arial"/>
           <w:sz w:val="21"/>
         </w:rPr>
-        <w:t>Borsode</w:t>
-      </w:r>
-      <w:proofErr w:type="spellEnd"/>
-      <w:r>
-        <w:rPr>
-          <w:rFonts w:ascii="Arial" w:eastAsia="Arial" w:hAnsi="Arial"/>
-          <w:sz w:val="21"/>
-        </w:rPr>
-        <w:t xml:space="preserve"> belső hálózata rendezett formában legyen kezelve. A WAN és LAN elnevezés azért lényeges, mert egyértelművé teszi, melyik interfész néz kifelé és melyik szolgálja ki a belső céges hálózatot.</w:t>
+        <w:lastRenderedPageBreak/>
+        <w:t>kapcsolódik, mert a csomagadatok kezelését végző rendszer szerveroldali eleme akár ilyen Linux környezetben is futhat.</w:t>
       </w:r>
     </w:p>
     <w:p>
@@ -3853,10 +2233,10 @@
           <w:noProof/>
         </w:rPr>
         <w:drawing>
-          <wp:inline distT="0" distB="0" distL="0" distR="0" wp14:anchorId="2EA099EB" wp14:editId="623D9799">
-            <wp:extent cx="5486400" cy="2023757"/>
+          <wp:inline distT="0" distB="0" distL="0" distR="0" wp14:anchorId="3D0A0D22" wp14:editId="45A6A4AC">
+            <wp:extent cx="4937760" cy="4263578"/>
             <wp:effectExtent l="0" t="0" r="0" b="0"/>
-            <wp:docPr id="8" name="Picture 8"/>
+            <wp:docPr id="6" name="Picture 6"/>
             <wp:cNvGraphicFramePr>
               <a:graphicFrameLocks xmlns:a="http://schemas.openxmlformats.org/drawingml/2006/main" noChangeAspect="1"/>
             </wp:cNvGraphicFramePr>
@@ -3876,7 +2256,7 @@
                   <pic:spPr>
                     <a:xfrm>
                       <a:off x="0" y="0"/>
-                      <a:ext cx="5486400" cy="2023757"/>
+                      <a:ext cx="4937760" cy="4263578"/>
                     </a:xfrm>
                     <a:prstGeom prst="rect">
                       <a:avLst/>
@@ -3899,39 +2279,7 @@
           <w:rFonts w:ascii="Arial" w:eastAsia="Arial" w:hAnsi="Arial"/>
           <w:b/>
         </w:rPr>
-        <w:t xml:space="preserve">Ábra 8: </w:t>
-      </w:r>
-      <w:proofErr w:type="spellStart"/>
-      <w:r>
-        <w:rPr>
-          <w:rFonts w:ascii="Arial" w:eastAsia="Arial" w:hAnsi="Arial"/>
-          <w:b/>
-        </w:rPr>
-        <w:t>Bridge</w:t>
-      </w:r>
-      <w:proofErr w:type="spellEnd"/>
-      <w:r>
-        <w:rPr>
-          <w:rFonts w:ascii="Arial" w:eastAsia="Arial" w:hAnsi="Arial"/>
-          <w:b/>
-        </w:rPr>
-        <w:t xml:space="preserve"> </w:t>
-      </w:r>
-      <w:proofErr w:type="spellStart"/>
-      <w:r>
-        <w:rPr>
-          <w:rFonts w:ascii="Arial" w:eastAsia="Arial" w:hAnsi="Arial"/>
-          <w:b/>
-        </w:rPr>
-        <w:t>ports</w:t>
-      </w:r>
-      <w:proofErr w:type="spellEnd"/>
-      <w:r>
-        <w:rPr>
-          <w:rFonts w:ascii="Arial" w:eastAsia="Arial" w:hAnsi="Arial"/>
-          <w:b/>
-        </w:rPr>
-        <w:t xml:space="preserve"> - LAN port bridge1-hez rendelve</w:t>
+        <w:t>Ábra 6: Debian telepítő - választott komponensek</w:t>
       </w:r>
     </w:p>
     <w:p>
@@ -3940,7 +2288,7 @@
           <w:rFonts w:ascii="Arial" w:eastAsia="Arial" w:hAnsi="Arial"/>
           <w:sz w:val="21"/>
         </w:rPr>
-        <w:t xml:space="preserve">Ez a beállítás azt mutatja, hogy a LAN interfész a bridge1 része. </w:t>
+        <w:t xml:space="preserve">A Debian telepítés során kijelölt komponensek azt mutatják, hogy a szerver nem csak minimális alaprendszerként lett létrehozva. A web server és SSH server kiválasztása </w:t>
       </w:r>
       <w:proofErr w:type="spellStart"/>
       <w:r>
@@ -3948,7 +2296,7 @@
           <w:rFonts w:ascii="Arial" w:eastAsia="Arial" w:hAnsi="Arial"/>
           <w:sz w:val="21"/>
         </w:rPr>
-        <w:t>Projektbeli</w:t>
+        <w:t>projektbeli</w:t>
       </w:r>
       <w:proofErr w:type="spellEnd"/>
       <w:r>
@@ -3956,7 +2304,7 @@
           <w:rFonts w:ascii="Arial" w:eastAsia="Arial" w:hAnsi="Arial"/>
           <w:sz w:val="21"/>
         </w:rPr>
-        <w:t xml:space="preserve"> jelentősége az, hogy a belső hálózat </w:t>
+        <w:t xml:space="preserve"> szempontból azért fontos, mert ezekkel a Debian gép képes hálózati szolgáltatást nyújtani, illetve távolról is kezelhetővé válik. Ez a </w:t>
       </w:r>
       <w:proofErr w:type="spellStart"/>
       <w:r>
@@ -3964,7 +2312,7 @@
           <w:rFonts w:ascii="Arial" w:eastAsia="Arial" w:hAnsi="Arial"/>
           <w:sz w:val="21"/>
         </w:rPr>
-        <w:t>gépei</w:t>
+        <w:t>Borsode</w:t>
       </w:r>
       <w:proofErr w:type="spellEnd"/>
       <w:r>
@@ -3972,52 +2320,38 @@
           <w:rFonts w:ascii="Arial" w:eastAsia="Arial" w:hAnsi="Arial"/>
           <w:sz w:val="21"/>
         </w:rPr>
-        <w:t xml:space="preserve"> ugyanazon logikai LAN oldalon jelennek meg, így a </w:t>
-      </w:r>
-      <w:proofErr w:type="spellStart"/>
-      <w:r>
-        <w:rPr>
-          <w:rFonts w:ascii="Arial" w:eastAsia="Arial" w:hAnsi="Arial"/>
-          <w:sz w:val="21"/>
-        </w:rPr>
-        <w:t>MikroTik</w:t>
-      </w:r>
-      <w:proofErr w:type="spellEnd"/>
-      <w:r>
-        <w:rPr>
-          <w:rFonts w:ascii="Arial" w:eastAsia="Arial" w:hAnsi="Arial"/>
-          <w:sz w:val="21"/>
-        </w:rPr>
-        <w:t xml:space="preserve"> </w:t>
-      </w:r>
-      <w:proofErr w:type="spellStart"/>
-      <w:r>
-        <w:rPr>
-          <w:rFonts w:ascii="Arial" w:eastAsia="Arial" w:hAnsi="Arial"/>
-          <w:sz w:val="21"/>
-        </w:rPr>
-        <w:t>gateway</w:t>
-      </w:r>
-      <w:proofErr w:type="spellEnd"/>
-      <w:r>
-        <w:rPr>
-          <w:rFonts w:ascii="Arial" w:eastAsia="Arial" w:hAnsi="Arial"/>
-          <w:sz w:val="21"/>
-        </w:rPr>
-        <w:t xml:space="preserve"> címe és a DHCP szolgáltatás egységesen tud működni. Ha ez a hozzárendelés hiányzik vagy rossz helyre kerül, a belső kliensek nem a várt hálózati szegmensben fognak kommunikálni.</w:t>
-      </w:r>
-    </w:p>
-    <w:p>
-      <w:pPr>
-        <w:spacing w:before="160"/>
-      </w:pPr>
-      <w:r>
-        <w:rPr>
-          <w:rFonts w:ascii="Arial" w:eastAsia="Arial" w:hAnsi="Arial"/>
-          <w:b/>
-          <w:sz w:val="30"/>
-        </w:rPr>
-        <w:t>IP-címzés</w:t>
+        <w:t xml:space="preserve"> rendszerében egy API vagy belső webes felület kiszolgálásának alapja lehet.</w:t>
+      </w:r>
+    </w:p>
+    <w:p>
+      <w:pPr>
+        <w:spacing w:before="240"/>
+      </w:pPr>
+      <w:r>
+        <w:rPr>
+          <w:rFonts w:ascii="Arial" w:eastAsia="Arial" w:hAnsi="Arial"/>
+          <w:b/>
+          <w:sz w:val="36"/>
+        </w:rPr>
+        <w:t xml:space="preserve">5. Windows Server szerepe a </w:t>
+      </w:r>
+      <w:proofErr w:type="spellStart"/>
+      <w:r>
+        <w:rPr>
+          <w:rFonts w:ascii="Arial" w:eastAsia="Arial" w:hAnsi="Arial"/>
+          <w:b/>
+          <w:sz w:val="36"/>
+        </w:rPr>
+        <w:t>Borsode</w:t>
+      </w:r>
+      <w:proofErr w:type="spellEnd"/>
+      <w:r>
+        <w:rPr>
+          <w:rFonts w:ascii="Arial" w:eastAsia="Arial" w:hAnsi="Arial"/>
+          <w:b/>
+          <w:sz w:val="36"/>
+        </w:rPr>
+        <w:t xml:space="preserve"> rendszerében</w:t>
       </w:r>
     </w:p>
     <w:p>
@@ -4029,6 +2363,421 @@
         <w:rPr>
           <w:rFonts w:ascii="Arial" w:eastAsia="Arial" w:hAnsi="Arial"/>
         </w:rPr>
+        <w:t xml:space="preserve">A projektben létrehozott Windows Server célja az volt, hogy a </w:t>
+      </w:r>
+      <w:proofErr w:type="spellStart"/>
+      <w:r>
+        <w:rPr>
+          <w:rFonts w:ascii="Arial" w:eastAsia="Arial" w:hAnsi="Arial"/>
+        </w:rPr>
+        <w:t>Borsode</w:t>
+      </w:r>
+      <w:proofErr w:type="spellEnd"/>
+      <w:r>
+        <w:rPr>
+          <w:rFonts w:ascii="Arial" w:eastAsia="Arial" w:hAnsi="Arial"/>
+        </w:rPr>
+        <w:t xml:space="preserve"> Csomagpont Kft. számára biztosítsa a központi felhasználókezelést, a jogosultságok rendezett kezelését, valamint a belső erőforrások biztonságos elérését. A Windows Server így nem önmagában szerepel a dokumentációban, hanem a cég belső működésének egyik alapját adja.</w:t>
+      </w:r>
+    </w:p>
+    <w:p>
+      <w:pPr>
+        <w:spacing w:after="120"/>
+        <w:ind w:firstLine="283"/>
+      </w:pPr>
+      <w:r>
+        <w:rPr>
+          <w:rFonts w:ascii="Arial" w:eastAsia="Arial" w:hAnsi="Arial"/>
+        </w:rPr>
+        <w:t xml:space="preserve">Egy csomagpont működésében többféle dolgozói szerepkör képzelhető el: ügyfélszolgálat, raktári dolgozó, adminisztrátor, vezető vagy informatikai üzemeltető. Ezeknek a szerepköröknek nem ugyanazokhoz az adatokhoz és mappákhoz kell hozzáférniük. A projektben a Windows </w:t>
+      </w:r>
+      <w:r>
+        <w:rPr>
+          <w:rFonts w:ascii="Arial" w:eastAsia="Arial" w:hAnsi="Arial"/>
+        </w:rPr>
+        <w:lastRenderedPageBreak/>
+        <w:t>Server szerepe ezért az, hogy a felhasználók és jogosultságok központilag kezelhetők legyenek, ne pedig minden gépen külön-külön, kézzel kelljen beállítani őket.</w:t>
+      </w:r>
+    </w:p>
+    <w:p>
+      <w:pPr>
+        <w:spacing w:after="120"/>
+        <w:ind w:firstLine="283"/>
+      </w:pPr>
+      <w:r>
+        <w:rPr>
+          <w:rFonts w:ascii="Arial" w:eastAsia="Arial" w:hAnsi="Arial"/>
+        </w:rPr>
+        <w:t xml:space="preserve">A központi felhasználókezelés </w:t>
+      </w:r>
+      <w:proofErr w:type="spellStart"/>
+      <w:r>
+        <w:rPr>
+          <w:rFonts w:ascii="Arial" w:eastAsia="Arial" w:hAnsi="Arial"/>
+        </w:rPr>
+        <w:t>projektbeli</w:t>
+      </w:r>
+      <w:proofErr w:type="spellEnd"/>
+      <w:r>
+        <w:rPr>
+          <w:rFonts w:ascii="Arial" w:eastAsia="Arial" w:hAnsi="Arial"/>
+        </w:rPr>
+        <w:t xml:space="preserve"> jelentősége abban áll, hogy a </w:t>
+      </w:r>
+      <w:proofErr w:type="spellStart"/>
+      <w:r>
+        <w:rPr>
+          <w:rFonts w:ascii="Arial" w:eastAsia="Arial" w:hAnsi="Arial"/>
+        </w:rPr>
+        <w:t>Borsode</w:t>
+      </w:r>
+      <w:proofErr w:type="spellEnd"/>
+      <w:r>
+        <w:rPr>
+          <w:rFonts w:ascii="Arial" w:eastAsia="Arial" w:hAnsi="Arial"/>
+        </w:rPr>
+        <w:t xml:space="preserve"> belső rendszerében a dolgozók azonosítható módon férhetnek hozzá a szolgáltatásokhoz. Ez nem csak kényelmi kérdés, hanem biztonsági szempont is: ha egy dolgozó hozzáférése megszűnik vagy változik a munkaköre, akkor a jogosultság módosítása központilag elvégezhető.</w:t>
+      </w:r>
+    </w:p>
+    <w:p>
+      <w:pPr>
+        <w:spacing w:before="160"/>
+      </w:pPr>
+      <w:r>
+        <w:rPr>
+          <w:rFonts w:ascii="Arial" w:eastAsia="Arial" w:hAnsi="Arial"/>
+          <w:b/>
+          <w:sz w:val="30"/>
+        </w:rPr>
+        <w:t>Windows Serverhez kapcsolódó célok</w:t>
+      </w:r>
+    </w:p>
+    <w:p>
+      <w:pPr>
+        <w:spacing w:after="80"/>
+        <w:ind w:left="283" w:hanging="142"/>
+      </w:pPr>
+      <w:r>
+        <w:rPr>
+          <w:rFonts w:ascii="Arial" w:eastAsia="Arial" w:hAnsi="Arial"/>
+        </w:rPr>
+        <w:t xml:space="preserve">· a </w:t>
+      </w:r>
+      <w:proofErr w:type="spellStart"/>
+      <w:r>
+        <w:rPr>
+          <w:rFonts w:ascii="Arial" w:eastAsia="Arial" w:hAnsi="Arial"/>
+        </w:rPr>
+        <w:t>Borsode</w:t>
+      </w:r>
+      <w:proofErr w:type="spellEnd"/>
+      <w:r>
+        <w:rPr>
+          <w:rFonts w:ascii="Arial" w:eastAsia="Arial" w:hAnsi="Arial"/>
+        </w:rPr>
+        <w:t xml:space="preserve"> belső dolgozóinak és felhasználói fiókjainak központi kezelése;</w:t>
+      </w:r>
+    </w:p>
+    <w:p>
+      <w:pPr>
+        <w:spacing w:after="80"/>
+        <w:ind w:left="283" w:hanging="142"/>
+      </w:pPr>
+      <w:r>
+        <w:rPr>
+          <w:rFonts w:ascii="Arial" w:eastAsia="Arial" w:hAnsi="Arial"/>
+        </w:rPr>
+        <w:t>· jogosultságok kialakítása a céges adatok és megosztások védelmére;</w:t>
+      </w:r>
+    </w:p>
+    <w:p>
+      <w:pPr>
+        <w:spacing w:after="80"/>
+        <w:ind w:left="283" w:hanging="142"/>
+      </w:pPr>
+      <w:r>
+        <w:rPr>
+          <w:rFonts w:ascii="Arial" w:eastAsia="Arial" w:hAnsi="Arial"/>
+        </w:rPr>
+        <w:t>· belső névfeloldás és tartományi működés előkészítése;</w:t>
+      </w:r>
+    </w:p>
+    <w:p>
+      <w:pPr>
+        <w:spacing w:after="80"/>
+        <w:ind w:left="283" w:hanging="142"/>
+      </w:pPr>
+      <w:r>
+        <w:rPr>
+          <w:rFonts w:ascii="Arial" w:eastAsia="Arial" w:hAnsi="Arial"/>
+        </w:rPr>
+        <w:t>· megosztott mappák létrehozása a dokumentumok, tesztfájlok és munkafájlok számára;</w:t>
+      </w:r>
+    </w:p>
+    <w:p>
+      <w:pPr>
+        <w:spacing w:after="80"/>
+        <w:ind w:left="283" w:hanging="142"/>
+      </w:pPr>
+      <w:r>
+        <w:rPr>
+          <w:rFonts w:ascii="Arial" w:eastAsia="Arial" w:hAnsi="Arial"/>
+        </w:rPr>
+        <w:t>· a céges informatikai környezet Windows alapú oldalának bemutatása.</w:t>
+      </w:r>
+    </w:p>
+    <w:p>
+      <w:pPr>
+        <w:spacing w:before="160"/>
+      </w:pPr>
+      <w:r>
+        <w:rPr>
+          <w:rFonts w:ascii="Arial" w:eastAsia="Arial" w:hAnsi="Arial"/>
+          <w:b/>
+          <w:sz w:val="30"/>
+        </w:rPr>
+        <w:t>A megosztott mappák szerepe</w:t>
+      </w:r>
+    </w:p>
+    <w:p>
+      <w:pPr>
+        <w:spacing w:after="120"/>
+        <w:ind w:firstLine="283"/>
+      </w:pPr>
+      <w:r>
+        <w:rPr>
+          <w:rFonts w:ascii="Arial" w:eastAsia="Arial" w:hAnsi="Arial"/>
+        </w:rPr>
+        <w:t xml:space="preserve">A projektben létrehozott megosztás célja az volt, hogy a </w:t>
+      </w:r>
+      <w:proofErr w:type="spellStart"/>
+      <w:r>
+        <w:rPr>
+          <w:rFonts w:ascii="Arial" w:eastAsia="Arial" w:hAnsi="Arial"/>
+        </w:rPr>
+        <w:t>Borsode</w:t>
+      </w:r>
+      <w:proofErr w:type="spellEnd"/>
+      <w:r>
+        <w:rPr>
+          <w:rFonts w:ascii="Arial" w:eastAsia="Arial" w:hAnsi="Arial"/>
+        </w:rPr>
+        <w:t xml:space="preserve"> belső hálózatán legyen egy olyan központi hely, ahol a felhasználók a jogosultságaiknak megfelelően fájlokat érhetnek el. Egy csomagpont esetében ilyen megosztásban lehetnek belső dokumentumok, műszakbeosztások, csomagkezelési segédletek, sablonok vagy exportált adatok.</w:t>
+      </w:r>
+    </w:p>
+    <w:p>
+      <w:pPr>
+        <w:spacing w:after="120"/>
+        <w:ind w:firstLine="283"/>
+      </w:pPr>
+      <w:r>
+        <w:rPr>
+          <w:rFonts w:ascii="Arial" w:eastAsia="Arial" w:hAnsi="Arial"/>
+        </w:rPr>
+        <w:t xml:space="preserve">A megosztásnál nem csak az számít, hogy a mappa látható legyen a hálózaton, hanem az is, hogy ki mit tehet benne. A jogosultságkezelés célja, hogy a felhasználó csak ahhoz férjen hozzá, ami a munkájához szükséges. Ez a projektben a </w:t>
+      </w:r>
+      <w:proofErr w:type="spellStart"/>
+      <w:r>
+        <w:rPr>
+          <w:rFonts w:ascii="Arial" w:eastAsia="Arial" w:hAnsi="Arial"/>
+        </w:rPr>
+        <w:t>Borsode</w:t>
+      </w:r>
+      <w:proofErr w:type="spellEnd"/>
+      <w:r>
+        <w:rPr>
+          <w:rFonts w:ascii="Arial" w:eastAsia="Arial" w:hAnsi="Arial"/>
+        </w:rPr>
+        <w:t xml:space="preserve"> adatainak védelmét és a belső működés rendezettebbé tételét modellezi.</w:t>
+      </w:r>
+    </w:p>
+    <w:p>
+      <w:pPr>
+        <w:spacing w:before="160"/>
+      </w:pPr>
+      <w:proofErr w:type="spellStart"/>
+      <w:r>
+        <w:rPr>
+          <w:rFonts w:ascii="Arial" w:eastAsia="Arial" w:hAnsi="Arial"/>
+          <w:b/>
+          <w:sz w:val="30"/>
+        </w:rPr>
+        <w:t>Active</w:t>
+      </w:r>
+      <w:proofErr w:type="spellEnd"/>
+      <w:r>
+        <w:rPr>
+          <w:rFonts w:ascii="Arial" w:eastAsia="Arial" w:hAnsi="Arial"/>
+          <w:b/>
+          <w:sz w:val="30"/>
+        </w:rPr>
+        <w:t xml:space="preserve"> </w:t>
+      </w:r>
+      <w:proofErr w:type="spellStart"/>
+      <w:r>
+        <w:rPr>
+          <w:rFonts w:ascii="Arial" w:eastAsia="Arial" w:hAnsi="Arial"/>
+          <w:b/>
+          <w:sz w:val="30"/>
+        </w:rPr>
+        <w:t>Directory</w:t>
+      </w:r>
+      <w:proofErr w:type="spellEnd"/>
+      <w:r>
+        <w:rPr>
+          <w:rFonts w:ascii="Arial" w:eastAsia="Arial" w:hAnsi="Arial"/>
+          <w:b/>
+          <w:sz w:val="30"/>
+        </w:rPr>
+        <w:t xml:space="preserve"> és DNS </w:t>
+      </w:r>
+      <w:proofErr w:type="spellStart"/>
+      <w:r>
+        <w:rPr>
+          <w:rFonts w:ascii="Arial" w:eastAsia="Arial" w:hAnsi="Arial"/>
+          <w:b/>
+          <w:sz w:val="30"/>
+        </w:rPr>
+        <w:t>projektbeli</w:t>
+      </w:r>
+      <w:proofErr w:type="spellEnd"/>
+      <w:r>
+        <w:rPr>
+          <w:rFonts w:ascii="Arial" w:eastAsia="Arial" w:hAnsi="Arial"/>
+          <w:b/>
+          <w:sz w:val="30"/>
+        </w:rPr>
+        <w:t xml:space="preserve"> szerepe</w:t>
+      </w:r>
+    </w:p>
+    <w:p>
+      <w:pPr>
+        <w:spacing w:after="120"/>
+        <w:ind w:firstLine="283"/>
+      </w:pPr>
+      <w:r>
+        <w:rPr>
+          <w:rFonts w:ascii="Arial" w:eastAsia="Arial" w:hAnsi="Arial"/>
+        </w:rPr>
+        <w:t xml:space="preserve">Az </w:t>
+      </w:r>
+      <w:proofErr w:type="spellStart"/>
+      <w:r>
+        <w:rPr>
+          <w:rFonts w:ascii="Arial" w:eastAsia="Arial" w:hAnsi="Arial"/>
+        </w:rPr>
+        <w:t>Active</w:t>
+      </w:r>
+      <w:proofErr w:type="spellEnd"/>
+      <w:r>
+        <w:rPr>
+          <w:rFonts w:ascii="Arial" w:eastAsia="Arial" w:hAnsi="Arial"/>
+        </w:rPr>
+        <w:t xml:space="preserve"> </w:t>
+      </w:r>
+      <w:proofErr w:type="spellStart"/>
+      <w:r>
+        <w:rPr>
+          <w:rFonts w:ascii="Arial" w:eastAsia="Arial" w:hAnsi="Arial"/>
+        </w:rPr>
+        <w:t>Directory</w:t>
+      </w:r>
+      <w:proofErr w:type="spellEnd"/>
+      <w:r>
+        <w:rPr>
+          <w:rFonts w:ascii="Arial" w:eastAsia="Arial" w:hAnsi="Arial"/>
+        </w:rPr>
+        <w:t xml:space="preserve"> a projektben a központi címtárszolgáltatás szerepét tölti be. A címtár lényege, hogy a felhasználók, csoportok, gépek és jogosultságok egy központi rendszerben kezelhetők. A </w:t>
+      </w:r>
+      <w:proofErr w:type="spellStart"/>
+      <w:r>
+        <w:rPr>
+          <w:rFonts w:ascii="Arial" w:eastAsia="Arial" w:hAnsi="Arial"/>
+        </w:rPr>
+        <w:t>Borsode</w:t>
+      </w:r>
+      <w:proofErr w:type="spellEnd"/>
+      <w:r>
+        <w:rPr>
+          <w:rFonts w:ascii="Arial" w:eastAsia="Arial" w:hAnsi="Arial"/>
+        </w:rPr>
+        <w:t xml:space="preserve"> szempontjából ez azt jelenti, hogy a cég informatikai működése nem szétszórt helyi beállításokra, hanem egy központilag menedzselt rendszerre épülhet.</w:t>
+      </w:r>
+    </w:p>
+    <w:p>
+      <w:pPr>
+        <w:spacing w:after="120"/>
+        <w:ind w:firstLine="283"/>
+      </w:pPr>
+      <w:r>
+        <w:rPr>
+          <w:rFonts w:ascii="Arial" w:eastAsia="Arial" w:hAnsi="Arial"/>
+        </w:rPr>
+        <w:t xml:space="preserve">A belső DNS zóna célja az, hogy a belső hálózaton lévő szervereket és szolgáltatásokat név alapján is el lehessen érni. Ez a gyakorlatban sokkal kezelhetőbb, mint mindenhol IP-címeket használni. A </w:t>
+      </w:r>
+      <w:proofErr w:type="spellStart"/>
+      <w:r>
+        <w:rPr>
+          <w:rFonts w:ascii="Arial" w:eastAsia="Arial" w:hAnsi="Arial"/>
+        </w:rPr>
+        <w:t>Borsode</w:t>
+      </w:r>
+      <w:proofErr w:type="spellEnd"/>
+      <w:r>
+        <w:rPr>
+          <w:rFonts w:ascii="Arial" w:eastAsia="Arial" w:hAnsi="Arial"/>
+        </w:rPr>
+        <w:t xml:space="preserve"> rendszerében például a belső szolgáltatások nevei könnyebben megjegyezhetők és üzemeltethetők, ha a névfeloldás megfelelően működik.</w:t>
+      </w:r>
+    </w:p>
+    <w:p>
+      <w:pPr>
+        <w:spacing w:before="240"/>
+      </w:pPr>
+      <w:r>
+        <w:rPr>
+          <w:rFonts w:ascii="Arial" w:eastAsia="Arial" w:hAnsi="Arial"/>
+          <w:b/>
+          <w:sz w:val="36"/>
+        </w:rPr>
+        <w:t>6. Debian Linux szerver szerepe</w:t>
+      </w:r>
+    </w:p>
+    <w:p>
+      <w:pPr>
+        <w:spacing w:after="120"/>
+        <w:ind w:firstLine="283"/>
+      </w:pPr>
+      <w:r>
+        <w:rPr>
+          <w:rFonts w:ascii="Arial" w:eastAsia="Arial" w:hAnsi="Arial"/>
+        </w:rPr>
+        <w:t xml:space="preserve">A projektben létrehozott Debian szerver célja az volt, hogy a </w:t>
+      </w:r>
+      <w:proofErr w:type="spellStart"/>
+      <w:r>
+        <w:rPr>
+          <w:rFonts w:ascii="Arial" w:eastAsia="Arial" w:hAnsi="Arial"/>
+        </w:rPr>
+        <w:t>Borsode</w:t>
+      </w:r>
+      <w:proofErr w:type="spellEnd"/>
+      <w:r>
+        <w:rPr>
+          <w:rFonts w:ascii="Arial" w:eastAsia="Arial" w:hAnsi="Arial"/>
+        </w:rPr>
+        <w:t xml:space="preserve"> Csomagpont Kft. számára egy Linux alapú kiszolgálói környezetet biztosítson. Ez a környezet alkalmas lehet webes szolgáltatások, API-k vagy egyéb háttérrendszerek futtatására. A Debian szerver szerepe ezért közvetlenül kapcsolódik a cég csomagkezelő és nyomon követő rendszeréhez.</w:t>
+      </w:r>
+    </w:p>
+    <w:p>
+      <w:pPr>
+        <w:spacing w:after="120"/>
+        <w:ind w:firstLine="283"/>
+      </w:pPr>
+      <w:r>
+        <w:rPr>
+          <w:rFonts w:ascii="Arial" w:eastAsia="Arial" w:hAnsi="Arial"/>
+        </w:rPr>
         <w:lastRenderedPageBreak/>
         <w:t xml:space="preserve">A </w:t>
       </w:r>
@@ -4037,20 +2786,6 @@
         <w:rPr>
           <w:rFonts w:ascii="Arial" w:eastAsia="Arial" w:hAnsi="Arial"/>
         </w:rPr>
-        <w:t>MikroTik</w:t>
-      </w:r>
-      <w:proofErr w:type="spellEnd"/>
-      <w:r>
-        <w:rPr>
-          <w:rFonts w:ascii="Arial" w:eastAsia="Arial" w:hAnsi="Arial"/>
-        </w:rPr>
-        <w:t xml:space="preserve"> LAN oldali IP-címe a belső hálózat alapértelmezett átjárója. A projektben ez a 10.10.10.1/24 címként jelent meg. Ez azt jelenti, hogy a </w:t>
-      </w:r>
-      <w:proofErr w:type="spellStart"/>
-      <w:r>
-        <w:rPr>
-          <w:rFonts w:ascii="Arial" w:eastAsia="Arial" w:hAnsi="Arial"/>
-        </w:rPr>
         <w:t>Borsode</w:t>
       </w:r>
       <w:proofErr w:type="spellEnd"/>
@@ -4058,21 +2793,264 @@
         <w:rPr>
           <w:rFonts w:ascii="Arial" w:eastAsia="Arial" w:hAnsi="Arial"/>
         </w:rPr>
-        <w:t xml:space="preserve"> belső hálózatában a kliensek és szerverek a 10.10.10.0/24 tartományban működnek, és a külső irányú forgalmat a 10.10.10.1 címen elérhető </w:t>
-      </w:r>
-      <w:proofErr w:type="spellStart"/>
-      <w:r>
-        <w:rPr>
-          <w:rFonts w:ascii="Arial" w:eastAsia="Arial" w:hAnsi="Arial"/>
-        </w:rPr>
-        <w:t>gateway</w:t>
-      </w:r>
-      <w:proofErr w:type="spellEnd"/>
-      <w:r>
-        <w:rPr>
-          <w:rFonts w:ascii="Arial" w:eastAsia="Arial" w:hAnsi="Arial"/>
-        </w:rPr>
-        <w:t xml:space="preserve"> felé küldik.</w:t>
+        <w:t xml:space="preserve"> működésében az API jelenti azt a kapcsolódási pontot, amelyen keresztül a csomagadatok kezelhetők. Egy ilyen szolgáltatás mögött általában szükség van szerveroldali környezetre, amely fogadja a kéréseket, feldolgozza az adatokat, és válaszokat ad a kliensalkalmazásoknak. A Debian szerver ezt a szerveroldali szerepet modellezi a projektben.</w:t>
+      </w:r>
+    </w:p>
+    <w:p>
+      <w:pPr>
+        <w:spacing w:after="120"/>
+        <w:ind w:firstLine="283"/>
+      </w:pPr>
+      <w:r>
+        <w:rPr>
+          <w:rFonts w:ascii="Arial" w:eastAsia="Arial" w:hAnsi="Arial"/>
+        </w:rPr>
+        <w:t>Az SSH szerver telepítésének célja az volt, hogy a Debian gép távolról is kezelhető legyen. Ez üzemeltetési szempontból fontos, mert egy valódi szervernél nem mindig közvetlenül a gép előtt ülve végzünk karbantartást. A projektben az SSH a távoli adminisztráció lehetőségét mutatja be.</w:t>
+      </w:r>
+    </w:p>
+    <w:p>
+      <w:pPr>
+        <w:spacing w:after="120"/>
+        <w:ind w:firstLine="283"/>
+      </w:pPr>
+      <w:r>
+        <w:rPr>
+          <w:rFonts w:ascii="Arial" w:eastAsia="Arial" w:hAnsi="Arial"/>
+        </w:rPr>
+        <w:t xml:space="preserve">A web server komponens kiválasztása azt jelzi, hogy a Debian gép nem csak kliensgép, hanem szolgáltatást nyújtó szerver. A </w:t>
+      </w:r>
+      <w:proofErr w:type="spellStart"/>
+      <w:r>
+        <w:rPr>
+          <w:rFonts w:ascii="Arial" w:eastAsia="Arial" w:hAnsi="Arial"/>
+        </w:rPr>
+        <w:t>Borsode</w:t>
+      </w:r>
+      <w:proofErr w:type="spellEnd"/>
+      <w:r>
+        <w:rPr>
+          <w:rFonts w:ascii="Arial" w:eastAsia="Arial" w:hAnsi="Arial"/>
+        </w:rPr>
+        <w:t xml:space="preserve"> szempontjából ez lehet például egy belső webes felület, egy csomagkövető API tesztkörnyezete vagy egy későbbi alkalmazásszerver alapja.</w:t>
+      </w:r>
+    </w:p>
+    <w:p>
+      <w:pPr>
+        <w:spacing w:before="160"/>
+      </w:pPr>
+      <w:r>
+        <w:rPr>
+          <w:rFonts w:ascii="Arial" w:eastAsia="Arial" w:hAnsi="Arial"/>
+          <w:b/>
+          <w:sz w:val="30"/>
+        </w:rPr>
+        <w:t>Debian szerverhez kapcsolódó célok</w:t>
+      </w:r>
+    </w:p>
+    <w:p>
+      <w:pPr>
+        <w:spacing w:after="80"/>
+        <w:ind w:left="283" w:hanging="142"/>
+      </w:pPr>
+      <w:r>
+        <w:rPr>
+          <w:rFonts w:ascii="Arial" w:eastAsia="Arial" w:hAnsi="Arial"/>
+        </w:rPr>
+        <w:t>· Linux alapú szerveroldali környezet biztosítása;</w:t>
+      </w:r>
+    </w:p>
+    <w:p>
+      <w:pPr>
+        <w:spacing w:after="80"/>
+        <w:ind w:left="283" w:hanging="142"/>
+      </w:pPr>
+      <w:r>
+        <w:rPr>
+          <w:rFonts w:ascii="Arial" w:eastAsia="Arial" w:hAnsi="Arial"/>
+        </w:rPr>
+        <w:t>· webes vagy API-jellegű szolgáltatások futtatásának előkészítése;</w:t>
+      </w:r>
+    </w:p>
+    <w:p>
+      <w:pPr>
+        <w:spacing w:after="80"/>
+        <w:ind w:left="283" w:hanging="142"/>
+      </w:pPr>
+      <w:r>
+        <w:rPr>
+          <w:rFonts w:ascii="Arial" w:eastAsia="Arial" w:hAnsi="Arial"/>
+        </w:rPr>
+        <w:t>· távoli adminisztráció lehetővé tétele SSH segítségével;</w:t>
+      </w:r>
+    </w:p>
+    <w:p>
+      <w:pPr>
+        <w:spacing w:after="80"/>
+        <w:ind w:left="283" w:hanging="142"/>
+      </w:pPr>
+      <w:r>
+        <w:rPr>
+          <w:rFonts w:ascii="Arial" w:eastAsia="Arial" w:hAnsi="Arial"/>
+        </w:rPr>
+        <w:t xml:space="preserve">· a </w:t>
+      </w:r>
+      <w:proofErr w:type="spellStart"/>
+      <w:r>
+        <w:rPr>
+          <w:rFonts w:ascii="Arial" w:eastAsia="Arial" w:hAnsi="Arial"/>
+        </w:rPr>
+        <w:t>Borsode</w:t>
+      </w:r>
+      <w:proofErr w:type="spellEnd"/>
+      <w:r>
+        <w:rPr>
+          <w:rFonts w:ascii="Arial" w:eastAsia="Arial" w:hAnsi="Arial"/>
+        </w:rPr>
+        <w:t xml:space="preserve"> csomagkövetési logikájához illeszkedő háttérrendszer modellezése;</w:t>
+      </w:r>
+    </w:p>
+    <w:p>
+      <w:pPr>
+        <w:spacing w:after="80"/>
+        <w:ind w:left="283" w:hanging="142"/>
+      </w:pPr>
+      <w:r>
+        <w:rPr>
+          <w:rFonts w:ascii="Arial" w:eastAsia="Arial" w:hAnsi="Arial"/>
+        </w:rPr>
+        <w:t>· a Windows alapú és Linux alapú szerverkörnyezet együttes bemutatása.</w:t>
+      </w:r>
+    </w:p>
+    <w:p>
+      <w:pPr>
+        <w:spacing w:before="240"/>
+      </w:pPr>
+      <w:r>
+        <w:rPr>
+          <w:rFonts w:ascii="Arial" w:eastAsia="Arial" w:hAnsi="Arial"/>
+          <w:b/>
+          <w:sz w:val="36"/>
+        </w:rPr>
+        <w:t>7. MikroTik CHR gateway szerepe</w:t>
+      </w:r>
+    </w:p>
+    <w:p>
+      <w:pPr>
+        <w:spacing w:after="120"/>
+        <w:ind w:firstLine="283"/>
+      </w:pPr>
+      <w:r>
+        <w:rPr>
+          <w:rFonts w:ascii="Arial" w:eastAsia="Arial" w:hAnsi="Arial"/>
+        </w:rPr>
+        <w:t xml:space="preserve">A projektben létrehozott MikroTik CHR feladata az volt, hogy a </w:t>
+      </w:r>
+      <w:proofErr w:type="spellStart"/>
+      <w:r>
+        <w:rPr>
+          <w:rFonts w:ascii="Arial" w:eastAsia="Arial" w:hAnsi="Arial"/>
+        </w:rPr>
+        <w:t>Borsode</w:t>
+      </w:r>
+      <w:proofErr w:type="spellEnd"/>
+      <w:r>
+        <w:rPr>
+          <w:rFonts w:ascii="Arial" w:eastAsia="Arial" w:hAnsi="Arial"/>
+        </w:rPr>
+        <w:t xml:space="preserve"> belső hálózatának átjárójaként </w:t>
+      </w:r>
+      <w:proofErr w:type="spellStart"/>
+      <w:r>
+        <w:rPr>
+          <w:rFonts w:ascii="Arial" w:eastAsia="Arial" w:hAnsi="Arial"/>
+        </w:rPr>
+        <w:t>működjön</w:t>
+      </w:r>
+      <w:proofErr w:type="spellEnd"/>
+      <w:r>
+        <w:rPr>
+          <w:rFonts w:ascii="Arial" w:eastAsia="Arial" w:hAnsi="Arial"/>
+        </w:rPr>
+        <w:t>. Ezen keresztül biztosítottuk a belső gépek IP-cím kiosztását, a hálózaton belüli alap kommunikációt, valamint a külső hálózat felé történő internetelérést NAT segítségével.</w:t>
+      </w:r>
+    </w:p>
+    <w:p>
+      <w:pPr>
+        <w:spacing w:after="120"/>
+        <w:ind w:firstLine="283"/>
+      </w:pPr>
+      <w:r>
+        <w:rPr>
+          <w:rFonts w:ascii="Arial" w:eastAsia="Arial" w:hAnsi="Arial"/>
+        </w:rPr>
+        <w:t xml:space="preserve">A MikroTik a projektben a belső és külső hálózat közötti határpontot képviseli. Ez azért fontos, mert a </w:t>
+      </w:r>
+      <w:proofErr w:type="spellStart"/>
+      <w:r>
+        <w:rPr>
+          <w:rFonts w:ascii="Arial" w:eastAsia="Arial" w:hAnsi="Arial"/>
+        </w:rPr>
+        <w:t>Borsode</w:t>
+      </w:r>
+      <w:proofErr w:type="spellEnd"/>
+      <w:r>
+        <w:rPr>
+          <w:rFonts w:ascii="Arial" w:eastAsia="Arial" w:hAnsi="Arial"/>
+        </w:rPr>
+        <w:t xml:space="preserve"> belső szerverei és kliensei nem közvetlenül a külső hálózathoz kapcsolódnak, hanem egy gateway eszközön keresztül. Így a forgalom kezelhetőbb, átláthatóbb és jobban szabályozható.</w:t>
+      </w:r>
+    </w:p>
+    <w:p>
+      <w:pPr>
+        <w:spacing w:before="160"/>
+      </w:pPr>
+      <w:r>
+        <w:rPr>
+          <w:rFonts w:ascii="Arial" w:eastAsia="Arial" w:hAnsi="Arial"/>
+          <w:b/>
+          <w:sz w:val="30"/>
+        </w:rPr>
+        <w:t>Bridge és LAN oldal</w:t>
+      </w:r>
+    </w:p>
+    <w:p>
+      <w:pPr>
+        <w:spacing w:after="120"/>
+        <w:ind w:firstLine="283"/>
+      </w:pPr>
+      <w:r>
+        <w:rPr>
+          <w:rFonts w:ascii="Arial" w:eastAsia="Arial" w:hAnsi="Arial"/>
+        </w:rPr>
+        <w:t xml:space="preserve">A bridge1 interfész célja az volt, hogy a </w:t>
+      </w:r>
+      <w:proofErr w:type="spellStart"/>
+      <w:r>
+        <w:rPr>
+          <w:rFonts w:ascii="Arial" w:eastAsia="Arial" w:hAnsi="Arial"/>
+        </w:rPr>
+        <w:t>Borsode</w:t>
+      </w:r>
+      <w:proofErr w:type="spellEnd"/>
+      <w:r>
+        <w:rPr>
+          <w:rFonts w:ascii="Arial" w:eastAsia="Arial" w:hAnsi="Arial"/>
+        </w:rPr>
+        <w:t xml:space="preserve"> belső LAN oldali kommunikációja egy logikai hálózati egységbe kerüljön. A bridge lényege, hogy több fizikai vagy virtuális interfészt egy közös </w:t>
+      </w:r>
+      <w:proofErr w:type="spellStart"/>
+      <w:r>
+        <w:rPr>
+          <w:rFonts w:ascii="Arial" w:eastAsia="Arial" w:hAnsi="Arial"/>
+        </w:rPr>
+        <w:t>Layer</w:t>
+      </w:r>
+      <w:proofErr w:type="spellEnd"/>
+      <w:r>
+        <w:rPr>
+          <w:rFonts w:ascii="Arial" w:eastAsia="Arial" w:hAnsi="Arial"/>
+        </w:rPr>
+        <w:t xml:space="preserve"> 2 szegmensbe lehet szervezni. A projektben ez azt jelentette, hogy a LAN oldali interfész a belső hálózat részeként működött.</w:t>
       </w:r>
     </w:p>
     <w:p>
@@ -4083,11 +3061,12 @@
         <w:rPr>
           <w:noProof/>
         </w:rPr>
+        <w:lastRenderedPageBreak/>
         <w:drawing>
-          <wp:inline distT="0" distB="0" distL="0" distR="0" wp14:anchorId="6FEDB081" wp14:editId="0C994299">
-            <wp:extent cx="3657600" cy="3268133"/>
+          <wp:inline distT="0" distB="0" distL="0" distR="0" wp14:anchorId="250833BA" wp14:editId="46B526DC">
+            <wp:extent cx="5669280" cy="3453321"/>
             <wp:effectExtent l="0" t="0" r="0" b="0"/>
-            <wp:docPr id="9" name="Picture 9"/>
+            <wp:docPr id="7" name="Picture 7"/>
             <wp:cNvGraphicFramePr>
               <a:graphicFrameLocks xmlns:a="http://schemas.openxmlformats.org/drawingml/2006/main" noChangeAspect="1"/>
             </wp:cNvGraphicFramePr>
@@ -4107,7 +3086,7 @@
                   <pic:spPr>
                     <a:xfrm>
                       <a:off x="0" y="0"/>
-                      <a:ext cx="3657600" cy="3268133"/>
+                      <a:ext cx="5669280" cy="3453321"/>
                     </a:xfrm>
                     <a:prstGeom prst="rect">
                       <a:avLst/>
@@ -4130,7 +3109,7 @@
           <w:rFonts w:ascii="Arial" w:eastAsia="Arial" w:hAnsi="Arial"/>
           <w:b/>
         </w:rPr>
-        <w:t>Ábra 9: IP címzés - LAN és WAN interfész</w:t>
+        <w:t>Ábra 7: MikroTik interfészek és bridge beállítás</w:t>
       </w:r>
     </w:p>
     <w:p>
@@ -4139,7 +3118,7 @@
           <w:rFonts w:ascii="Arial" w:eastAsia="Arial" w:hAnsi="Arial"/>
           <w:sz w:val="21"/>
         </w:rPr>
-        <w:t xml:space="preserve">A képen látható IP-beállítások adják a </w:t>
+        <w:t xml:space="preserve">A képen a MikroTik interfészei és a bridge beállításai láthatók. A projektben a bridge1 célja az volt, hogy a </w:t>
       </w:r>
       <w:proofErr w:type="spellStart"/>
       <w:r>
@@ -4147,7 +3126,7 @@
           <w:rFonts w:ascii="Arial" w:eastAsia="Arial" w:hAnsi="Arial"/>
           <w:sz w:val="21"/>
         </w:rPr>
-        <w:t>MikroTik</w:t>
+        <w:t>Borsode</w:t>
       </w:r>
       <w:proofErr w:type="spellEnd"/>
       <w:r>
@@ -4155,178 +3134,7 @@
           <w:rFonts w:ascii="Arial" w:eastAsia="Arial" w:hAnsi="Arial"/>
           <w:sz w:val="21"/>
         </w:rPr>
-        <w:t xml:space="preserve"> hálózati szerepének alapját. A 10.10.10.1/24 cím a </w:t>
-      </w:r>
-      <w:proofErr w:type="spellStart"/>
-      <w:r>
-        <w:rPr>
-          <w:rFonts w:ascii="Arial" w:eastAsia="Arial" w:hAnsi="Arial"/>
-          <w:sz w:val="21"/>
-        </w:rPr>
-        <w:t>Borsode</w:t>
-      </w:r>
-      <w:proofErr w:type="spellEnd"/>
-      <w:r>
-        <w:rPr>
-          <w:rFonts w:ascii="Arial" w:eastAsia="Arial" w:hAnsi="Arial"/>
-          <w:sz w:val="21"/>
-        </w:rPr>
-        <w:t xml:space="preserve"> belső hálózatának </w:t>
-      </w:r>
-      <w:proofErr w:type="spellStart"/>
-      <w:r>
-        <w:rPr>
-          <w:rFonts w:ascii="Arial" w:eastAsia="Arial" w:hAnsi="Arial"/>
-          <w:sz w:val="21"/>
-        </w:rPr>
-        <w:t>gateway</w:t>
-      </w:r>
-      <w:proofErr w:type="spellEnd"/>
-      <w:r>
-        <w:rPr>
-          <w:rFonts w:ascii="Arial" w:eastAsia="Arial" w:hAnsi="Arial"/>
-          <w:sz w:val="21"/>
-        </w:rPr>
-        <w:t xml:space="preserve"> címe. A WAN oldali cím a külső kapcsolatot modellezi. Ez a szétválasztás szükséges ahhoz, hogy a </w:t>
-      </w:r>
-      <w:proofErr w:type="spellStart"/>
-      <w:r>
-        <w:rPr>
-          <w:rFonts w:ascii="Arial" w:eastAsia="Arial" w:hAnsi="Arial"/>
-          <w:sz w:val="21"/>
-        </w:rPr>
-        <w:t>MikroTik</w:t>
-      </w:r>
-      <w:proofErr w:type="spellEnd"/>
-      <w:r>
-        <w:rPr>
-          <w:rFonts w:ascii="Arial" w:eastAsia="Arial" w:hAnsi="Arial"/>
-          <w:sz w:val="21"/>
-        </w:rPr>
-        <w:t xml:space="preserve"> valódi útválasztóként </w:t>
-      </w:r>
-      <w:proofErr w:type="spellStart"/>
-      <w:r>
-        <w:rPr>
-          <w:rFonts w:ascii="Arial" w:eastAsia="Arial" w:hAnsi="Arial"/>
-          <w:sz w:val="21"/>
-        </w:rPr>
-        <w:t>működjön</w:t>
-      </w:r>
-      <w:proofErr w:type="spellEnd"/>
-      <w:r>
-        <w:rPr>
-          <w:rFonts w:ascii="Arial" w:eastAsia="Arial" w:hAnsi="Arial"/>
-          <w:sz w:val="21"/>
-        </w:rPr>
-        <w:t xml:space="preserve"> a belső és külső hálózat között.</w:t>
-      </w:r>
-    </w:p>
-    <w:p>
-      <w:pPr>
-        <w:spacing w:before="160"/>
-      </w:pPr>
-      <w:r>
-        <w:rPr>
-          <w:rFonts w:ascii="Arial" w:eastAsia="Arial" w:hAnsi="Arial"/>
-          <w:b/>
-          <w:sz w:val="30"/>
-        </w:rPr>
-        <w:t>NAT szerepe</w:t>
-      </w:r>
-    </w:p>
-    <w:p>
-      <w:pPr>
-        <w:spacing w:after="120"/>
-        <w:ind w:firstLine="283"/>
-      </w:pPr>
-      <w:r>
-        <w:rPr>
-          <w:rFonts w:ascii="Arial" w:eastAsia="Arial" w:hAnsi="Arial"/>
-        </w:rPr>
-        <w:t xml:space="preserve">A NAT ebben a rendszerben azt biztosítja, hogy a belső hálózaton lévő gépek a </w:t>
-      </w:r>
-      <w:proofErr w:type="spellStart"/>
-      <w:r>
-        <w:rPr>
-          <w:rFonts w:ascii="Arial" w:eastAsia="Arial" w:hAnsi="Arial"/>
-        </w:rPr>
-        <w:t>MikroTik</w:t>
-      </w:r>
-      <w:proofErr w:type="spellEnd"/>
-      <w:r>
-        <w:rPr>
-          <w:rFonts w:ascii="Arial" w:eastAsia="Arial" w:hAnsi="Arial"/>
-        </w:rPr>
-        <w:t xml:space="preserve"> külső irányú kapcsolatán keresztül tudjanak kommunikálni a külső hálózat felé. Egyszerűbben fogalmazva: a belső gépek nem közvetlenül jelennek meg kifelé, hanem a </w:t>
-      </w:r>
-      <w:proofErr w:type="spellStart"/>
-      <w:r>
-        <w:rPr>
-          <w:rFonts w:ascii="Arial" w:eastAsia="Arial" w:hAnsi="Arial"/>
-        </w:rPr>
-        <w:t>MikroTik</w:t>
-      </w:r>
-      <w:proofErr w:type="spellEnd"/>
-      <w:r>
-        <w:rPr>
-          <w:rFonts w:ascii="Arial" w:eastAsia="Arial" w:hAnsi="Arial"/>
-        </w:rPr>
-        <w:t xml:space="preserve"> végzi helyettük a címfordítást.</w:t>
-      </w:r>
-    </w:p>
-    <w:p>
-      <w:pPr>
-        <w:spacing w:after="120"/>
-        <w:ind w:firstLine="283"/>
-      </w:pPr>
-      <w:r>
-        <w:rPr>
-          <w:rFonts w:ascii="Arial" w:eastAsia="Arial" w:hAnsi="Arial"/>
-        </w:rPr>
-        <w:t xml:space="preserve">A </w:t>
-      </w:r>
-      <w:proofErr w:type="spellStart"/>
-      <w:r>
-        <w:rPr>
-          <w:rFonts w:ascii="Arial" w:eastAsia="Arial" w:hAnsi="Arial"/>
-        </w:rPr>
-        <w:t>masquerade</w:t>
-      </w:r>
-      <w:proofErr w:type="spellEnd"/>
-      <w:r>
-        <w:rPr>
-          <w:rFonts w:ascii="Arial" w:eastAsia="Arial" w:hAnsi="Arial"/>
-        </w:rPr>
-        <w:t xml:space="preserve"> típusú NAT-szabály különösen hasznos labor- és kisebb hálózati környezetben, mert a belső hálózat címei automatikusan a kimenő interfész címére fordíthatók. A </w:t>
-      </w:r>
-      <w:proofErr w:type="spellStart"/>
-      <w:r>
-        <w:rPr>
-          <w:rFonts w:ascii="Arial" w:eastAsia="Arial" w:hAnsi="Arial"/>
-        </w:rPr>
-        <w:t>Borsode</w:t>
-      </w:r>
-      <w:proofErr w:type="spellEnd"/>
-      <w:r>
-        <w:rPr>
-          <w:rFonts w:ascii="Arial" w:eastAsia="Arial" w:hAnsi="Arial"/>
-        </w:rPr>
-        <w:t xml:space="preserve"> projektben ez azt modellezi, hogy a cég belső </w:t>
-      </w:r>
-      <w:proofErr w:type="spellStart"/>
-      <w:r>
-        <w:rPr>
-          <w:rFonts w:ascii="Arial" w:eastAsia="Arial" w:hAnsi="Arial"/>
-        </w:rPr>
-        <w:t>gépei</w:t>
-      </w:r>
-      <w:proofErr w:type="spellEnd"/>
-      <w:r>
-        <w:rPr>
-          <w:rFonts w:ascii="Arial" w:eastAsia="Arial" w:hAnsi="Arial"/>
-        </w:rPr>
-        <w:t xml:space="preserve"> egy központi átjárón keresztül érnek el külső hálózati erőforrásokat.</w:t>
+        <w:t xml:space="preserve"> belső hálózata rendezett formában legyen kezelve. A WAN és LAN elnevezés azért lényeges, mert egyértelművé teszi, melyik interfész néz kifelé és melyik szolgálja ki a belső céges hálózatot.</w:t>
       </w:r>
     </w:p>
     <w:p>
@@ -4337,12 +3145,11 @@
         <w:rPr>
           <w:noProof/>
         </w:rPr>
-        <w:lastRenderedPageBreak/>
         <w:drawing>
-          <wp:inline distT="0" distB="0" distL="0" distR="0" wp14:anchorId="6E9C9343" wp14:editId="07CA6D93">
-            <wp:extent cx="5486400" cy="2009766"/>
+          <wp:inline distT="0" distB="0" distL="0" distR="0" wp14:anchorId="2EA099EB" wp14:editId="623D9799">
+            <wp:extent cx="5486400" cy="2023757"/>
             <wp:effectExtent l="0" t="0" r="0" b="0"/>
-            <wp:docPr id="10" name="Picture 10"/>
+            <wp:docPr id="8" name="Picture 8"/>
             <wp:cNvGraphicFramePr>
               <a:graphicFrameLocks xmlns:a="http://schemas.openxmlformats.org/drawingml/2006/main" noChangeAspect="1"/>
             </wp:cNvGraphicFramePr>
@@ -4362,7 +3169,7 @@
                   <pic:spPr>
                     <a:xfrm>
                       <a:off x="0" y="0"/>
-                      <a:ext cx="5486400" cy="2009766"/>
+                      <a:ext cx="5486400" cy="2023757"/>
                     </a:xfrm>
                     <a:prstGeom prst="rect">
                       <a:avLst/>
@@ -4385,39 +3192,7 @@
           <w:rFonts w:ascii="Arial" w:eastAsia="Arial" w:hAnsi="Arial"/>
           <w:b/>
         </w:rPr>
-        <w:t xml:space="preserve">Ábra 10: NAT szabály - </w:t>
-      </w:r>
-      <w:proofErr w:type="spellStart"/>
-      <w:r>
-        <w:rPr>
-          <w:rFonts w:ascii="Arial" w:eastAsia="Arial" w:hAnsi="Arial"/>
-          <w:b/>
-        </w:rPr>
-        <w:t>srcnat</w:t>
-      </w:r>
-      <w:proofErr w:type="spellEnd"/>
-      <w:r>
-        <w:rPr>
-          <w:rFonts w:ascii="Arial" w:eastAsia="Arial" w:hAnsi="Arial"/>
-          <w:b/>
-        </w:rPr>
-        <w:t xml:space="preserve"> </w:t>
-      </w:r>
-      <w:proofErr w:type="spellStart"/>
-      <w:r>
-        <w:rPr>
-          <w:rFonts w:ascii="Arial" w:eastAsia="Arial" w:hAnsi="Arial"/>
-          <w:b/>
-        </w:rPr>
-        <w:t>masquerade</w:t>
-      </w:r>
-      <w:proofErr w:type="spellEnd"/>
-      <w:r>
-        <w:rPr>
-          <w:rFonts w:ascii="Arial" w:eastAsia="Arial" w:hAnsi="Arial"/>
-          <w:b/>
-        </w:rPr>
-        <w:t xml:space="preserve"> WAN felé</w:t>
+        <w:t>Ábra 8: Bridge ports - LAN port bridge1-hez rendelve</w:t>
       </w:r>
     </w:p>
     <w:p>
@@ -4426,7 +3201,7 @@
           <w:rFonts w:ascii="Arial" w:eastAsia="Arial" w:hAnsi="Arial"/>
           <w:sz w:val="21"/>
         </w:rPr>
-        <w:t xml:space="preserve">A képen látható NAT szabály célja, hogy a </w:t>
+        <w:t xml:space="preserve">Ez a beállítás azt mutatja, hogy a LAN interfész a bridge1 része. </w:t>
       </w:r>
       <w:proofErr w:type="spellStart"/>
       <w:r>
@@ -4434,7 +3209,7 @@
           <w:rFonts w:ascii="Arial" w:eastAsia="Arial" w:hAnsi="Arial"/>
           <w:sz w:val="21"/>
         </w:rPr>
-        <w:t>Borsode</w:t>
+        <w:t>Projektbeli</w:t>
       </w:r>
       <w:proofErr w:type="spellEnd"/>
       <w:r>
@@ -4442,7 +3217,7 @@
           <w:rFonts w:ascii="Arial" w:eastAsia="Arial" w:hAnsi="Arial"/>
           <w:sz w:val="21"/>
         </w:rPr>
-        <w:t xml:space="preserve"> belső 10.10.10.0/24 hálózatából induló forgalom a WAN irányába továbbítható legyen. A szabály out-</w:t>
+        <w:t xml:space="preserve"> jelentősége az, hogy a belső hálózat </w:t>
       </w:r>
       <w:proofErr w:type="spellStart"/>
       <w:r>
@@ -4450,7 +3225,7 @@
           <w:rFonts w:ascii="Arial" w:eastAsia="Arial" w:hAnsi="Arial"/>
           <w:sz w:val="21"/>
         </w:rPr>
-        <w:t>interface</w:t>
+        <w:t>gépei</w:t>
       </w:r>
       <w:proofErr w:type="spellEnd"/>
       <w:r>
@@ -4458,23 +3233,7 @@
           <w:rFonts w:ascii="Arial" w:eastAsia="Arial" w:hAnsi="Arial"/>
           <w:sz w:val="21"/>
         </w:rPr>
-        <w:t xml:space="preserve"> értéke azért fontos, mert így a címfordítás csak a kifelé menő forgalomra vonatkozik. Ez teszi lehetővé, hogy a belső gépek a </w:t>
-      </w:r>
-      <w:proofErr w:type="spellStart"/>
-      <w:r>
-        <w:rPr>
-          <w:rFonts w:ascii="Arial" w:eastAsia="Arial" w:hAnsi="Arial"/>
-          <w:sz w:val="21"/>
-        </w:rPr>
-        <w:t>MikroTik</w:t>
-      </w:r>
-      <w:proofErr w:type="spellEnd"/>
-      <w:r>
-        <w:rPr>
-          <w:rFonts w:ascii="Arial" w:eastAsia="Arial" w:hAnsi="Arial"/>
-          <w:sz w:val="21"/>
-        </w:rPr>
-        <w:t>-en keresztül érjék el a külső hálózatot.</w:t>
+        <w:t xml:space="preserve"> ugyanazon logikai LAN oldalon jelennek meg, így a MikroTik gateway címe és a DHCP szolgáltatás egységesen tud működni. Ha ez a hozzárendelés hiányzik vagy rossz helyre kerül, a belső kliensek nem a várt hálózati szegmensben fognak kommunikálni.</w:t>
       </w:r>
     </w:p>
     <w:p>
@@ -4487,7 +3246,7 @@
           <w:b/>
           <w:sz w:val="30"/>
         </w:rPr>
-        <w:t>DHCP szerepe</w:t>
+        <w:t>IP-címzés</w:t>
       </w:r>
     </w:p>
     <w:p>
@@ -4499,7 +3258,8 @@
         <w:rPr>
           <w:rFonts w:ascii="Arial" w:eastAsia="Arial" w:hAnsi="Arial"/>
         </w:rPr>
-        <w:t xml:space="preserve">A DHCP szerver célja az volt, hogy a </w:t>
+        <w:lastRenderedPageBreak/>
+        <w:t xml:space="preserve">A MikroTik LAN oldali IP-címe a belső hálózat alapértelmezett átjárója. A projektben ez a 10.10.10.1/24 címként jelent meg. Ez azt jelenti, hogy a </w:t>
       </w:r>
       <w:proofErr w:type="spellStart"/>
       <w:r>
@@ -4513,61 +3273,7 @@
         <w:rPr>
           <w:rFonts w:ascii="Arial" w:eastAsia="Arial" w:hAnsi="Arial"/>
         </w:rPr>
-        <w:t xml:space="preserve"> belső hálózatán lévő gépek automatikusan kapjanak IP-címet. Ez a projektben azért fontos, mert így a kliensek hálózati beállításait nem kell egyenként, kézzel rögzíteni. A DHCP kiosztja az IP-címet, az átjárót és szükség esetén más hálózati paramétereket is.</w:t>
-      </w:r>
-    </w:p>
-    <w:p>
-      <w:pPr>
-        <w:spacing w:after="120"/>
-        <w:ind w:firstLine="283"/>
-      </w:pPr>
-      <w:r>
-        <w:rPr>
-          <w:rFonts w:ascii="Arial" w:eastAsia="Arial" w:hAnsi="Arial"/>
-        </w:rPr>
-        <w:t xml:space="preserve">A laborban használt rövidebb </w:t>
-      </w:r>
-      <w:proofErr w:type="spellStart"/>
-      <w:r>
-        <w:rPr>
-          <w:rFonts w:ascii="Arial" w:eastAsia="Arial" w:hAnsi="Arial"/>
-        </w:rPr>
-        <w:t>lease</w:t>
-      </w:r>
-      <w:proofErr w:type="spellEnd"/>
-      <w:r>
-        <w:rPr>
-          <w:rFonts w:ascii="Arial" w:eastAsia="Arial" w:hAnsi="Arial"/>
-        </w:rPr>
-        <w:t xml:space="preserve"> idő hasznos teszteléskor, mert a címek gyorsabban </w:t>
-      </w:r>
-      <w:proofErr w:type="spellStart"/>
-      <w:r>
-        <w:rPr>
-          <w:rFonts w:ascii="Arial" w:eastAsia="Arial" w:hAnsi="Arial"/>
-        </w:rPr>
-        <w:t>újraoszthatók</w:t>
-      </w:r>
-      <w:proofErr w:type="spellEnd"/>
-      <w:r>
-        <w:rPr>
-          <w:rFonts w:ascii="Arial" w:eastAsia="Arial" w:hAnsi="Arial"/>
-        </w:rPr>
-        <w:t xml:space="preserve"> és könnyebb ellenőrizni, hogy a beállítások ténylegesen működnek-e. Valós környezetben a </w:t>
-      </w:r>
-      <w:proofErr w:type="spellStart"/>
-      <w:r>
-        <w:rPr>
-          <w:rFonts w:ascii="Arial" w:eastAsia="Arial" w:hAnsi="Arial"/>
-        </w:rPr>
-        <w:t>lease</w:t>
-      </w:r>
-      <w:proofErr w:type="spellEnd"/>
-      <w:r>
-        <w:rPr>
-          <w:rFonts w:ascii="Arial" w:eastAsia="Arial" w:hAnsi="Arial"/>
-        </w:rPr>
-        <w:t xml:space="preserve"> időt a hálózat méretéhez és működési szokásaihoz kell igazítani.</w:t>
+        <w:t xml:space="preserve"> belső hálózatában a kliensek és szerverek a 10.10.10.0/24 tartományban működnek, és a külső irányú forgalmat a 10.10.10.1 címen elérhető gateway felé küldik.</w:t>
       </w:r>
     </w:p>
     <w:p>
@@ -4579,10 +3285,10 @@
           <w:noProof/>
         </w:rPr>
         <w:drawing>
-          <wp:inline distT="0" distB="0" distL="0" distR="0" wp14:anchorId="7BDA5A2B" wp14:editId="02C2258D">
-            <wp:extent cx="5212080" cy="2509281"/>
+          <wp:inline distT="0" distB="0" distL="0" distR="0" wp14:anchorId="6FEDB081" wp14:editId="0C994299">
+            <wp:extent cx="3657600" cy="3268133"/>
             <wp:effectExtent l="0" t="0" r="0" b="0"/>
-            <wp:docPr id="11" name="Picture 11"/>
+            <wp:docPr id="9" name="Picture 9"/>
             <wp:cNvGraphicFramePr>
               <a:graphicFrameLocks xmlns:a="http://schemas.openxmlformats.org/drawingml/2006/main" noChangeAspect="1"/>
             </wp:cNvGraphicFramePr>
@@ -4602,6 +3308,319 @@
                   <pic:spPr>
                     <a:xfrm>
                       <a:off x="0" y="0"/>
+                      <a:ext cx="3657600" cy="3268133"/>
+                    </a:xfrm>
+                    <a:prstGeom prst="rect">
+                      <a:avLst/>
+                    </a:prstGeom>
+                  </pic:spPr>
+                </pic:pic>
+              </a:graphicData>
+            </a:graphic>
+          </wp:inline>
+        </w:drawing>
+      </w:r>
+    </w:p>
+    <w:p>
+      <w:pPr>
+        <w:spacing w:after="80"/>
+        <w:jc w:val="center"/>
+      </w:pPr>
+      <w:r>
+        <w:rPr>
+          <w:rFonts w:ascii="Arial" w:eastAsia="Arial" w:hAnsi="Arial"/>
+          <w:b/>
+        </w:rPr>
+        <w:t>Ábra 9: IP címzés - LAN és WAN interfész</w:t>
+      </w:r>
+    </w:p>
+    <w:p>
+      <w:r>
+        <w:rPr>
+          <w:rFonts w:ascii="Arial" w:eastAsia="Arial" w:hAnsi="Arial"/>
+          <w:sz w:val="21"/>
+        </w:rPr>
+        <w:t xml:space="preserve">A képen látható IP-beállítások adják a MikroTik hálózati szerepének alapját. A 10.10.10.1/24 cím a </w:t>
+      </w:r>
+      <w:proofErr w:type="spellStart"/>
+      <w:r>
+        <w:rPr>
+          <w:rFonts w:ascii="Arial" w:eastAsia="Arial" w:hAnsi="Arial"/>
+          <w:sz w:val="21"/>
+        </w:rPr>
+        <w:t>Borsode</w:t>
+      </w:r>
+      <w:proofErr w:type="spellEnd"/>
+      <w:r>
+        <w:rPr>
+          <w:rFonts w:ascii="Arial" w:eastAsia="Arial" w:hAnsi="Arial"/>
+          <w:sz w:val="21"/>
+        </w:rPr>
+        <w:t xml:space="preserve"> belső hálózatának gateway címe. A WAN oldali cím a külső kapcsolatot modellezi. Ez a szétválasztás szükséges ahhoz, hogy a MikroTik valódi útválasztóként </w:t>
+      </w:r>
+      <w:proofErr w:type="spellStart"/>
+      <w:r>
+        <w:rPr>
+          <w:rFonts w:ascii="Arial" w:eastAsia="Arial" w:hAnsi="Arial"/>
+          <w:sz w:val="21"/>
+        </w:rPr>
+        <w:t>működjön</w:t>
+      </w:r>
+      <w:proofErr w:type="spellEnd"/>
+      <w:r>
+        <w:rPr>
+          <w:rFonts w:ascii="Arial" w:eastAsia="Arial" w:hAnsi="Arial"/>
+          <w:sz w:val="21"/>
+        </w:rPr>
+        <w:t xml:space="preserve"> a belső és külső hálózat között.</w:t>
+      </w:r>
+    </w:p>
+    <w:p>
+      <w:pPr>
+        <w:spacing w:before="160"/>
+      </w:pPr>
+      <w:r>
+        <w:rPr>
+          <w:rFonts w:ascii="Arial" w:eastAsia="Arial" w:hAnsi="Arial"/>
+          <w:b/>
+          <w:sz w:val="30"/>
+        </w:rPr>
+        <w:t>NAT szerepe</w:t>
+      </w:r>
+    </w:p>
+    <w:p>
+      <w:pPr>
+        <w:spacing w:after="120"/>
+        <w:ind w:firstLine="283"/>
+      </w:pPr>
+      <w:r>
+        <w:rPr>
+          <w:rFonts w:ascii="Arial" w:eastAsia="Arial" w:hAnsi="Arial"/>
+        </w:rPr>
+        <w:t>A NAT ebben a rendszerben azt biztosítja, hogy a belső hálózaton lévő gépek a MikroTik külső irányú kapcsolatán keresztül tudjanak kommunikálni a külső hálózat felé. Egyszerűbben fogalmazva: a belső gépek nem közvetlenül jelennek meg kifelé, hanem a MikroTik végzi helyettük a címfordítást.</w:t>
+      </w:r>
+    </w:p>
+    <w:p>
+      <w:pPr>
+        <w:spacing w:after="120"/>
+        <w:ind w:firstLine="283"/>
+      </w:pPr>
+      <w:r>
+        <w:rPr>
+          <w:rFonts w:ascii="Arial" w:eastAsia="Arial" w:hAnsi="Arial"/>
+        </w:rPr>
+        <w:t xml:space="preserve">A masquerade típusú NAT-szabály különösen hasznos labor- és kisebb hálózati környezetben, mert a belső hálózat címei automatikusan a kimenő interfész címére fordíthatók. A </w:t>
+      </w:r>
+      <w:proofErr w:type="spellStart"/>
+      <w:r>
+        <w:rPr>
+          <w:rFonts w:ascii="Arial" w:eastAsia="Arial" w:hAnsi="Arial"/>
+        </w:rPr>
+        <w:t>Borsode</w:t>
+      </w:r>
+      <w:proofErr w:type="spellEnd"/>
+      <w:r>
+        <w:rPr>
+          <w:rFonts w:ascii="Arial" w:eastAsia="Arial" w:hAnsi="Arial"/>
+        </w:rPr>
+        <w:t xml:space="preserve"> projektben ez azt modellezi, hogy a cég belső </w:t>
+      </w:r>
+      <w:proofErr w:type="spellStart"/>
+      <w:r>
+        <w:rPr>
+          <w:rFonts w:ascii="Arial" w:eastAsia="Arial" w:hAnsi="Arial"/>
+        </w:rPr>
+        <w:t>gépei</w:t>
+      </w:r>
+      <w:proofErr w:type="spellEnd"/>
+      <w:r>
+        <w:rPr>
+          <w:rFonts w:ascii="Arial" w:eastAsia="Arial" w:hAnsi="Arial"/>
+        </w:rPr>
+        <w:t xml:space="preserve"> egy központi átjárón keresztül érnek el külső hálózati erőforrásokat.</w:t>
+      </w:r>
+    </w:p>
+    <w:p>
+      <w:pPr>
+        <w:jc w:val="center"/>
+      </w:pPr>
+      <w:r>
+        <w:rPr>
+          <w:noProof/>
+        </w:rPr>
+        <w:lastRenderedPageBreak/>
+        <w:drawing>
+          <wp:inline distT="0" distB="0" distL="0" distR="0" wp14:anchorId="6E9C9343" wp14:editId="07CA6D93">
+            <wp:extent cx="5486400" cy="2009766"/>
+            <wp:effectExtent l="0" t="0" r="0" b="0"/>
+            <wp:docPr id="10" name="Picture 10"/>
+            <wp:cNvGraphicFramePr>
+              <a:graphicFrameLocks xmlns:a="http://schemas.openxmlformats.org/drawingml/2006/main" noChangeAspect="1"/>
+            </wp:cNvGraphicFramePr>
+            <a:graphic xmlns:a="http://schemas.openxmlformats.org/drawingml/2006/main">
+              <a:graphicData uri="http://schemas.openxmlformats.org/drawingml/2006/picture">
+                <pic:pic xmlns:pic="http://schemas.openxmlformats.org/drawingml/2006/picture">
+                  <pic:nvPicPr>
+                    <pic:cNvPr id="0" name="image.png"/>
+                    <pic:cNvPicPr/>
+                  </pic:nvPicPr>
+                  <pic:blipFill>
+                    <a:blip r:embed="rId15"/>
+                    <a:stretch>
+                      <a:fillRect/>
+                    </a:stretch>
+                  </pic:blipFill>
+                  <pic:spPr>
+                    <a:xfrm>
+                      <a:off x="0" y="0"/>
+                      <a:ext cx="5486400" cy="2009766"/>
+                    </a:xfrm>
+                    <a:prstGeom prst="rect">
+                      <a:avLst/>
+                    </a:prstGeom>
+                  </pic:spPr>
+                </pic:pic>
+              </a:graphicData>
+            </a:graphic>
+          </wp:inline>
+        </w:drawing>
+      </w:r>
+    </w:p>
+    <w:p>
+      <w:pPr>
+        <w:spacing w:after="80"/>
+        <w:jc w:val="center"/>
+      </w:pPr>
+      <w:r>
+        <w:rPr>
+          <w:rFonts w:ascii="Arial" w:eastAsia="Arial" w:hAnsi="Arial"/>
+          <w:b/>
+        </w:rPr>
+        <w:t>Ábra 10: NAT szabály - srcnat masquerade WAN felé</w:t>
+      </w:r>
+    </w:p>
+    <w:p>
+      <w:r>
+        <w:rPr>
+          <w:rFonts w:ascii="Arial" w:eastAsia="Arial" w:hAnsi="Arial"/>
+          <w:sz w:val="21"/>
+        </w:rPr>
+        <w:t xml:space="preserve">A képen látható NAT szabály célja, hogy a </w:t>
+      </w:r>
+      <w:proofErr w:type="spellStart"/>
+      <w:r>
+        <w:rPr>
+          <w:rFonts w:ascii="Arial" w:eastAsia="Arial" w:hAnsi="Arial"/>
+          <w:sz w:val="21"/>
+        </w:rPr>
+        <w:t>Borsode</w:t>
+      </w:r>
+      <w:proofErr w:type="spellEnd"/>
+      <w:r>
+        <w:rPr>
+          <w:rFonts w:ascii="Arial" w:eastAsia="Arial" w:hAnsi="Arial"/>
+          <w:sz w:val="21"/>
+        </w:rPr>
+        <w:t xml:space="preserve"> belső 10.10.10.0/24 hálózatából induló forgalom a WAN irányába továbbítható legyen. A szabály out-interface értéke azért fontos, mert így a címfordítás csak a kifelé menő forgalomra vonatkozik. Ez teszi lehetővé, hogy a belső gépek a MikroTik-en keresztül érjék el a külső hálózatot.</w:t>
+      </w:r>
+    </w:p>
+    <w:p>
+      <w:pPr>
+        <w:spacing w:before="160"/>
+      </w:pPr>
+      <w:r>
+        <w:rPr>
+          <w:rFonts w:ascii="Arial" w:eastAsia="Arial" w:hAnsi="Arial"/>
+          <w:b/>
+          <w:sz w:val="30"/>
+        </w:rPr>
+        <w:t>DHCP szerepe</w:t>
+      </w:r>
+    </w:p>
+    <w:p>
+      <w:pPr>
+        <w:spacing w:after="120"/>
+        <w:ind w:firstLine="283"/>
+      </w:pPr>
+      <w:r>
+        <w:rPr>
+          <w:rFonts w:ascii="Arial" w:eastAsia="Arial" w:hAnsi="Arial"/>
+        </w:rPr>
+        <w:t xml:space="preserve">A DHCP szerver célja az volt, hogy a </w:t>
+      </w:r>
+      <w:proofErr w:type="spellStart"/>
+      <w:r>
+        <w:rPr>
+          <w:rFonts w:ascii="Arial" w:eastAsia="Arial" w:hAnsi="Arial"/>
+        </w:rPr>
+        <w:t>Borsode</w:t>
+      </w:r>
+      <w:proofErr w:type="spellEnd"/>
+      <w:r>
+        <w:rPr>
+          <w:rFonts w:ascii="Arial" w:eastAsia="Arial" w:hAnsi="Arial"/>
+        </w:rPr>
+        <w:t xml:space="preserve"> belső hálózatán lévő gépek automatikusan kapjanak IP-címet. Ez a projektben azért fontos, mert így a kliensek hálózati beállításait nem kell egyenként, kézzel rögzíteni. A DHCP kiosztja az IP-címet, az átjárót és szükség esetén más hálózati paramétereket is.</w:t>
+      </w:r>
+    </w:p>
+    <w:p>
+      <w:pPr>
+        <w:spacing w:after="120"/>
+        <w:ind w:firstLine="283"/>
+      </w:pPr>
+      <w:r>
+        <w:rPr>
+          <w:rFonts w:ascii="Arial" w:eastAsia="Arial" w:hAnsi="Arial"/>
+        </w:rPr>
+        <w:t xml:space="preserve">A laborban használt rövidebb lease idő hasznos teszteléskor, mert a címek gyorsabban </w:t>
+      </w:r>
+      <w:proofErr w:type="spellStart"/>
+      <w:r>
+        <w:rPr>
+          <w:rFonts w:ascii="Arial" w:eastAsia="Arial" w:hAnsi="Arial"/>
+        </w:rPr>
+        <w:t>újraoszthatók</w:t>
+      </w:r>
+      <w:proofErr w:type="spellEnd"/>
+      <w:r>
+        <w:rPr>
+          <w:rFonts w:ascii="Arial" w:eastAsia="Arial" w:hAnsi="Arial"/>
+        </w:rPr>
+        <w:t xml:space="preserve"> és könnyebb ellenőrizni, hogy a beállítások ténylegesen működnek-e. Valós környezetben a lease időt a hálózat méretéhez és működési szokásaihoz kell igazítani.</w:t>
+      </w:r>
+    </w:p>
+    <w:p>
+      <w:pPr>
+        <w:jc w:val="center"/>
+      </w:pPr>
+      <w:r>
+        <w:rPr>
+          <w:noProof/>
+        </w:rPr>
+        <w:drawing>
+          <wp:inline distT="0" distB="0" distL="0" distR="0" wp14:anchorId="7BDA5A2B" wp14:editId="02C2258D">
+            <wp:extent cx="5212080" cy="2509281"/>
+            <wp:effectExtent l="0" t="0" r="0" b="0"/>
+            <wp:docPr id="11" name="Picture 11"/>
+            <wp:cNvGraphicFramePr>
+              <a:graphicFrameLocks xmlns:a="http://schemas.openxmlformats.org/drawingml/2006/main" noChangeAspect="1"/>
+            </wp:cNvGraphicFramePr>
+            <a:graphic xmlns:a="http://schemas.openxmlformats.org/drawingml/2006/main">
+              <a:graphicData uri="http://schemas.openxmlformats.org/drawingml/2006/picture">
+                <pic:pic xmlns:pic="http://schemas.openxmlformats.org/drawingml/2006/picture">
+                  <pic:nvPicPr>
+                    <pic:cNvPr id="0" name="image.png"/>
+                    <pic:cNvPicPr/>
+                  </pic:nvPicPr>
+                  <pic:blipFill>
+                    <a:blip r:embed="rId16"/>
+                    <a:stretch>
+                      <a:fillRect/>
+                    </a:stretch>
+                  </pic:blipFill>
+                  <pic:spPr>
+                    <a:xfrm>
+                      <a:off x="0" y="0"/>
                       <a:ext cx="5212080" cy="2509281"/>
                     </a:xfrm>
                     <a:prstGeom prst="rect">
@@ -4625,23 +3644,7 @@
           <w:rFonts w:ascii="Arial" w:eastAsia="Arial" w:hAnsi="Arial"/>
           <w:b/>
         </w:rPr>
-        <w:t xml:space="preserve">Ábra 11: DHCP szerver - </w:t>
-      </w:r>
-      <w:proofErr w:type="spellStart"/>
-      <w:r>
-        <w:rPr>
-          <w:rFonts w:ascii="Arial" w:eastAsia="Arial" w:hAnsi="Arial"/>
-          <w:b/>
-        </w:rPr>
-        <w:t>dhcp-lan</w:t>
-      </w:r>
-      <w:proofErr w:type="spellEnd"/>
-      <w:r>
-        <w:rPr>
-          <w:rFonts w:ascii="Arial" w:eastAsia="Arial" w:hAnsi="Arial"/>
-          <w:b/>
-        </w:rPr>
-        <w:t xml:space="preserve"> a bridge1 interfészen</w:t>
+        <w:t>Ábra 11: DHCP szerver - dhcp-lan a bridge1 interfészen</w:t>
       </w:r>
     </w:p>
     <w:p>
@@ -4667,23 +3670,7 @@
           <w:rFonts w:ascii="Arial" w:eastAsia="Arial" w:hAnsi="Arial"/>
           <w:sz w:val="21"/>
         </w:rPr>
-        <w:t xml:space="preserve"> belső LAN oldalát szolgálja ki. A </w:t>
-      </w:r>
-      <w:proofErr w:type="spellStart"/>
-      <w:r>
-        <w:rPr>
-          <w:rFonts w:ascii="Arial" w:eastAsia="Arial" w:hAnsi="Arial"/>
-          <w:sz w:val="21"/>
-        </w:rPr>
-        <w:t>pool-lan</w:t>
-      </w:r>
-      <w:proofErr w:type="spellEnd"/>
-      <w:r>
-        <w:rPr>
-          <w:rFonts w:ascii="Arial" w:eastAsia="Arial" w:hAnsi="Arial"/>
-          <w:sz w:val="21"/>
-        </w:rPr>
-        <w:t xml:space="preserve"> címkészletből osztott IP-címek biztosítják, hogy a belső gépek automatikusan csatlakozni tudjanak a hálózathoz. Ez csökkenti a kézi konfigurációs hibák esélyét és egyszerűbbé teszi a tesztelést.</w:t>
+        <w:t xml:space="preserve"> belső LAN oldalát szolgálja ki. A pool-lan címkészletből osztott IP-címek biztosítják, hogy a belső gépek automatikusan csatlakozni tudjanak a hálózathoz. Ez csökkenti a kézi konfigurációs hibák esélyét és egyszerűbbé teszi a tesztelést.</w:t>
       </w:r>
     </w:p>
     <w:p>
@@ -4762,63 +3749,7 @@
         <w:rPr>
           <w:rFonts w:ascii="Arial" w:eastAsia="Arial" w:hAnsi="Arial"/>
         </w:rPr>
-        <w:t xml:space="preserve">A központi telephely, vagyis a HQ a vállalat fő hálózati pontját képviseli. Itt jelennek meg a fontosabb hálózati eszközök, például az ASA, a router, a </w:t>
-      </w:r>
-      <w:proofErr w:type="spellStart"/>
-      <w:r>
-        <w:rPr>
-          <w:rFonts w:ascii="Arial" w:eastAsia="Arial" w:hAnsi="Arial"/>
-        </w:rPr>
-        <w:t>multilayer</w:t>
-      </w:r>
-      <w:proofErr w:type="spellEnd"/>
-      <w:r>
-        <w:rPr>
-          <w:rFonts w:ascii="Arial" w:eastAsia="Arial" w:hAnsi="Arial"/>
-        </w:rPr>
-        <w:t xml:space="preserve"> </w:t>
-      </w:r>
-      <w:proofErr w:type="spellStart"/>
-      <w:r>
-        <w:rPr>
-          <w:rFonts w:ascii="Arial" w:eastAsia="Arial" w:hAnsi="Arial"/>
-        </w:rPr>
-        <w:t>switchek</w:t>
-      </w:r>
-      <w:proofErr w:type="spellEnd"/>
-      <w:r>
-        <w:rPr>
-          <w:rFonts w:ascii="Arial" w:eastAsia="Arial" w:hAnsi="Arial"/>
-        </w:rPr>
-        <w:t xml:space="preserve">, az </w:t>
-      </w:r>
-      <w:proofErr w:type="spellStart"/>
-      <w:r>
-        <w:rPr>
-          <w:rFonts w:ascii="Arial" w:eastAsia="Arial" w:hAnsi="Arial"/>
-        </w:rPr>
-        <w:t>access</w:t>
-      </w:r>
-      <w:proofErr w:type="spellEnd"/>
-      <w:r>
-        <w:rPr>
-          <w:rFonts w:ascii="Arial" w:eastAsia="Arial" w:hAnsi="Arial"/>
-        </w:rPr>
-        <w:t xml:space="preserve"> </w:t>
-      </w:r>
-      <w:proofErr w:type="spellStart"/>
-      <w:r>
-        <w:rPr>
-          <w:rFonts w:ascii="Arial" w:eastAsia="Arial" w:hAnsi="Arial"/>
-        </w:rPr>
-        <w:t>switch</w:t>
-      </w:r>
-      <w:proofErr w:type="spellEnd"/>
-      <w:r>
-        <w:rPr>
-          <w:rFonts w:ascii="Arial" w:eastAsia="Arial" w:hAnsi="Arial"/>
-        </w:rPr>
-        <w:t>, az AP és a TFTP szerver. A fióktelepek a cég további helyszíneit modellezik, ahol szintén szükség van hálózati kapcsolatra, vezetékes és vezeték nélküli elérésre, valamint a központtal való kommunikációra.</w:t>
+        <w:t>A központi telephely, vagyis a HQ a vállalat fő hálózati pontját képviseli. Itt jelennek meg a fontosabb hálózati eszközök, például az ASA, a router, a multilayer switchek, az access switch, az AP és a TFTP szerver. A fióktelepek a cég további helyszíneit modellezik, ahol szintén szükség van hálózati kapcsolatra, vezetékes és vezeték nélküli elérésre, valamint a központtal való kommunikációra.</w:t>
       </w:r>
     </w:p>
     <w:p>
@@ -4845,7 +3776,7 @@
                     <pic:cNvPicPr/>
                   </pic:nvPicPr>
                   <pic:blipFill>
-                    <a:blip r:embed="rId15"/>
+                    <a:blip r:embed="rId17"/>
                     <a:stretch>
                       <a:fillRect/>
                     </a:stretch>
@@ -5104,6 +4035,7 @@
                 <w:rFonts w:ascii="Arial" w:eastAsia="Arial" w:hAnsi="Arial"/>
                 <w:sz w:val="20"/>
               </w:rPr>
+              <w:lastRenderedPageBreak/>
               <w:t>BR1</w:t>
             </w:r>
           </w:p>
@@ -5179,23 +4111,7 @@
                 <w:rFonts w:ascii="Arial" w:eastAsia="Arial" w:hAnsi="Arial"/>
                 <w:sz w:val="20"/>
               </w:rPr>
-              <w:t xml:space="preserve">A redundánsabb, összetettebb telephelyi kapcsolódást és </w:t>
-            </w:r>
-            <w:proofErr w:type="spellStart"/>
-            <w:r>
-              <w:rPr>
-                <w:rFonts w:ascii="Arial" w:eastAsia="Arial" w:hAnsi="Arial"/>
-                <w:sz w:val="20"/>
-              </w:rPr>
-              <w:t>routing</w:t>
-            </w:r>
-            <w:proofErr w:type="spellEnd"/>
-            <w:r>
-              <w:rPr>
-                <w:rFonts w:ascii="Arial" w:eastAsia="Arial" w:hAnsi="Arial"/>
-                <w:sz w:val="20"/>
-              </w:rPr>
-              <w:t xml:space="preserve"> lehetőségeket szemlélteti.</w:t>
+              <w:t>A redundánsabb, összetettebb telephelyi kapcsolódást és routing lehetőségeket szemlélteti.</w:t>
             </w:r>
           </w:p>
         </w:tc>
@@ -5379,49 +4295,7 @@
         <w:rPr>
           <w:rFonts w:ascii="Arial" w:eastAsia="Arial" w:hAnsi="Arial"/>
         </w:rPr>
-        <w:t xml:space="preserve"> hálózatának központi része. Ebben a szegmensben találhatóak azok az eszközök, amelyek a vállalat fő kommunikációs és biztonsági pontjait képviselik. A </w:t>
-      </w:r>
-      <w:proofErr w:type="spellStart"/>
-      <w:r>
-        <w:rPr>
-          <w:rFonts w:ascii="Arial" w:eastAsia="Arial" w:hAnsi="Arial"/>
-        </w:rPr>
-        <w:t>multilayer</w:t>
-      </w:r>
-      <w:proofErr w:type="spellEnd"/>
-      <w:r>
-        <w:rPr>
-          <w:rFonts w:ascii="Arial" w:eastAsia="Arial" w:hAnsi="Arial"/>
-        </w:rPr>
-        <w:t xml:space="preserve"> </w:t>
-      </w:r>
-      <w:proofErr w:type="spellStart"/>
-      <w:r>
-        <w:rPr>
-          <w:rFonts w:ascii="Arial" w:eastAsia="Arial" w:hAnsi="Arial"/>
-        </w:rPr>
-        <w:t>switchek</w:t>
-      </w:r>
-      <w:proofErr w:type="spellEnd"/>
-      <w:r>
-        <w:rPr>
-          <w:rFonts w:ascii="Arial" w:eastAsia="Arial" w:hAnsi="Arial"/>
-        </w:rPr>
-        <w:t xml:space="preserve"> célja, hogy ne csak egyszerű kapcsolóként működjenek, hanem VLAN-ok és </w:t>
-      </w:r>
-      <w:proofErr w:type="spellStart"/>
-      <w:r>
-        <w:rPr>
-          <w:rFonts w:ascii="Arial" w:eastAsia="Arial" w:hAnsi="Arial"/>
-        </w:rPr>
-        <w:t>routing</w:t>
-      </w:r>
-      <w:proofErr w:type="spellEnd"/>
-      <w:r>
-        <w:rPr>
-          <w:rFonts w:ascii="Arial" w:eastAsia="Arial" w:hAnsi="Arial"/>
-        </w:rPr>
-        <w:t xml:space="preserve"> feladatok kezelésére is alkalmasak legyenek. Az ASA eszközök a hálózati védelem és szegmenshatárok szemléltetésében kapnak szerepet.</w:t>
+        <w:t xml:space="preserve"> hálózatának központi része. Ebben a szegmensben találhatóak azok az eszközök, amelyek a vállalat fő kommunikációs és biztonsági pontjait képviselik. A multilayer switchek célja, hogy ne csak egyszerű kapcsolóként működjenek, hanem VLAN-ok és routing feladatok kezelésére is alkalmasak legyenek. Az ASA eszközök a hálózati védelem és szegmenshatárok szemléltetésében kapnak szerepet.</w:t>
       </w:r>
     </w:p>
     <w:p>
@@ -5593,21 +4467,7 @@
         <w:rPr>
           <w:rFonts w:ascii="Arial" w:eastAsia="Arial" w:hAnsi="Arial"/>
         </w:rPr>
-        <w:t>A belső '</w:t>
-      </w:r>
-      <w:proofErr w:type="spellStart"/>
-      <w:r>
-        <w:rPr>
-          <w:rFonts w:ascii="Arial" w:eastAsia="Arial" w:hAnsi="Arial"/>
-        </w:rPr>
-        <w:t>lablan</w:t>
-      </w:r>
-      <w:proofErr w:type="spellEnd"/>
-      <w:r>
-        <w:rPr>
-          <w:rFonts w:ascii="Arial" w:eastAsia="Arial" w:hAnsi="Arial"/>
-        </w:rPr>
-        <w:t xml:space="preserve">' hálózat használata azt biztosítja, hogy a </w:t>
+        <w:t xml:space="preserve">A belső 'lablan' hálózat használata azt biztosítja, hogy a </w:t>
       </w:r>
       <w:proofErr w:type="spellStart"/>
       <w:r>
@@ -5628,23 +4488,13 @@
       <w:pPr>
         <w:spacing w:before="160"/>
       </w:pPr>
-      <w:proofErr w:type="spellStart"/>
       <w:r>
         <w:rPr>
           <w:rFonts w:ascii="Arial" w:eastAsia="Arial" w:hAnsi="Arial"/>
           <w:b/>
           <w:sz w:val="30"/>
         </w:rPr>
-        <w:t>Gateway</w:t>
-      </w:r>
-      <w:proofErr w:type="spellEnd"/>
-      <w:r>
-        <w:rPr>
-          <w:rFonts w:ascii="Arial" w:eastAsia="Arial" w:hAnsi="Arial"/>
-          <w:b/>
-          <w:sz w:val="30"/>
-        </w:rPr>
-        <w:t xml:space="preserve"> és forgalomirányítás</w:t>
+        <w:t>Gateway és forgalomirányítás</w:t>
       </w:r>
     </w:p>
     <w:p>
@@ -5656,49 +4506,7 @@
         <w:rPr>
           <w:rFonts w:ascii="Arial" w:eastAsia="Arial" w:hAnsi="Arial"/>
         </w:rPr>
-        <w:t xml:space="preserve">A </w:t>
-      </w:r>
-      <w:proofErr w:type="spellStart"/>
-      <w:r>
-        <w:rPr>
-          <w:rFonts w:ascii="Arial" w:eastAsia="Arial" w:hAnsi="Arial"/>
-        </w:rPr>
-        <w:t>MikroTik</w:t>
-      </w:r>
-      <w:proofErr w:type="spellEnd"/>
-      <w:r>
-        <w:rPr>
-          <w:rFonts w:ascii="Arial" w:eastAsia="Arial" w:hAnsi="Arial"/>
-        </w:rPr>
-        <w:t xml:space="preserve"> CHR </w:t>
-      </w:r>
-      <w:proofErr w:type="spellStart"/>
-      <w:r>
-        <w:rPr>
-          <w:rFonts w:ascii="Arial" w:eastAsia="Arial" w:hAnsi="Arial"/>
-        </w:rPr>
-        <w:t>gateway</w:t>
-      </w:r>
-      <w:proofErr w:type="spellEnd"/>
-      <w:r>
-        <w:rPr>
-          <w:rFonts w:ascii="Arial" w:eastAsia="Arial" w:hAnsi="Arial"/>
-        </w:rPr>
-        <w:t xml:space="preserve"> szerepe üzemeltetési szempontból azért jelentős, mert a belső hálózat kifelé irányuló forgalma egy központi ponton keresztül halad. Ez megkönnyíti a hibakeresést, a NAT ellenőrzését és a hálózati működés átlátását. Ha egy kliens nem éri el a külső hálózatot, ellenőrizhető a DHCP-cím, a </w:t>
-      </w:r>
-      <w:proofErr w:type="spellStart"/>
-      <w:r>
-        <w:rPr>
-          <w:rFonts w:ascii="Arial" w:eastAsia="Arial" w:hAnsi="Arial"/>
-        </w:rPr>
-        <w:t>gateway</w:t>
-      </w:r>
-      <w:proofErr w:type="spellEnd"/>
-      <w:r>
-        <w:rPr>
-          <w:rFonts w:ascii="Arial" w:eastAsia="Arial" w:hAnsi="Arial"/>
-        </w:rPr>
-        <w:t>, a NAT szabály és a WAN kapcsolat.</w:t>
+        <w:t>A MikroTik CHR gateway szerepe üzemeltetési szempontból azért jelentős, mert a belső hálózat kifelé irányuló forgalma egy központi ponton keresztül halad. Ez megkönnyíti a hibakeresést, a NAT ellenőrzését és a hálózati működés átlátását. Ha egy kliens nem éri el a külső hálózatot, ellenőrizhető a DHCP-cím, a gateway, a NAT szabály és a WAN kapcsolat.</w:t>
       </w:r>
     </w:p>
     <w:p>
@@ -5820,35 +4628,7 @@
         <w:rPr>
           <w:rFonts w:ascii="Arial" w:eastAsia="Arial" w:hAnsi="Arial"/>
         </w:rPr>
-        <w:t xml:space="preserve">· a 10.10.10.1 </w:t>
-      </w:r>
-      <w:proofErr w:type="spellStart"/>
-      <w:r>
-        <w:rPr>
-          <w:rFonts w:ascii="Arial" w:eastAsia="Arial" w:hAnsi="Arial"/>
-        </w:rPr>
-        <w:t>gateway</w:t>
-      </w:r>
-      <w:proofErr w:type="spellEnd"/>
-      <w:r>
-        <w:rPr>
-          <w:rFonts w:ascii="Arial" w:eastAsia="Arial" w:hAnsi="Arial"/>
-        </w:rPr>
-        <w:t xml:space="preserve"> elérhetőségének tesztelése </w:t>
-      </w:r>
-      <w:proofErr w:type="spellStart"/>
-      <w:r>
-        <w:rPr>
-          <w:rFonts w:ascii="Arial" w:eastAsia="Arial" w:hAnsi="Arial"/>
-        </w:rPr>
-        <w:t>ping</w:t>
-      </w:r>
-      <w:proofErr w:type="spellEnd"/>
-      <w:r>
-        <w:rPr>
-          <w:rFonts w:ascii="Arial" w:eastAsia="Arial" w:hAnsi="Arial"/>
-        </w:rPr>
-        <w:t xml:space="preserve"> segítségével;</w:t>
+        <w:t>· a 10.10.10.1 gateway elérhetőségének tesztelése ping segítségével;</w:t>
       </w:r>
     </w:p>
     <w:p>
@@ -5884,21 +4664,7 @@
         <w:rPr>
           <w:rFonts w:ascii="Arial" w:eastAsia="Arial" w:hAnsi="Arial"/>
         </w:rPr>
-        <w:t xml:space="preserve">· </w:t>
-      </w:r>
-      <w:proofErr w:type="spellStart"/>
-      <w:r>
-        <w:rPr>
-          <w:rFonts w:ascii="Arial" w:eastAsia="Arial" w:hAnsi="Arial"/>
-        </w:rPr>
-        <w:t>MikroTik</w:t>
-      </w:r>
-      <w:proofErr w:type="spellEnd"/>
-      <w:r>
-        <w:rPr>
-          <w:rFonts w:ascii="Arial" w:eastAsia="Arial" w:hAnsi="Arial"/>
-        </w:rPr>
-        <w:t xml:space="preserve"> NAT szabály működésének ellenőrzése;</w:t>
+        <w:t>· MikroTik NAT szabály működésének ellenőrzése;</w:t>
       </w:r>
     </w:p>
     <w:p>
@@ -5950,35 +4716,7 @@
         <w:rPr>
           <w:rFonts w:ascii="Arial" w:eastAsia="Arial" w:hAnsi="Arial"/>
         </w:rPr>
-        <w:t xml:space="preserve">· </w:t>
-      </w:r>
-      <w:proofErr w:type="spellStart"/>
-      <w:r>
-        <w:rPr>
-          <w:rFonts w:ascii="Arial" w:eastAsia="Arial" w:hAnsi="Arial"/>
-        </w:rPr>
-        <w:t>routing</w:t>
-      </w:r>
-      <w:proofErr w:type="spellEnd"/>
-      <w:r>
-        <w:rPr>
-          <w:rFonts w:ascii="Arial" w:eastAsia="Arial" w:hAnsi="Arial"/>
-        </w:rPr>
-        <w:t xml:space="preserve"> táblák, VLAN-ok, </w:t>
-      </w:r>
-      <w:proofErr w:type="spellStart"/>
-      <w:r>
-        <w:rPr>
-          <w:rFonts w:ascii="Arial" w:eastAsia="Arial" w:hAnsi="Arial"/>
-        </w:rPr>
-        <w:t>trunk</w:t>
-      </w:r>
-      <w:proofErr w:type="spellEnd"/>
-      <w:r>
-        <w:rPr>
-          <w:rFonts w:ascii="Arial" w:eastAsia="Arial" w:hAnsi="Arial"/>
-        </w:rPr>
-        <w:t xml:space="preserve"> kapcsolatok és redundáns megoldások ellenőrzése;</w:t>
+        <w:t>· routing táblák, VLAN-ok, trunk kapcsolatok és redundáns megoldások ellenőrzése;</w:t>
       </w:r>
     </w:p>
     <w:p>
@@ -6130,23 +4868,7 @@
                 <w:rFonts w:ascii="Arial" w:eastAsia="Arial" w:hAnsi="Arial"/>
                 <w:sz w:val="20"/>
               </w:rPr>
-              <w:t xml:space="preserve">Bizonyítja, hogy a </w:t>
-            </w:r>
-            <w:proofErr w:type="spellStart"/>
-            <w:r>
-              <w:rPr>
-                <w:rFonts w:ascii="Arial" w:eastAsia="Arial" w:hAnsi="Arial"/>
-                <w:sz w:val="20"/>
-              </w:rPr>
-              <w:t>MikroTik</w:t>
-            </w:r>
-            <w:proofErr w:type="spellEnd"/>
-            <w:r>
-              <w:rPr>
-                <w:rFonts w:ascii="Arial" w:eastAsia="Arial" w:hAnsi="Arial"/>
-                <w:sz w:val="20"/>
-              </w:rPr>
-              <w:t xml:space="preserve"> kiszolgálja a belső hálózatot.</w:t>
+              <w:t>Bizonyítja, hogy a MikroTik kiszolgálja a belső hálózatot.</w:t>
             </w:r>
           </w:p>
         </w:tc>
@@ -6160,31 +4882,13 @@
             <w:tcW w:w="3135" w:type="dxa"/>
           </w:tcPr>
           <w:p>
-            <w:proofErr w:type="spellStart"/>
-            <w:r>
-              <w:rPr>
-                <w:rFonts w:ascii="Arial" w:eastAsia="Arial" w:hAnsi="Arial"/>
-                <w:sz w:val="20"/>
-              </w:rPr>
-              <w:t>Gateway</w:t>
-            </w:r>
-            <w:proofErr w:type="spellEnd"/>
-            <w:r>
-              <w:rPr>
-                <w:rFonts w:ascii="Arial" w:eastAsia="Arial" w:hAnsi="Arial"/>
-                <w:sz w:val="20"/>
-              </w:rPr>
-              <w:t xml:space="preserve"> </w:t>
-            </w:r>
-            <w:proofErr w:type="spellStart"/>
-            <w:r>
-              <w:rPr>
-                <w:rFonts w:ascii="Arial" w:eastAsia="Arial" w:hAnsi="Arial"/>
-                <w:sz w:val="20"/>
-              </w:rPr>
-              <w:t>ping</w:t>
-            </w:r>
-            <w:proofErr w:type="spellEnd"/>
+            <w:r>
+              <w:rPr>
+                <w:rFonts w:ascii="Arial" w:eastAsia="Arial" w:hAnsi="Arial"/>
+                <w:sz w:val="20"/>
+              </w:rPr>
+              <w:t>Gateway ping</w:t>
+            </w:r>
           </w:p>
         </w:tc>
         <w:tc>
@@ -6230,33 +4934,8 @@
                 <w:rFonts w:ascii="Arial" w:eastAsia="Arial" w:hAnsi="Arial"/>
                 <w:sz w:val="20"/>
               </w:rPr>
-              <w:t xml:space="preserve">Külső irányú </w:t>
-            </w:r>
-            <w:proofErr w:type="spellStart"/>
-            <w:r>
-              <w:rPr>
-                <w:rFonts w:ascii="Arial" w:eastAsia="Arial" w:hAnsi="Arial"/>
-                <w:sz w:val="20"/>
-              </w:rPr>
-              <w:t>ping</w:t>
-            </w:r>
-            <w:proofErr w:type="spellEnd"/>
-            <w:r>
-              <w:rPr>
-                <w:rFonts w:ascii="Arial" w:eastAsia="Arial" w:hAnsi="Arial"/>
-                <w:sz w:val="20"/>
-              </w:rPr>
-              <w:t>/</w:t>
-            </w:r>
-            <w:proofErr w:type="spellStart"/>
-            <w:r>
-              <w:rPr>
-                <w:rFonts w:ascii="Arial" w:eastAsia="Arial" w:hAnsi="Arial"/>
-                <w:sz w:val="20"/>
-              </w:rPr>
-              <w:t>traceroute</w:t>
-            </w:r>
-            <w:proofErr w:type="spellEnd"/>
+              <w:t>Külső irányú ping/traceroute</w:t>
+            </w:r>
           </w:p>
         </w:tc>
         <w:tc>
@@ -6283,23 +4962,7 @@
                 <w:rFonts w:ascii="Arial" w:eastAsia="Arial" w:hAnsi="Arial"/>
                 <w:sz w:val="20"/>
               </w:rPr>
-              <w:t xml:space="preserve">Bizonyítja a NAT és a </w:t>
-            </w:r>
-            <w:proofErr w:type="spellStart"/>
-            <w:r>
-              <w:rPr>
-                <w:rFonts w:ascii="Arial" w:eastAsia="Arial" w:hAnsi="Arial"/>
-                <w:sz w:val="20"/>
-              </w:rPr>
-              <w:t>gateway</w:t>
-            </w:r>
-            <w:proofErr w:type="spellEnd"/>
-            <w:r>
-              <w:rPr>
-                <w:rFonts w:ascii="Arial" w:eastAsia="Arial" w:hAnsi="Arial"/>
-                <w:sz w:val="20"/>
-              </w:rPr>
-              <w:t xml:space="preserve"> működését.</w:t>
+              <w:t>Bizonyítja a NAT és a gateway működését.</w:t>
             </w:r>
           </w:p>
         </w:tc>
@@ -6485,205 +5148,29 @@
       <w:pPr>
         <w:spacing w:after="160"/>
       </w:pPr>
-      <w:proofErr w:type="spellStart"/>
       <w:r>
         <w:rPr>
           <w:rFonts w:ascii="Arial" w:eastAsia="Arial" w:hAnsi="Arial"/>
           <w:sz w:val="20"/>
         </w:rPr>
-        <w:t>copy</w:t>
-      </w:r>
-      <w:proofErr w:type="spellEnd"/>
+        <w:t>copy running-config tftp:</w:t>
+      </w:r>
       <w:r>
         <w:rPr>
           <w:rFonts w:ascii="Arial" w:eastAsia="Arial" w:hAnsi="Arial"/>
           <w:sz w:val="20"/>
         </w:rPr>
-        <w:t xml:space="preserve"> </w:t>
-      </w:r>
-      <w:proofErr w:type="spellStart"/>
+        <w:br/>
+        <w:t>Address or name of remote host? &lt;TFTP_Szerver_IP&gt;</w:t>
+      </w:r>
       <w:r>
         <w:rPr>
           <w:rFonts w:ascii="Arial" w:eastAsia="Arial" w:hAnsi="Arial"/>
           <w:sz w:val="20"/>
         </w:rPr>
-        <w:t>running-config</w:t>
-      </w:r>
-      <w:proofErr w:type="spellEnd"/>
-      <w:r>
-        <w:rPr>
-          <w:rFonts w:ascii="Arial" w:eastAsia="Arial" w:hAnsi="Arial"/>
-          <w:sz w:val="20"/>
-        </w:rPr>
-        <w:t xml:space="preserve"> </w:t>
-      </w:r>
-      <w:proofErr w:type="spellStart"/>
-      <w:r>
-        <w:rPr>
-          <w:rFonts w:ascii="Arial" w:eastAsia="Arial" w:hAnsi="Arial"/>
-          <w:sz w:val="20"/>
-        </w:rPr>
-        <w:t>tftp</w:t>
-      </w:r>
-      <w:proofErr w:type="spellEnd"/>
-      <w:r>
-        <w:rPr>
-          <w:rFonts w:ascii="Arial" w:eastAsia="Arial" w:hAnsi="Arial"/>
-          <w:sz w:val="20"/>
-        </w:rPr>
-        <w:t>:</w:t>
-      </w:r>
-      <w:r>
-        <w:rPr>
-          <w:rFonts w:ascii="Arial" w:eastAsia="Arial" w:hAnsi="Arial"/>
-          <w:sz w:val="20"/>
-        </w:rPr>
         <w:br/>
-      </w:r>
-      <w:proofErr w:type="spellStart"/>
-      <w:r>
-        <w:rPr>
-          <w:rFonts w:ascii="Arial" w:eastAsia="Arial" w:hAnsi="Arial"/>
-          <w:sz w:val="20"/>
-        </w:rPr>
-        <w:t>Address</w:t>
-      </w:r>
-      <w:proofErr w:type="spellEnd"/>
-      <w:r>
-        <w:rPr>
-          <w:rFonts w:ascii="Arial" w:eastAsia="Arial" w:hAnsi="Arial"/>
-          <w:sz w:val="20"/>
-        </w:rPr>
-        <w:t xml:space="preserve"> </w:t>
-      </w:r>
-      <w:proofErr w:type="spellStart"/>
-      <w:r>
-        <w:rPr>
-          <w:rFonts w:ascii="Arial" w:eastAsia="Arial" w:hAnsi="Arial"/>
-          <w:sz w:val="20"/>
-        </w:rPr>
-        <w:t>or</w:t>
-      </w:r>
-      <w:proofErr w:type="spellEnd"/>
-      <w:r>
-        <w:rPr>
-          <w:rFonts w:ascii="Arial" w:eastAsia="Arial" w:hAnsi="Arial"/>
-          <w:sz w:val="20"/>
-        </w:rPr>
-        <w:t xml:space="preserve"> </w:t>
-      </w:r>
-      <w:proofErr w:type="spellStart"/>
-      <w:r>
-        <w:rPr>
-          <w:rFonts w:ascii="Arial" w:eastAsia="Arial" w:hAnsi="Arial"/>
-          <w:sz w:val="20"/>
-        </w:rPr>
-        <w:t>name</w:t>
-      </w:r>
-      <w:proofErr w:type="spellEnd"/>
-      <w:r>
-        <w:rPr>
-          <w:rFonts w:ascii="Arial" w:eastAsia="Arial" w:hAnsi="Arial"/>
-          <w:sz w:val="20"/>
-        </w:rPr>
-        <w:t xml:space="preserve"> of </w:t>
-      </w:r>
-      <w:proofErr w:type="spellStart"/>
-      <w:r>
-        <w:rPr>
-          <w:rFonts w:ascii="Arial" w:eastAsia="Arial" w:hAnsi="Arial"/>
-          <w:sz w:val="20"/>
-        </w:rPr>
-        <w:t>remote</w:t>
-      </w:r>
-      <w:proofErr w:type="spellEnd"/>
-      <w:r>
-        <w:rPr>
-          <w:rFonts w:ascii="Arial" w:eastAsia="Arial" w:hAnsi="Arial"/>
-          <w:sz w:val="20"/>
-        </w:rPr>
-        <w:t xml:space="preserve"> </w:t>
-      </w:r>
-      <w:proofErr w:type="spellStart"/>
-      <w:r>
-        <w:rPr>
-          <w:rFonts w:ascii="Arial" w:eastAsia="Arial" w:hAnsi="Arial"/>
-          <w:sz w:val="20"/>
-        </w:rPr>
-        <w:t>host</w:t>
-      </w:r>
-      <w:proofErr w:type="spellEnd"/>
-      <w:r>
-        <w:rPr>
-          <w:rFonts w:ascii="Arial" w:eastAsia="Arial" w:hAnsi="Arial"/>
-          <w:sz w:val="20"/>
-        </w:rPr>
-        <w:t>? &lt;</w:t>
-      </w:r>
-      <w:proofErr w:type="spellStart"/>
-      <w:r>
-        <w:rPr>
-          <w:rFonts w:ascii="Arial" w:eastAsia="Arial" w:hAnsi="Arial"/>
-          <w:sz w:val="20"/>
-        </w:rPr>
-        <w:t>TFTP_Szerver_IP</w:t>
-      </w:r>
-      <w:proofErr w:type="spellEnd"/>
-      <w:r>
-        <w:rPr>
-          <w:rFonts w:ascii="Arial" w:eastAsia="Arial" w:hAnsi="Arial"/>
-          <w:sz w:val="20"/>
-        </w:rPr>
-        <w:t>&gt;</w:t>
-      </w:r>
-      <w:r>
-        <w:rPr>
-          <w:rFonts w:ascii="Arial" w:eastAsia="Arial" w:hAnsi="Arial"/>
-          <w:sz w:val="20"/>
-        </w:rPr>
-        <w:br/>
-      </w:r>
-      <w:proofErr w:type="spellStart"/>
-      <w:r>
-        <w:rPr>
-          <w:rFonts w:ascii="Arial" w:eastAsia="Arial" w:hAnsi="Arial"/>
-          <w:sz w:val="20"/>
-        </w:rPr>
-        <w:t>Destination</w:t>
-      </w:r>
-      <w:proofErr w:type="spellEnd"/>
-      <w:r>
-        <w:rPr>
-          <w:rFonts w:ascii="Arial" w:eastAsia="Arial" w:hAnsi="Arial"/>
-          <w:sz w:val="20"/>
-        </w:rPr>
-        <w:t xml:space="preserve"> </w:t>
-      </w:r>
-      <w:proofErr w:type="spellStart"/>
-      <w:r>
-        <w:rPr>
-          <w:rFonts w:ascii="Arial" w:eastAsia="Arial" w:hAnsi="Arial"/>
-          <w:sz w:val="20"/>
-        </w:rPr>
-        <w:t>filename</w:t>
-      </w:r>
-      <w:proofErr w:type="spellEnd"/>
-      <w:r>
-        <w:rPr>
-          <w:rFonts w:ascii="Arial" w:eastAsia="Arial" w:hAnsi="Arial"/>
-          <w:sz w:val="20"/>
-        </w:rPr>
-        <w:t>? &lt;eszköznév&gt;-</w:t>
-      </w:r>
-      <w:proofErr w:type="spellStart"/>
-      <w:r>
-        <w:rPr>
-          <w:rFonts w:ascii="Arial" w:eastAsia="Arial" w:hAnsi="Arial"/>
-          <w:sz w:val="20"/>
-        </w:rPr>
-        <w:t>running-config</w:t>
-      </w:r>
-      <w:proofErr w:type="spellEnd"/>
+        <w:t>Destination filename? &lt;eszköznév&gt;-running-config</w:t>
+      </w:r>
     </w:p>
     <w:p>
       <w:pPr>
@@ -6800,13 +5287,175 @@
       <w:pPr>
         <w:spacing w:after="100"/>
       </w:pPr>
-      <w:proofErr w:type="spellStart"/>
-      <w:r>
-        <w:rPr>
-          <w:rFonts w:ascii="Arial" w:eastAsia="Arial" w:hAnsi="Arial"/>
-          <w:b/>
-        </w:rPr>
-        <w:t>Gateway</w:t>
+      <w:r>
+        <w:rPr>
+          <w:rFonts w:ascii="Arial" w:eastAsia="Arial" w:hAnsi="Arial"/>
+          <w:b/>
+        </w:rPr>
+        <w:t xml:space="preserve">Gateway: </w:t>
+      </w:r>
+      <w:r>
+        <w:rPr>
+          <w:rFonts w:ascii="Arial" w:eastAsia="Arial" w:hAnsi="Arial"/>
+        </w:rPr>
+        <w:t xml:space="preserve">A gateway a belső hálózat kijárata. A </w:t>
+      </w:r>
+      <w:proofErr w:type="spellStart"/>
+      <w:r>
+        <w:rPr>
+          <w:rFonts w:ascii="Arial" w:eastAsia="Arial" w:hAnsi="Arial"/>
+        </w:rPr>
+        <w:t>Borsode</w:t>
+      </w:r>
+      <w:proofErr w:type="spellEnd"/>
+      <w:r>
+        <w:rPr>
+          <w:rFonts w:ascii="Arial" w:eastAsia="Arial" w:hAnsi="Arial"/>
+        </w:rPr>
+        <w:t xml:space="preserve"> rendszerében ezt a szerepet a MikroTik CHR töltötte be, amelyen keresztül a belső gépek a külső hálózat felé kommunikáltak.</w:t>
+      </w:r>
+    </w:p>
+    <w:p>
+      <w:pPr>
+        <w:spacing w:after="100"/>
+      </w:pPr>
+      <w:r>
+        <w:rPr>
+          <w:rFonts w:ascii="Arial" w:eastAsia="Arial" w:hAnsi="Arial"/>
+          <w:b/>
+        </w:rPr>
+        <w:t xml:space="preserve">DHCP: </w:t>
+      </w:r>
+      <w:r>
+        <w:rPr>
+          <w:rFonts w:ascii="Arial" w:eastAsia="Arial" w:hAnsi="Arial"/>
+        </w:rPr>
+        <w:t>A DHCP automatikus IP-cím kiosztást biztosít. A projektben ez azért volt hasznos, mert a belső gépek kézi beállítás nélkül kaphattak hálózati címet.</w:t>
+      </w:r>
+    </w:p>
+    <w:p>
+      <w:pPr>
+        <w:spacing w:after="100"/>
+      </w:pPr>
+      <w:r>
+        <w:rPr>
+          <w:rFonts w:ascii="Arial" w:eastAsia="Arial" w:hAnsi="Arial"/>
+          <w:b/>
+        </w:rPr>
+        <w:t xml:space="preserve">NAT: </w:t>
+      </w:r>
+      <w:r>
+        <w:rPr>
+          <w:rFonts w:ascii="Arial" w:eastAsia="Arial" w:hAnsi="Arial"/>
+        </w:rPr>
+        <w:t xml:space="preserve">A NAT címfordítást jelent. A </w:t>
+      </w:r>
+      <w:proofErr w:type="spellStart"/>
+      <w:r>
+        <w:rPr>
+          <w:rFonts w:ascii="Arial" w:eastAsia="Arial" w:hAnsi="Arial"/>
+        </w:rPr>
+        <w:t>Borsode</w:t>
+      </w:r>
+      <w:proofErr w:type="spellEnd"/>
+      <w:r>
+        <w:rPr>
+          <w:rFonts w:ascii="Arial" w:eastAsia="Arial" w:hAnsi="Arial"/>
+        </w:rPr>
+        <w:t xml:space="preserve"> projektben ez tette lehetővé, hogy a belső 10.10.10.0/24 hálózat </w:t>
+      </w:r>
+      <w:proofErr w:type="spellStart"/>
+      <w:r>
+        <w:rPr>
+          <w:rFonts w:ascii="Arial" w:eastAsia="Arial" w:hAnsi="Arial"/>
+        </w:rPr>
+        <w:t>gépei</w:t>
+      </w:r>
+      <w:proofErr w:type="spellEnd"/>
+      <w:r>
+        <w:rPr>
+          <w:rFonts w:ascii="Arial" w:eastAsia="Arial" w:hAnsi="Arial"/>
+        </w:rPr>
+        <w:t xml:space="preserve"> a MikroTik WAN oldalán keresztül kommunikáljanak kifelé.</w:t>
+      </w:r>
+    </w:p>
+    <w:p>
+      <w:pPr>
+        <w:spacing w:after="100"/>
+      </w:pPr>
+      <w:r>
+        <w:rPr>
+          <w:rFonts w:ascii="Arial" w:eastAsia="Arial" w:hAnsi="Arial"/>
+          <w:b/>
+        </w:rPr>
+        <w:t xml:space="preserve">Masquerade: </w:t>
+      </w:r>
+      <w:r>
+        <w:rPr>
+          <w:rFonts w:ascii="Arial" w:eastAsia="Arial" w:hAnsi="Arial"/>
+        </w:rPr>
+        <w:t xml:space="preserve">A </w:t>
+      </w:r>
+      <w:proofErr w:type="spellStart"/>
+      <w:r>
+        <w:rPr>
+          <w:rFonts w:ascii="Arial" w:eastAsia="Arial" w:hAnsi="Arial"/>
+        </w:rPr>
+        <w:t>MikroTikben</w:t>
+      </w:r>
+      <w:proofErr w:type="spellEnd"/>
+      <w:r>
+        <w:rPr>
+          <w:rFonts w:ascii="Arial" w:eastAsia="Arial" w:hAnsi="Arial"/>
+        </w:rPr>
+        <w:t xml:space="preserve"> használt NAT-típus, amely a kimenő interfész címére fordítja a belső forgalmat. Labor környezetben egyszerű és hatékony megoldás internetelérés modellezésére.</w:t>
+      </w:r>
+    </w:p>
+    <w:p>
+      <w:pPr>
+        <w:spacing w:after="100"/>
+      </w:pPr>
+      <w:r>
+        <w:rPr>
+          <w:rFonts w:ascii="Arial" w:eastAsia="Arial" w:hAnsi="Arial"/>
+          <w:b/>
+        </w:rPr>
+        <w:t xml:space="preserve">Bridge: </w:t>
+      </w:r>
+      <w:r>
+        <w:rPr>
+          <w:rFonts w:ascii="Arial" w:eastAsia="Arial" w:hAnsi="Arial"/>
+        </w:rPr>
+        <w:t>A bridge több interfészt egy közös logikai hálózati szegmensbe szervez. A projektben a LAN interfész bridge1-hez rendelése biztosította a belső hálózat egységes kezelését.</w:t>
+      </w:r>
+    </w:p>
+    <w:p>
+      <w:pPr>
+        <w:spacing w:after="100"/>
+      </w:pPr>
+      <w:proofErr w:type="spellStart"/>
+      <w:r>
+        <w:rPr>
+          <w:rFonts w:ascii="Arial" w:eastAsia="Arial" w:hAnsi="Arial"/>
+          <w:b/>
+        </w:rPr>
+        <w:t>Active</w:t>
+      </w:r>
+      <w:proofErr w:type="spellEnd"/>
+      <w:r>
+        <w:rPr>
+          <w:rFonts w:ascii="Arial" w:eastAsia="Arial" w:hAnsi="Arial"/>
+          <w:b/>
+        </w:rPr>
+        <w:t xml:space="preserve"> </w:t>
+      </w:r>
+      <w:proofErr w:type="spellStart"/>
+      <w:r>
+        <w:rPr>
+          <w:rFonts w:ascii="Arial" w:eastAsia="Arial" w:hAnsi="Arial"/>
+          <w:b/>
+        </w:rPr>
+        <w:t>Directory</w:t>
       </w:r>
       <w:proofErr w:type="spellEnd"/>
       <w:r>
@@ -6820,21 +5469,7 @@
         <w:rPr>
           <w:rFonts w:ascii="Arial" w:eastAsia="Arial" w:hAnsi="Arial"/>
         </w:rPr>
-        <w:t xml:space="preserve">A </w:t>
-      </w:r>
-      <w:proofErr w:type="spellStart"/>
-      <w:r>
-        <w:rPr>
-          <w:rFonts w:ascii="Arial" w:eastAsia="Arial" w:hAnsi="Arial"/>
-        </w:rPr>
-        <w:t>gateway</w:t>
-      </w:r>
-      <w:proofErr w:type="spellEnd"/>
-      <w:r>
-        <w:rPr>
-          <w:rFonts w:ascii="Arial" w:eastAsia="Arial" w:hAnsi="Arial"/>
-        </w:rPr>
-        <w:t xml:space="preserve"> a belső hálózat kijárata. A </w:t>
+        <w:t xml:space="preserve">A Windows Serverhez kapcsolódó címtárszolgáltatás, amely a </w:t>
       </w:r>
       <w:proofErr w:type="spellStart"/>
       <w:r>
@@ -6848,21 +5483,7 @@
         <w:rPr>
           <w:rFonts w:ascii="Arial" w:eastAsia="Arial" w:hAnsi="Arial"/>
         </w:rPr>
-        <w:t xml:space="preserve"> rendszerében ezt a szerepet a </w:t>
-      </w:r>
-      <w:proofErr w:type="spellStart"/>
-      <w:r>
-        <w:rPr>
-          <w:rFonts w:ascii="Arial" w:eastAsia="Arial" w:hAnsi="Arial"/>
-        </w:rPr>
-        <w:t>MikroTik</w:t>
-      </w:r>
-      <w:proofErr w:type="spellEnd"/>
-      <w:r>
-        <w:rPr>
-          <w:rFonts w:ascii="Arial" w:eastAsia="Arial" w:hAnsi="Arial"/>
-        </w:rPr>
-        <w:t xml:space="preserve"> CHR töltötte be, amelyen keresztül a belső gépek a külső hálózat felé kommunikáltak.</w:t>
+        <w:t xml:space="preserve"> belső felhasználóinak, csoportjainak és jogosultságainak központi kezelését modellezi.</w:t>
       </w:r>
     </w:p>
     <w:p>
@@ -6874,13 +5495,27 @@
           <w:rFonts w:ascii="Arial" w:eastAsia="Arial" w:hAnsi="Arial"/>
           <w:b/>
         </w:rPr>
-        <w:t xml:space="preserve">DHCP: </w:t>
-      </w:r>
-      <w:r>
-        <w:rPr>
-          <w:rFonts w:ascii="Arial" w:eastAsia="Arial" w:hAnsi="Arial"/>
-        </w:rPr>
-        <w:t>A DHCP automatikus IP-cím kiosztást biztosít. A projektben ez azért volt hasznos, mert a belső gépek kézi beállítás nélkül kaphattak hálózati címet.</w:t>
+        <w:t xml:space="preserve">DNS: </w:t>
+      </w:r>
+      <w:r>
+        <w:rPr>
+          <w:rFonts w:ascii="Arial" w:eastAsia="Arial" w:hAnsi="Arial"/>
+        </w:rPr>
+        <w:t xml:space="preserve">A névfeloldás szolgáltatása. A belső DNS zóna célja az volt, hogy a </w:t>
+      </w:r>
+      <w:proofErr w:type="spellStart"/>
+      <w:r>
+        <w:rPr>
+          <w:rFonts w:ascii="Arial" w:eastAsia="Arial" w:hAnsi="Arial"/>
+        </w:rPr>
+        <w:t>Borsode</w:t>
+      </w:r>
+      <w:proofErr w:type="spellEnd"/>
+      <w:r>
+        <w:rPr>
+          <w:rFonts w:ascii="Arial" w:eastAsia="Arial" w:hAnsi="Arial"/>
+        </w:rPr>
+        <w:t xml:space="preserve"> belső szolgáltatásai ne csak IP-címmel, hanem névvel is elérhetők legyenek.</w:t>
       </w:r>
     </w:p>
     <w:p>
@@ -6892,13 +5527,13 @@
           <w:rFonts w:ascii="Arial" w:eastAsia="Arial" w:hAnsi="Arial"/>
           <w:b/>
         </w:rPr>
-        <w:t xml:space="preserve">NAT: </w:t>
-      </w:r>
-      <w:r>
-        <w:rPr>
-          <w:rFonts w:ascii="Arial" w:eastAsia="Arial" w:hAnsi="Arial"/>
-        </w:rPr>
-        <w:t xml:space="preserve">A NAT címfordítást jelent. A </w:t>
+        <w:t xml:space="preserve">API: </w:t>
+      </w:r>
+      <w:r>
+        <w:rPr>
+          <w:rFonts w:ascii="Arial" w:eastAsia="Arial" w:hAnsi="Arial"/>
+        </w:rPr>
+        <w:t xml:space="preserve">Programozói felület, amelyen keresztül más rendszerek adatokat kérhetnek le vagy módosíthatnak. A </w:t>
       </w:r>
       <w:proofErr w:type="spellStart"/>
       <w:r>
@@ -6912,174 +5547,61 @@
         <w:rPr>
           <w:rFonts w:ascii="Arial" w:eastAsia="Arial" w:hAnsi="Arial"/>
         </w:rPr>
-        <w:t xml:space="preserve"> projektben ez tette lehetővé, hogy a belső 10.10.10.0/24 hálózat </w:t>
-      </w:r>
-      <w:proofErr w:type="spellStart"/>
-      <w:r>
-        <w:rPr>
-          <w:rFonts w:ascii="Arial" w:eastAsia="Arial" w:hAnsi="Arial"/>
-        </w:rPr>
-        <w:t>gépei</w:t>
-      </w:r>
-      <w:proofErr w:type="spellEnd"/>
-      <w:r>
-        <w:rPr>
-          <w:rFonts w:ascii="Arial" w:eastAsia="Arial" w:hAnsi="Arial"/>
-        </w:rPr>
-        <w:t xml:space="preserve"> a </w:t>
-      </w:r>
-      <w:proofErr w:type="spellStart"/>
-      <w:r>
-        <w:rPr>
-          <w:rFonts w:ascii="Arial" w:eastAsia="Arial" w:hAnsi="Arial"/>
-        </w:rPr>
-        <w:t>MikroTik</w:t>
-      </w:r>
-      <w:proofErr w:type="spellEnd"/>
-      <w:r>
-        <w:rPr>
-          <w:rFonts w:ascii="Arial" w:eastAsia="Arial" w:hAnsi="Arial"/>
-        </w:rPr>
-        <w:t xml:space="preserve"> WAN oldalán keresztül kommunikáljanak kifelé.</w:t>
+        <w:t xml:space="preserve"> esetében a csomagadatok felvitelét, frissítését és lekérdezését támogathatja.</w:t>
       </w:r>
     </w:p>
     <w:p>
       <w:pPr>
         <w:spacing w:after="100"/>
       </w:pPr>
-      <w:proofErr w:type="spellStart"/>
-      <w:r>
-        <w:rPr>
-          <w:rFonts w:ascii="Arial" w:eastAsia="Arial" w:hAnsi="Arial"/>
-          <w:b/>
-        </w:rPr>
-        <w:t>Masquerade</w:t>
-      </w:r>
-      <w:proofErr w:type="spellEnd"/>
-      <w:r>
-        <w:rPr>
-          <w:rFonts w:ascii="Arial" w:eastAsia="Arial" w:hAnsi="Arial"/>
-          <w:b/>
-        </w:rPr>
-        <w:t xml:space="preserve">: </w:t>
-      </w:r>
-      <w:r>
-        <w:rPr>
-          <w:rFonts w:ascii="Arial" w:eastAsia="Arial" w:hAnsi="Arial"/>
-        </w:rPr>
-        <w:t xml:space="preserve">A </w:t>
-      </w:r>
-      <w:proofErr w:type="spellStart"/>
-      <w:r>
-        <w:rPr>
-          <w:rFonts w:ascii="Arial" w:eastAsia="Arial" w:hAnsi="Arial"/>
-        </w:rPr>
-        <w:t>MikroTikben</w:t>
-      </w:r>
-      <w:proofErr w:type="spellEnd"/>
-      <w:r>
-        <w:rPr>
-          <w:rFonts w:ascii="Arial" w:eastAsia="Arial" w:hAnsi="Arial"/>
-        </w:rPr>
-        <w:t xml:space="preserve"> használt NAT-típus, amely a kimenő interfész címére fordítja a belső forgalmat. Labor környezetben egyszerű és hatékony megoldás internetelérés modellezésére.</w:t>
+      <w:r>
+        <w:rPr>
+          <w:rFonts w:ascii="Arial" w:eastAsia="Arial" w:hAnsi="Arial"/>
+          <w:b/>
+        </w:rPr>
+        <w:t xml:space="preserve">SSH: </w:t>
+      </w:r>
+      <w:r>
+        <w:rPr>
+          <w:rFonts w:ascii="Arial" w:eastAsia="Arial" w:hAnsi="Arial"/>
+        </w:rPr>
+        <w:t>Távoli parancssoros elérés. A Debian szervernél azért fontos, mert lehetővé teszi a szerver távoli adminisztrációját.</w:t>
       </w:r>
     </w:p>
     <w:p>
       <w:pPr>
         <w:spacing w:after="100"/>
       </w:pPr>
-      <w:proofErr w:type="spellStart"/>
-      <w:r>
-        <w:rPr>
-          <w:rFonts w:ascii="Arial" w:eastAsia="Arial" w:hAnsi="Arial"/>
-          <w:b/>
-        </w:rPr>
-        <w:t>Bridge</w:t>
-      </w:r>
-      <w:proofErr w:type="spellEnd"/>
-      <w:r>
-        <w:rPr>
-          <w:rFonts w:ascii="Arial" w:eastAsia="Arial" w:hAnsi="Arial"/>
-          <w:b/>
-        </w:rPr>
-        <w:t xml:space="preserve">: </w:t>
-      </w:r>
-      <w:r>
-        <w:rPr>
-          <w:rFonts w:ascii="Arial" w:eastAsia="Arial" w:hAnsi="Arial"/>
-        </w:rPr>
-        <w:t xml:space="preserve">A </w:t>
-      </w:r>
-      <w:proofErr w:type="spellStart"/>
-      <w:r>
-        <w:rPr>
-          <w:rFonts w:ascii="Arial" w:eastAsia="Arial" w:hAnsi="Arial"/>
-        </w:rPr>
-        <w:t>bridge</w:t>
-      </w:r>
-      <w:proofErr w:type="spellEnd"/>
-      <w:r>
-        <w:rPr>
-          <w:rFonts w:ascii="Arial" w:eastAsia="Arial" w:hAnsi="Arial"/>
-        </w:rPr>
-        <w:t xml:space="preserve"> több interfészt egy közös logikai hálózati szegmensbe szervez. A projektben a LAN interfész bridge1-hez rendelése biztosította a belső hálózat egységes kezelését.</w:t>
+      <w:r>
+        <w:rPr>
+          <w:rFonts w:ascii="Arial" w:eastAsia="Arial" w:hAnsi="Arial"/>
+          <w:b/>
+        </w:rPr>
+        <w:t xml:space="preserve">TFTP: </w:t>
+      </w:r>
+      <w:r>
+        <w:rPr>
+          <w:rFonts w:ascii="Arial" w:eastAsia="Arial" w:hAnsi="Arial"/>
+        </w:rPr>
+        <w:t>Egyszerű fájlátviteli protokoll. A topológiában konfigurációmentésre használható, például Cisco eszközök running-config mentéséhez.</w:t>
       </w:r>
     </w:p>
     <w:p>
       <w:pPr>
         <w:spacing w:after="100"/>
       </w:pPr>
-      <w:proofErr w:type="spellStart"/>
-      <w:r>
-        <w:rPr>
-          <w:rFonts w:ascii="Arial" w:eastAsia="Arial" w:hAnsi="Arial"/>
-          <w:b/>
-        </w:rPr>
-        <w:t>Active</w:t>
-      </w:r>
-      <w:proofErr w:type="spellEnd"/>
-      <w:r>
-        <w:rPr>
-          <w:rFonts w:ascii="Arial" w:eastAsia="Arial" w:hAnsi="Arial"/>
-          <w:b/>
-        </w:rPr>
-        <w:t xml:space="preserve"> </w:t>
-      </w:r>
-      <w:proofErr w:type="spellStart"/>
-      <w:r>
-        <w:rPr>
-          <w:rFonts w:ascii="Arial" w:eastAsia="Arial" w:hAnsi="Arial"/>
-          <w:b/>
-        </w:rPr>
-        <w:t>Directory</w:t>
-      </w:r>
-      <w:proofErr w:type="spellEnd"/>
-      <w:r>
-        <w:rPr>
-          <w:rFonts w:ascii="Arial" w:eastAsia="Arial" w:hAnsi="Arial"/>
-          <w:b/>
-        </w:rPr>
-        <w:t xml:space="preserve">: </w:t>
-      </w:r>
-      <w:r>
-        <w:rPr>
-          <w:rFonts w:ascii="Arial" w:eastAsia="Arial" w:hAnsi="Arial"/>
-        </w:rPr>
-        <w:t xml:space="preserve">A Windows Serverhez kapcsolódó címtárszolgáltatás, amely a </w:t>
-      </w:r>
-      <w:proofErr w:type="spellStart"/>
-      <w:r>
-        <w:rPr>
-          <w:rFonts w:ascii="Arial" w:eastAsia="Arial" w:hAnsi="Arial"/>
-        </w:rPr>
-        <w:t>Borsode</w:t>
-      </w:r>
-      <w:proofErr w:type="spellEnd"/>
-      <w:r>
-        <w:rPr>
-          <w:rFonts w:ascii="Arial" w:eastAsia="Arial" w:hAnsi="Arial"/>
-        </w:rPr>
-        <w:t xml:space="preserve"> belső felhasználóinak, csoportjainak és jogosultságainak központi kezelését modellezi.</w:t>
+      <w:r>
+        <w:rPr>
+          <w:rFonts w:ascii="Arial" w:eastAsia="Arial" w:hAnsi="Arial"/>
+          <w:b/>
+        </w:rPr>
+        <w:t xml:space="preserve">VLAN: </w:t>
+      </w:r>
+      <w:r>
+        <w:rPr>
+          <w:rFonts w:ascii="Arial" w:eastAsia="Arial" w:hAnsi="Arial"/>
+        </w:rPr>
+        <w:t>Logikai hálózati szeparáció. A több telephelyes topológiában a különböző részlegek vagy hálózati szegmensek elkülönítését segítheti.</w:t>
       </w:r>
     </w:p>
     <w:p>
@@ -7091,27 +5613,13 @@
           <w:rFonts w:ascii="Arial" w:eastAsia="Arial" w:hAnsi="Arial"/>
           <w:b/>
         </w:rPr>
-        <w:t xml:space="preserve">DNS: </w:t>
-      </w:r>
-      <w:r>
-        <w:rPr>
-          <w:rFonts w:ascii="Arial" w:eastAsia="Arial" w:hAnsi="Arial"/>
-        </w:rPr>
-        <w:t xml:space="preserve">A névfeloldás szolgáltatása. A belső DNS zóna célja az volt, hogy a </w:t>
-      </w:r>
-      <w:proofErr w:type="spellStart"/>
-      <w:r>
-        <w:rPr>
-          <w:rFonts w:ascii="Arial" w:eastAsia="Arial" w:hAnsi="Arial"/>
-        </w:rPr>
-        <w:t>Borsode</w:t>
-      </w:r>
-      <w:proofErr w:type="spellEnd"/>
-      <w:r>
-        <w:rPr>
-          <w:rFonts w:ascii="Arial" w:eastAsia="Arial" w:hAnsi="Arial"/>
-        </w:rPr>
-        <w:t xml:space="preserve"> belső szolgáltatásai ne csak IP-címmel, hanem névvel is elérhetők legyenek.</w:t>
+        <w:t xml:space="preserve">Trunk: </w:t>
+      </w:r>
+      <w:r>
+        <w:rPr>
+          <w:rFonts w:ascii="Arial" w:eastAsia="Arial" w:hAnsi="Arial"/>
+        </w:rPr>
+        <w:t>Olyan kapcsolattípus, amely több VLAN forgalmát is képes továbbítani két hálózati eszköz között. A switch infrastruktúrában a több VLAN-os hálózat működésének alapja.</w:t>
       </w:r>
     </w:p>
     <w:p>
@@ -7123,27 +5631,13 @@
           <w:rFonts w:ascii="Arial" w:eastAsia="Arial" w:hAnsi="Arial"/>
           <w:b/>
         </w:rPr>
-        <w:t xml:space="preserve">API: </w:t>
-      </w:r>
-      <w:r>
-        <w:rPr>
-          <w:rFonts w:ascii="Arial" w:eastAsia="Arial" w:hAnsi="Arial"/>
-        </w:rPr>
-        <w:t xml:space="preserve">Programozói felület, amelyen keresztül más rendszerek adatokat kérhetnek le vagy módosíthatnak. A </w:t>
-      </w:r>
-      <w:proofErr w:type="spellStart"/>
-      <w:r>
-        <w:rPr>
-          <w:rFonts w:ascii="Arial" w:eastAsia="Arial" w:hAnsi="Arial"/>
-        </w:rPr>
-        <w:t>Borsode</w:t>
-      </w:r>
-      <w:proofErr w:type="spellEnd"/>
-      <w:r>
-        <w:rPr>
-          <w:rFonts w:ascii="Arial" w:eastAsia="Arial" w:hAnsi="Arial"/>
-        </w:rPr>
-        <w:t xml:space="preserve"> esetében a csomagadatok felvitelét, frissítését és lekérdezését támogathatja.</w:t>
+        <w:t xml:space="preserve">HSRP: </w:t>
+      </w:r>
+      <w:r>
+        <w:rPr>
+          <w:rFonts w:ascii="Arial" w:eastAsia="Arial" w:hAnsi="Arial"/>
+        </w:rPr>
+        <w:t>Redundáns alapértelmezett átjáró megoldás. A projekt topológiájában azt szemléltetheti, hogy hiba esetén ne egyetlen eszköz kiesése állítsa meg a hálózati elérést.</w:t>
       </w:r>
     </w:p>
     <w:p>
@@ -7155,144 +5649,8 @@
           <w:rFonts w:ascii="Arial" w:eastAsia="Arial" w:hAnsi="Arial"/>
           <w:b/>
         </w:rPr>
-        <w:t xml:space="preserve">SSH: </w:t>
-      </w:r>
-      <w:r>
-        <w:rPr>
-          <w:rFonts w:ascii="Arial" w:eastAsia="Arial" w:hAnsi="Arial"/>
-        </w:rPr>
-        <w:t>Távoli parancssoros elérés. A Debian szervernél azért fontos, mert lehetővé teszi a szerver távoli adminisztrációját.</w:t>
-      </w:r>
-    </w:p>
-    <w:p>
-      <w:pPr>
-        <w:spacing w:after="100"/>
-      </w:pPr>
-      <w:r>
-        <w:rPr>
-          <w:rFonts w:ascii="Arial" w:eastAsia="Arial" w:hAnsi="Arial"/>
-          <w:b/>
-        </w:rPr>
-        <w:t xml:space="preserve">TFTP: </w:t>
-      </w:r>
-      <w:r>
-        <w:rPr>
-          <w:rFonts w:ascii="Arial" w:eastAsia="Arial" w:hAnsi="Arial"/>
-        </w:rPr>
-        <w:t xml:space="preserve">Egyszerű fájlátviteli protokoll. A topológiában konfigurációmentésre használható, például Cisco eszközök </w:t>
-      </w:r>
-      <w:proofErr w:type="spellStart"/>
-      <w:r>
-        <w:rPr>
-          <w:rFonts w:ascii="Arial" w:eastAsia="Arial" w:hAnsi="Arial"/>
-        </w:rPr>
-        <w:t>running-config</w:t>
-      </w:r>
-      <w:proofErr w:type="spellEnd"/>
-      <w:r>
-        <w:rPr>
-          <w:rFonts w:ascii="Arial" w:eastAsia="Arial" w:hAnsi="Arial"/>
-        </w:rPr>
-        <w:t xml:space="preserve"> mentéséhez.</w:t>
-      </w:r>
-    </w:p>
-    <w:p>
-      <w:pPr>
-        <w:spacing w:after="100"/>
-      </w:pPr>
-      <w:r>
-        <w:rPr>
-          <w:rFonts w:ascii="Arial" w:eastAsia="Arial" w:hAnsi="Arial"/>
-          <w:b/>
-        </w:rPr>
-        <w:t xml:space="preserve">VLAN: </w:t>
-      </w:r>
-      <w:r>
-        <w:rPr>
-          <w:rFonts w:ascii="Arial" w:eastAsia="Arial" w:hAnsi="Arial"/>
-        </w:rPr>
-        <w:t>Logikai hálózati szeparáció. A több telephelyes topológiában a különböző részlegek vagy hálózati szegmensek elkülönítését segítheti.</w:t>
-      </w:r>
-    </w:p>
-    <w:p>
-      <w:pPr>
-        <w:spacing w:after="100"/>
-      </w:pPr>
-      <w:proofErr w:type="spellStart"/>
-      <w:r>
-        <w:rPr>
-          <w:rFonts w:ascii="Arial" w:eastAsia="Arial" w:hAnsi="Arial"/>
-          <w:b/>
-        </w:rPr>
-        <w:t>Trunk</w:t>
-      </w:r>
-      <w:proofErr w:type="spellEnd"/>
-      <w:r>
-        <w:rPr>
-          <w:rFonts w:ascii="Arial" w:eastAsia="Arial" w:hAnsi="Arial"/>
-          <w:b/>
-        </w:rPr>
-        <w:t xml:space="preserve">: </w:t>
-      </w:r>
-      <w:r>
-        <w:rPr>
-          <w:rFonts w:ascii="Arial" w:eastAsia="Arial" w:hAnsi="Arial"/>
-        </w:rPr>
-        <w:t xml:space="preserve">Olyan kapcsolattípus, amely több VLAN forgalmát is képes továbbítani két hálózati eszköz között. A </w:t>
-      </w:r>
-      <w:proofErr w:type="spellStart"/>
-      <w:r>
-        <w:rPr>
-          <w:rFonts w:ascii="Arial" w:eastAsia="Arial" w:hAnsi="Arial"/>
-        </w:rPr>
-        <w:t>switch</w:t>
-      </w:r>
-      <w:proofErr w:type="spellEnd"/>
-      <w:r>
-        <w:rPr>
-          <w:rFonts w:ascii="Arial" w:eastAsia="Arial" w:hAnsi="Arial"/>
-        </w:rPr>
-        <w:t xml:space="preserve"> infrastruktúrában a több VLAN-os hálózat működésének alapja.</w:t>
-      </w:r>
-    </w:p>
-    <w:p>
-      <w:pPr>
-        <w:spacing w:after="100"/>
-      </w:pPr>
-      <w:r>
-        <w:rPr>
-          <w:rFonts w:ascii="Arial" w:eastAsia="Arial" w:hAnsi="Arial"/>
-          <w:b/>
-        </w:rPr>
-        <w:t xml:space="preserve">HSRP: </w:t>
-      </w:r>
-      <w:r>
-        <w:rPr>
-          <w:rFonts w:ascii="Arial" w:eastAsia="Arial" w:hAnsi="Arial"/>
-        </w:rPr>
-        <w:t>Redundáns alapértelmezett átjáró megoldás. A projekt topológiájában azt szemléltetheti, hogy hiba esetén ne egyetlen eszköz kiesése állítsa meg a hálózati elérést.</w:t>
-      </w:r>
-    </w:p>
-    <w:p>
-      <w:pPr>
-        <w:spacing w:after="100"/>
-      </w:pPr>
-      <w:proofErr w:type="spellStart"/>
-      <w:r>
-        <w:rPr>
-          <w:rFonts w:ascii="Arial" w:eastAsia="Arial" w:hAnsi="Arial"/>
-          <w:b/>
-        </w:rPr>
         <w:lastRenderedPageBreak/>
-        <w:t>Routing</w:t>
-      </w:r>
-      <w:proofErr w:type="spellEnd"/>
-      <w:r>
-        <w:rPr>
-          <w:rFonts w:ascii="Arial" w:eastAsia="Arial" w:hAnsi="Arial"/>
-          <w:b/>
-        </w:rPr>
-        <w:t xml:space="preserve">: </w:t>
+        <w:t xml:space="preserve">Routing: </w:t>
       </w:r>
       <w:r>
         <w:rPr>
@@ -7421,21 +5779,12 @@
             <w:tcW w:w="3135" w:type="dxa"/>
           </w:tcPr>
           <w:p>
-            <w:proofErr w:type="spellStart"/>
-            <w:r>
-              <w:rPr>
-                <w:rFonts w:ascii="Arial" w:eastAsia="Arial" w:hAnsi="Arial"/>
-                <w:sz w:val="20"/>
-              </w:rPr>
-              <w:t>VirtualBox</w:t>
-            </w:r>
-            <w:proofErr w:type="spellEnd"/>
-            <w:r>
-              <w:rPr>
-                <w:rFonts w:ascii="Arial" w:eastAsia="Arial" w:hAnsi="Arial"/>
-                <w:sz w:val="20"/>
-              </w:rPr>
-              <w:t xml:space="preserve"> VM képek</w:t>
+            <w:r>
+              <w:rPr>
+                <w:rFonts w:ascii="Arial" w:eastAsia="Arial" w:hAnsi="Arial"/>
+                <w:sz w:val="20"/>
+              </w:rPr>
+              <w:t>VirtualBox VM képek</w:t>
             </w:r>
           </w:p>
         </w:tc>
@@ -7556,37 +5905,12 @@
             <w:tcW w:w="3135" w:type="dxa"/>
           </w:tcPr>
           <w:p>
-            <w:proofErr w:type="spellStart"/>
-            <w:r>
-              <w:rPr>
-                <w:rFonts w:ascii="Arial" w:eastAsia="Arial" w:hAnsi="Arial"/>
-                <w:sz w:val="20"/>
-              </w:rPr>
-              <w:t>MikroTik</w:t>
-            </w:r>
-            <w:proofErr w:type="spellEnd"/>
-            <w:r>
-              <w:rPr>
-                <w:rFonts w:ascii="Arial" w:eastAsia="Arial" w:hAnsi="Arial"/>
-                <w:sz w:val="20"/>
-              </w:rPr>
-              <w:t xml:space="preserve"> </w:t>
-            </w:r>
-            <w:proofErr w:type="spellStart"/>
-            <w:r>
-              <w:rPr>
-                <w:rFonts w:ascii="Arial" w:eastAsia="Arial" w:hAnsi="Arial"/>
-                <w:sz w:val="20"/>
-              </w:rPr>
-              <w:t>bridge</w:t>
-            </w:r>
-            <w:proofErr w:type="spellEnd"/>
-            <w:r>
-              <w:rPr>
-                <w:rFonts w:ascii="Arial" w:eastAsia="Arial" w:hAnsi="Arial"/>
-                <w:sz w:val="20"/>
-              </w:rPr>
-              <w:t>/interfész képek</w:t>
+            <w:r>
+              <w:rPr>
+                <w:rFonts w:ascii="Arial" w:eastAsia="Arial" w:hAnsi="Arial"/>
+                <w:sz w:val="20"/>
+              </w:rPr>
+              <w:t>MikroTik bridge/interfész képek</w:t>
             </w:r>
           </w:p>
         </w:tc>
@@ -7600,23 +5924,7 @@
                 <w:rFonts w:ascii="Arial" w:eastAsia="Arial" w:hAnsi="Arial"/>
                 <w:sz w:val="20"/>
               </w:rPr>
-              <w:t xml:space="preserve">A LAN/WAN oldalak és </w:t>
-            </w:r>
-            <w:proofErr w:type="spellStart"/>
-            <w:r>
-              <w:rPr>
-                <w:rFonts w:ascii="Arial" w:eastAsia="Arial" w:hAnsi="Arial"/>
-                <w:sz w:val="20"/>
-              </w:rPr>
-              <w:t>bridge</w:t>
-            </w:r>
-            <w:proofErr w:type="spellEnd"/>
-            <w:r>
-              <w:rPr>
-                <w:rFonts w:ascii="Arial" w:eastAsia="Arial" w:hAnsi="Arial"/>
-                <w:sz w:val="20"/>
-              </w:rPr>
-              <w:t xml:space="preserve"> logika kialakítását.</w:t>
+              <w:t>A LAN/WAN oldalak és bridge logika kialakítását.</w:t>
             </w:r>
           </w:p>
         </w:tc>
@@ -7630,39 +5938,7 @@
                 <w:rFonts w:ascii="Arial" w:eastAsia="Arial" w:hAnsi="Arial"/>
                 <w:sz w:val="20"/>
               </w:rPr>
-              <w:t xml:space="preserve">Bizonyítják, hogy a </w:t>
-            </w:r>
-            <w:proofErr w:type="spellStart"/>
-            <w:r>
-              <w:rPr>
-                <w:rFonts w:ascii="Arial" w:eastAsia="Arial" w:hAnsi="Arial"/>
-                <w:sz w:val="20"/>
-              </w:rPr>
-              <w:t>MikroTik</w:t>
-            </w:r>
-            <w:proofErr w:type="spellEnd"/>
-            <w:r>
-              <w:rPr>
-                <w:rFonts w:ascii="Arial" w:eastAsia="Arial" w:hAnsi="Arial"/>
-                <w:sz w:val="20"/>
-              </w:rPr>
-              <w:t xml:space="preserve"> </w:t>
-            </w:r>
-            <w:proofErr w:type="spellStart"/>
-            <w:r>
-              <w:rPr>
-                <w:rFonts w:ascii="Arial" w:eastAsia="Arial" w:hAnsi="Arial"/>
-                <w:sz w:val="20"/>
-              </w:rPr>
-              <w:t>gateway</w:t>
-            </w:r>
-            <w:proofErr w:type="spellEnd"/>
-            <w:r>
-              <w:rPr>
-                <w:rFonts w:ascii="Arial" w:eastAsia="Arial" w:hAnsi="Arial"/>
-                <w:sz w:val="20"/>
-              </w:rPr>
-              <w:t xml:space="preserve"> szerepre lett felkészítve.</w:t>
+              <w:t>Bizonyítják, hogy a MikroTik gateway szerepre lett felkészítve.</w:t>
             </w:r>
           </w:p>
         </w:tc>
@@ -7695,23 +5971,7 @@
                 <w:rFonts w:ascii="Arial" w:eastAsia="Arial" w:hAnsi="Arial"/>
                 <w:sz w:val="20"/>
               </w:rPr>
-              <w:t xml:space="preserve">A belső </w:t>
-            </w:r>
-            <w:proofErr w:type="spellStart"/>
-            <w:r>
-              <w:rPr>
-                <w:rFonts w:ascii="Arial" w:eastAsia="Arial" w:hAnsi="Arial"/>
-                <w:sz w:val="20"/>
-              </w:rPr>
-              <w:t>gateway</w:t>
-            </w:r>
-            <w:proofErr w:type="spellEnd"/>
-            <w:r>
-              <w:rPr>
-                <w:rFonts w:ascii="Arial" w:eastAsia="Arial" w:hAnsi="Arial"/>
-                <w:sz w:val="20"/>
-              </w:rPr>
-              <w:t xml:space="preserve"> és WAN címzés meglétét.</w:t>
+              <w:t>A belső gateway és WAN címzés meglétét.</w:t>
             </w:r>
           </w:p>
         </w:tc>
@@ -7915,13 +6175,259 @@
     </w:p>
     <w:p/>
     <w:sectPr>
+      <w:headerReference w:type="even" r:id="rId18"/>
+      <w:headerReference w:type="default" r:id="rId19"/>
+      <w:footerReference w:type="default" r:id="rId20"/>
+      <w:headerReference w:type="first" r:id="rId21"/>
       <w:pgSz w:w="12240" w:h="15840"/>
       <w:pgMar w:top="1417" w:right="1417" w:bottom="1417" w:left="1417" w:header="720" w:footer="720" w:gutter="0"/>
+      <w:pgBorders w:offsetFrom="page">
+        <w:top w:val="dotDash" w:sz="12" w:space="24" w:color="auto"/>
+        <w:left w:val="dotDash" w:sz="12" w:space="24" w:color="auto"/>
+        <w:bottom w:val="dotDash" w:sz="12" w:space="24" w:color="auto"/>
+        <w:right w:val="dotDash" w:sz="12" w:space="24" w:color="auto"/>
+      </w:pgBorders>
       <w:cols w:space="720"/>
       <w:docGrid w:linePitch="360"/>
     </w:sectPr>
   </w:body>
 </w:document>
+</file>
+
+<file path=word/endnotes.xml><?xml version="1.0" encoding="utf-8"?>
+<w:endnotes xmlns:wpc="http://schemas.microsoft.com/office/word/2010/wordprocessingCanvas" xmlns:cx="http://schemas.microsoft.com/office/drawing/2014/chartex" xmlns:cx1="http://schemas.microsoft.com/office/drawing/2015/9/8/chartex" xmlns:cx2="http://schemas.microsoft.com/office/drawing/2015/10/21/chartex" xmlns:cx3="http://schemas.microsoft.com/office/drawing/2016/5/9/chartex" xmlns:cx4="http://schemas.microsoft.com/office/drawing/2016/5/10/chartex" xmlns:cx5="http://schemas.microsoft.com/office/drawing/2016/5/11/chartex" xmlns:cx6="http://schemas.microsoft.com/office/drawing/2016/5/12/chartex" xmlns:cx7="http://schemas.microsoft.com/office/drawing/2016/5/13/chartex" xmlns:cx8="http://schemas.microsoft.com/office/drawing/2016/5/14/chartex" xmlns:mc="http://schemas.openxmlformats.org/markup-compatibility/2006" xmlns:aink="http://schemas.microsoft.com/office/drawing/2016/ink" xmlns:am3d="http://schemas.microsoft.com/office/drawing/2017/model3d" xmlns:o="urn:schemas-microsoft-com:office:office" xmlns:oel="http://schemas.microsoft.com/office/2019/extlst" xmlns:r="http://schemas.openxmlformats.org/officeDocument/2006/relationships" xmlns:m="http://schemas.openxmlformats.org/officeDocument/2006/math" xmlns:v="urn:schemas-microsoft-com:vml" xmlns:wp14="http://schemas.microsoft.com/office/word/2010/wordprocessingDrawing" xmlns:wp="http://schemas.openxmlformats.org/drawingml/2006/wordprocessingDrawing" xmlns:w10="urn:schemas-microsoft-com:office:word" xmlns:w="http://schemas.openxmlformats.org/wordprocessingml/2006/main" xmlns:w14="http://schemas.microsoft.com/office/word/2010/wordml" xmlns:w15="http://schemas.microsoft.com/office/word/2012/wordml" xmlns:w16cex="http://schemas.microsoft.com/office/word/2018/wordml/cex" xmlns:w16cid="http://schemas.microsoft.com/office/word/2016/wordml/cid" xmlns:w16="http://schemas.microsoft.com/office/word/2018/wordml" xmlns:w16du="http://schemas.microsoft.com/office/word/2023/wordml/word16du" xmlns:w16sdtdh="http://schemas.microsoft.com/office/word/2020/wordml/sdtdatahash" xmlns:w16sdtfl="http://schemas.microsoft.com/office/word/2024/wordml/sdtformatlock" xmlns:w16se="http://schemas.microsoft.com/office/word/2015/wordml/symex" xmlns:wpg="http://schemas.microsoft.com/office/word/2010/wordprocessingGroup" xmlns:wpi="http://schemas.microsoft.com/office/word/2010/wordprocessingInk" xmlns:wne="http://schemas.microsoft.com/office/word/2006/wordml" xmlns:wps="http://schemas.microsoft.com/office/word/2010/wordprocessingShape" mc:Ignorable="w14 w15 w16se w16cid w16 w16cex w16sdtdh w16sdtfl w16du wp14">
+  <w:endnote w:type="separator" w:id="-1">
+    <w:p>
+      <w:pPr>
+        <w:spacing w:after="0" w:line="240" w:lineRule="auto"/>
+      </w:pPr>
+      <w:r>
+        <w:separator/>
+      </w:r>
+    </w:p>
+  </w:endnote>
+  <w:endnote w:type="continuationSeparator" w:id="0">
+    <w:p>
+      <w:pPr>
+        <w:spacing w:after="0" w:line="240" w:lineRule="auto"/>
+      </w:pPr>
+      <w:r>
+        <w:continuationSeparator/>
+      </w:r>
+    </w:p>
+  </w:endnote>
+</w:endnotes>
+</file>
+
+<file path=word/footer1.xml><?xml version="1.0" encoding="utf-8"?>
+<w:ftr xmlns:wpc="http://schemas.microsoft.com/office/word/2010/wordprocessingCanvas" xmlns:cx="http://schemas.microsoft.com/office/drawing/2014/chartex" xmlns:cx1="http://schemas.microsoft.com/office/drawing/2015/9/8/chartex" xmlns:cx2="http://schemas.microsoft.com/office/drawing/2015/10/21/chartex" xmlns:cx3="http://schemas.microsoft.com/office/drawing/2016/5/9/chartex" xmlns:cx4="http://schemas.microsoft.com/office/drawing/2016/5/10/chartex" xmlns:cx5="http://schemas.microsoft.com/office/drawing/2016/5/11/chartex" xmlns:cx6="http://schemas.microsoft.com/office/drawing/2016/5/12/chartex" xmlns:cx7="http://schemas.microsoft.com/office/drawing/2016/5/13/chartex" xmlns:cx8="http://schemas.microsoft.com/office/drawing/2016/5/14/chartex" xmlns:mc="http://schemas.openxmlformats.org/markup-compatibility/2006" xmlns:aink="http://schemas.microsoft.com/office/drawing/2016/ink" xmlns:am3d="http://schemas.microsoft.com/office/drawing/2017/model3d" xmlns:o="urn:schemas-microsoft-com:office:office" xmlns:oel="http://schemas.microsoft.com/office/2019/extlst" xmlns:r="http://schemas.openxmlformats.org/officeDocument/2006/relationships" xmlns:m="http://schemas.openxmlformats.org/officeDocument/2006/math" xmlns:v="urn:schemas-microsoft-com:vml" xmlns:wp14="http://schemas.microsoft.com/office/word/2010/wordprocessingDrawing" xmlns:wp="http://schemas.openxmlformats.org/drawingml/2006/wordprocessingDrawing" xmlns:w10="urn:schemas-microsoft-com:office:word" xmlns:w="http://schemas.openxmlformats.org/wordprocessingml/2006/main" xmlns:w14="http://schemas.microsoft.com/office/word/2010/wordml" xmlns:w15="http://schemas.microsoft.com/office/word/2012/wordml" xmlns:w16cex="http://schemas.microsoft.com/office/word/2018/wordml/cex" xmlns:w16cid="http://schemas.microsoft.com/office/word/2016/wordml/cid" xmlns:w16="http://schemas.microsoft.com/office/word/2018/wordml" xmlns:w16du="http://schemas.microsoft.com/office/word/2023/wordml/word16du" xmlns:w16sdtdh="http://schemas.microsoft.com/office/word/2020/wordml/sdtdatahash" xmlns:w16sdtfl="http://schemas.microsoft.com/office/word/2024/wordml/sdtformatlock" xmlns:w16se="http://schemas.microsoft.com/office/word/2015/wordml/symex" xmlns:wpg="http://schemas.microsoft.com/office/word/2010/wordprocessingGroup" xmlns:wpi="http://schemas.microsoft.com/office/word/2010/wordprocessingInk" xmlns:wne="http://schemas.microsoft.com/office/word/2006/wordml" xmlns:wps="http://schemas.microsoft.com/office/word/2010/wordprocessingShape" mc:Ignorable="w14 w15 w16se w16cid w16 w16cex w16sdtdh w16sdtfl w16du wp14">
+  <w:p>
+    <w:pPr>
+      <w:pStyle w:val="llb"/>
+    </w:pPr>
+    <w:r>
+      <w:fldChar w:fldCharType="begin"/>
+    </w:r>
+    <w:r>
+      <w:instrText>PAGE   \* MERGEFORMAT</w:instrText>
+    </w:r>
+    <w:r>
+      <w:fldChar w:fldCharType="separate"/>
+    </w:r>
+    <w:r>
+      <w:t>1</w:t>
+    </w:r>
+    <w:r>
+      <w:fldChar w:fldCharType="end"/>
+    </w:r>
+    <w:sdt>
+      <w:sdtPr>
+        <w:id w:val="-1966808930"/>
+        <w:docPartObj>
+          <w:docPartGallery w:val="Page Numbers (Bottom of Page)"/>
+          <w:docPartUnique/>
+        </w:docPartObj>
+      </w:sdtPr>
+      <w:sdtContent>
+        <w:r>
+          <w:tab/>
+        </w:r>
+        <w:r>
+          <w:rPr>
+            <w:rFonts w:ascii="Arial" w:eastAsia="Arial" w:hAnsi="Arial"/>
+          </w:rPr>
+          <w:t>Budapest, 2026</w:t>
+        </w:r>
+        <w:r>
+          <w:rPr>
+            <w:rFonts w:ascii="Arial" w:eastAsia="Arial" w:hAnsi="Arial"/>
+          </w:rPr>
+          <w:t xml:space="preserve"> </w:t>
+        </w:r>
+      </w:sdtContent>
+    </w:sdt>
+  </w:p>
+</w:ftr>
+</file>
+
+<file path=word/footnotes.xml><?xml version="1.0" encoding="utf-8"?>
+<w:footnotes xmlns:wpc="http://schemas.microsoft.com/office/word/2010/wordprocessingCanvas" xmlns:cx="http://schemas.microsoft.com/office/drawing/2014/chartex" xmlns:cx1="http://schemas.microsoft.com/office/drawing/2015/9/8/chartex" xmlns:cx2="http://schemas.microsoft.com/office/drawing/2015/10/21/chartex" xmlns:cx3="http://schemas.microsoft.com/office/drawing/2016/5/9/chartex" xmlns:cx4="http://schemas.microsoft.com/office/drawing/2016/5/10/chartex" xmlns:cx5="http://schemas.microsoft.com/office/drawing/2016/5/11/chartex" xmlns:cx6="http://schemas.microsoft.com/office/drawing/2016/5/12/chartex" xmlns:cx7="http://schemas.microsoft.com/office/drawing/2016/5/13/chartex" xmlns:cx8="http://schemas.microsoft.com/office/drawing/2016/5/14/chartex" xmlns:mc="http://schemas.openxmlformats.org/markup-compatibility/2006" xmlns:aink="http://schemas.microsoft.com/office/drawing/2016/ink" xmlns:am3d="http://schemas.microsoft.com/office/drawing/2017/model3d" xmlns:o="urn:schemas-microsoft-com:office:office" xmlns:oel="http://schemas.microsoft.com/office/2019/extlst" xmlns:r="http://schemas.openxmlformats.org/officeDocument/2006/relationships" xmlns:m="http://schemas.openxmlformats.org/officeDocument/2006/math" xmlns:v="urn:schemas-microsoft-com:vml" xmlns:wp14="http://schemas.microsoft.com/office/word/2010/wordprocessingDrawing" xmlns:wp="http://schemas.openxmlformats.org/drawingml/2006/wordprocessingDrawing" xmlns:w10="urn:schemas-microsoft-com:office:word" xmlns:w="http://schemas.openxmlformats.org/wordprocessingml/2006/main" xmlns:w14="http://schemas.microsoft.com/office/word/2010/wordml" xmlns:w15="http://schemas.microsoft.com/office/word/2012/wordml" xmlns:w16cex="http://schemas.microsoft.com/office/word/2018/wordml/cex" xmlns:w16cid="http://schemas.microsoft.com/office/word/2016/wordml/cid" xmlns:w16="http://schemas.microsoft.com/office/word/2018/wordml" xmlns:w16du="http://schemas.microsoft.com/office/word/2023/wordml/word16du" xmlns:w16sdtdh="http://schemas.microsoft.com/office/word/2020/wordml/sdtdatahash" xmlns:w16sdtfl="http://schemas.microsoft.com/office/word/2024/wordml/sdtformatlock" xmlns:w16se="http://schemas.microsoft.com/office/word/2015/wordml/symex" xmlns:wpg="http://schemas.microsoft.com/office/word/2010/wordprocessingGroup" xmlns:wpi="http://schemas.microsoft.com/office/word/2010/wordprocessingInk" xmlns:wne="http://schemas.microsoft.com/office/word/2006/wordml" xmlns:wps="http://schemas.microsoft.com/office/word/2010/wordprocessingShape" mc:Ignorable="w14 w15 w16se w16cid w16 w16cex w16sdtdh w16sdtfl w16du wp14">
+  <w:footnote w:type="separator" w:id="-1">
+    <w:p>
+      <w:pPr>
+        <w:spacing w:after="0" w:line="240" w:lineRule="auto"/>
+      </w:pPr>
+      <w:r>
+        <w:separator/>
+      </w:r>
+    </w:p>
+  </w:footnote>
+  <w:footnote w:type="continuationSeparator" w:id="0">
+    <w:p>
+      <w:pPr>
+        <w:spacing w:after="0" w:line="240" w:lineRule="auto"/>
+      </w:pPr>
+      <w:r>
+        <w:continuationSeparator/>
+      </w:r>
+    </w:p>
+  </w:footnote>
+</w:footnotes>
+</file>
+
+<file path=word/header1.xml><?xml version="1.0" encoding="utf-8"?>
+<w:hdr xmlns:wpc="http://schemas.microsoft.com/office/word/2010/wordprocessingCanvas" xmlns:cx="http://schemas.microsoft.com/office/drawing/2014/chartex" xmlns:cx1="http://schemas.microsoft.com/office/drawing/2015/9/8/chartex" xmlns:cx2="http://schemas.microsoft.com/office/drawing/2015/10/21/chartex" xmlns:cx3="http://schemas.microsoft.com/office/drawing/2016/5/9/chartex" xmlns:cx4="http://schemas.microsoft.com/office/drawing/2016/5/10/chartex" xmlns:cx5="http://schemas.microsoft.com/office/drawing/2016/5/11/chartex" xmlns:cx6="http://schemas.microsoft.com/office/drawing/2016/5/12/chartex" xmlns:cx7="http://schemas.microsoft.com/office/drawing/2016/5/13/chartex" xmlns:cx8="http://schemas.microsoft.com/office/drawing/2016/5/14/chartex" xmlns:mc="http://schemas.openxmlformats.org/markup-compatibility/2006" xmlns:aink="http://schemas.microsoft.com/office/drawing/2016/ink" xmlns:am3d="http://schemas.microsoft.com/office/drawing/2017/model3d" xmlns:o="urn:schemas-microsoft-com:office:office" xmlns:oel="http://schemas.microsoft.com/office/2019/extlst" xmlns:r="http://schemas.openxmlformats.org/officeDocument/2006/relationships" xmlns:m="http://schemas.openxmlformats.org/officeDocument/2006/math" xmlns:v="urn:schemas-microsoft-com:vml" xmlns:wp14="http://schemas.microsoft.com/office/word/2010/wordprocessingDrawing" xmlns:wp="http://schemas.openxmlformats.org/drawingml/2006/wordprocessingDrawing" xmlns:w10="urn:schemas-microsoft-com:office:word" xmlns:w="http://schemas.openxmlformats.org/wordprocessingml/2006/main" xmlns:w14="http://schemas.microsoft.com/office/word/2010/wordml" xmlns:w15="http://schemas.microsoft.com/office/word/2012/wordml" xmlns:w16cex="http://schemas.microsoft.com/office/word/2018/wordml/cex" xmlns:w16cid="http://schemas.microsoft.com/office/word/2016/wordml/cid" xmlns:w16="http://schemas.microsoft.com/office/word/2018/wordml" xmlns:w16du="http://schemas.microsoft.com/office/word/2023/wordml/word16du" xmlns:w16sdtdh="http://schemas.microsoft.com/office/word/2020/wordml/sdtdatahash" xmlns:w16sdtfl="http://schemas.microsoft.com/office/word/2024/wordml/sdtformatlock" xmlns:w16se="http://schemas.microsoft.com/office/word/2015/wordml/symex" xmlns:wpg="http://schemas.microsoft.com/office/word/2010/wordprocessingGroup" xmlns:wpi="http://schemas.microsoft.com/office/word/2010/wordprocessingInk" xmlns:wne="http://schemas.microsoft.com/office/word/2006/wordml" xmlns:wps="http://schemas.microsoft.com/office/word/2010/wordprocessingShape" mc:Ignorable="w14 w15 w16se w16cid w16 w16cex w16sdtdh w16sdtfl w16du wp14">
+  <w:p>
+    <w:pPr>
+      <w:pStyle w:val="lfej"/>
+    </w:pPr>
+    <w:r>
+      <w:rPr>
+        <w:noProof/>
+      </w:rPr>
+      <w:pict w14:anchorId="2F926A21">
+        <v:shapetype id="_x0000_t136" coordsize="21600,21600" o:spt="136" adj="10800" path="m@7,l@8,m@5,21600l@6,21600e">
+          <v:formulas>
+            <v:f eqn="sum #0 0 10800"/>
+            <v:f eqn="prod #0 2 1"/>
+            <v:f eqn="sum 21600 0 @1"/>
+            <v:f eqn="sum 0 0 @2"/>
+            <v:f eqn="sum 21600 0 @3"/>
+            <v:f eqn="if @0 @3 0"/>
+            <v:f eqn="if @0 21600 @1"/>
+            <v:f eqn="if @0 0 @2"/>
+            <v:f eqn="if @0 @4 21600"/>
+            <v:f eqn="mid @5 @6"/>
+            <v:f eqn="mid @8 @5"/>
+            <v:f eqn="mid @7 @8"/>
+            <v:f eqn="mid @6 @7"/>
+            <v:f eqn="sum @6 0 @5"/>
+          </v:formulas>
+          <v:path textpathok="t" o:connecttype="custom" o:connectlocs="@9,0;@10,10800;@11,21600;@12,10800" o:connectangles="270,180,90,0"/>
+          <v:textpath on="t" fitshape="t"/>
+          <v:handles>
+            <v:h position="#0,bottomRight" xrange="6629,14971"/>
+          </v:handles>
+          <o:lock v:ext="edit" text="t" shapetype="t"/>
+        </v:shapetype>
+        <v:shape id="PowerPlusWaterMarkObject82076438" o:spid="_x0000_s1026" type="#_x0000_t136" style="position:absolute;margin-left:0;margin-top:0;width:542.45pt;height:120.55pt;rotation:315;z-index:-251655168;mso-position-horizontal:center;mso-position-horizontal-relative:margin;mso-position-vertical:center;mso-position-vertical-relative:margin" o:allowincell="f" fillcolor="silver" stroked="f">
+          <v:fill opacity=".5"/>
+          <v:textpath style="font-family:&quot;Arial&quot;;font-size:1pt" string="BORSODE"/>
+        </v:shape>
+      </w:pict>
+    </w:r>
+  </w:p>
+</w:hdr>
+</file>
+
+<file path=word/header2.xml><?xml version="1.0" encoding="utf-8"?>
+<w:hdr xmlns:wpc="http://schemas.microsoft.com/office/word/2010/wordprocessingCanvas" xmlns:cx="http://schemas.microsoft.com/office/drawing/2014/chartex" xmlns:cx1="http://schemas.microsoft.com/office/drawing/2015/9/8/chartex" xmlns:cx2="http://schemas.microsoft.com/office/drawing/2015/10/21/chartex" xmlns:cx3="http://schemas.microsoft.com/office/drawing/2016/5/9/chartex" xmlns:cx4="http://schemas.microsoft.com/office/drawing/2016/5/10/chartex" xmlns:cx5="http://schemas.microsoft.com/office/drawing/2016/5/11/chartex" xmlns:cx6="http://schemas.microsoft.com/office/drawing/2016/5/12/chartex" xmlns:cx7="http://schemas.microsoft.com/office/drawing/2016/5/13/chartex" xmlns:cx8="http://schemas.microsoft.com/office/drawing/2016/5/14/chartex" xmlns:mc="http://schemas.openxmlformats.org/markup-compatibility/2006" xmlns:aink="http://schemas.microsoft.com/office/drawing/2016/ink" xmlns:am3d="http://schemas.microsoft.com/office/drawing/2017/model3d" xmlns:o="urn:schemas-microsoft-com:office:office" xmlns:oel="http://schemas.microsoft.com/office/2019/extlst" xmlns:r="http://schemas.openxmlformats.org/officeDocument/2006/relationships" xmlns:m="http://schemas.openxmlformats.org/officeDocument/2006/math" xmlns:v="urn:schemas-microsoft-com:vml" xmlns:wp14="http://schemas.microsoft.com/office/word/2010/wordprocessingDrawing" xmlns:wp="http://schemas.openxmlformats.org/drawingml/2006/wordprocessingDrawing" xmlns:w10="urn:schemas-microsoft-com:office:word" xmlns:w="http://schemas.openxmlformats.org/wordprocessingml/2006/main" xmlns:w14="http://schemas.microsoft.com/office/word/2010/wordml" xmlns:w15="http://schemas.microsoft.com/office/word/2012/wordml" xmlns:w16cex="http://schemas.microsoft.com/office/word/2018/wordml/cex" xmlns:w16cid="http://schemas.microsoft.com/office/word/2016/wordml/cid" xmlns:w16="http://schemas.microsoft.com/office/word/2018/wordml" xmlns:w16du="http://schemas.microsoft.com/office/word/2023/wordml/word16du" xmlns:w16sdtdh="http://schemas.microsoft.com/office/word/2020/wordml/sdtdatahash" xmlns:w16sdtfl="http://schemas.microsoft.com/office/word/2024/wordml/sdtformatlock" xmlns:w16se="http://schemas.microsoft.com/office/word/2015/wordml/symex" xmlns:wpg="http://schemas.microsoft.com/office/word/2010/wordprocessingGroup" xmlns:wpi="http://schemas.microsoft.com/office/word/2010/wordprocessingInk" xmlns:wne="http://schemas.microsoft.com/office/word/2006/wordml" xmlns:wps="http://schemas.microsoft.com/office/word/2010/wordprocessingShape" mc:Ignorable="w14 w15 w16se w16cid w16 w16cex w16sdtdh w16sdtfl w16du wp14">
+  <w:p>
+    <w:pPr>
+      <w:pStyle w:val="lfej"/>
+    </w:pPr>
+    <w:r>
+      <w:rPr>
+        <w:noProof/>
+      </w:rPr>
+      <w:pict w14:anchorId="429B4A46">
+        <v:shapetype id="_x0000_t136" coordsize="21600,21600" o:spt="136" adj="10800" path="m@7,l@8,m@5,21600l@6,21600e">
+          <v:formulas>
+            <v:f eqn="sum #0 0 10800"/>
+            <v:f eqn="prod #0 2 1"/>
+            <v:f eqn="sum 21600 0 @1"/>
+            <v:f eqn="sum 0 0 @2"/>
+            <v:f eqn="sum 21600 0 @3"/>
+            <v:f eqn="if @0 @3 0"/>
+            <v:f eqn="if @0 21600 @1"/>
+            <v:f eqn="if @0 0 @2"/>
+            <v:f eqn="if @0 @4 21600"/>
+            <v:f eqn="mid @5 @6"/>
+            <v:f eqn="mid @8 @5"/>
+            <v:f eqn="mid @7 @8"/>
+            <v:f eqn="mid @6 @7"/>
+            <v:f eqn="sum @6 0 @5"/>
+          </v:formulas>
+          <v:path textpathok="t" o:connecttype="custom" o:connectlocs="@9,0;@10,10800;@11,21600;@12,10800" o:connectangles="270,180,90,0"/>
+          <v:textpath on="t" fitshape="t"/>
+          <v:handles>
+            <v:h position="#0,bottomRight" xrange="6629,14971"/>
+          </v:handles>
+          <o:lock v:ext="edit" text="t" shapetype="t"/>
+        </v:shapetype>
+        <v:shape id="PowerPlusWaterMarkObject82076439" o:spid="_x0000_s1027" type="#_x0000_t136" style="position:absolute;margin-left:0;margin-top:0;width:542.45pt;height:120.55pt;rotation:315;z-index:-251653120;mso-position-horizontal:center;mso-position-horizontal-relative:margin;mso-position-vertical:center;mso-position-vertical-relative:margin" o:allowincell="f" fillcolor="silver" stroked="f">
+          <v:fill opacity=".5"/>
+          <v:textpath style="font-family:&quot;Arial&quot;;font-size:1pt" string="BORSODE"/>
+        </v:shape>
+      </w:pict>
+    </w:r>
+  </w:p>
+</w:hdr>
+</file>
+
+<file path=word/header3.xml><?xml version="1.0" encoding="utf-8"?>
+<w:hdr xmlns:wpc="http://schemas.microsoft.com/office/word/2010/wordprocessingCanvas" xmlns:cx="http://schemas.microsoft.com/office/drawing/2014/chartex" xmlns:cx1="http://schemas.microsoft.com/office/drawing/2015/9/8/chartex" xmlns:cx2="http://schemas.microsoft.com/office/drawing/2015/10/21/chartex" xmlns:cx3="http://schemas.microsoft.com/office/drawing/2016/5/9/chartex" xmlns:cx4="http://schemas.microsoft.com/office/drawing/2016/5/10/chartex" xmlns:cx5="http://schemas.microsoft.com/office/drawing/2016/5/11/chartex" xmlns:cx6="http://schemas.microsoft.com/office/drawing/2016/5/12/chartex" xmlns:cx7="http://schemas.microsoft.com/office/drawing/2016/5/13/chartex" xmlns:cx8="http://schemas.microsoft.com/office/drawing/2016/5/14/chartex" xmlns:mc="http://schemas.openxmlformats.org/markup-compatibility/2006" xmlns:aink="http://schemas.microsoft.com/office/drawing/2016/ink" xmlns:am3d="http://schemas.microsoft.com/office/drawing/2017/model3d" xmlns:o="urn:schemas-microsoft-com:office:office" xmlns:oel="http://schemas.microsoft.com/office/2019/extlst" xmlns:r="http://schemas.openxmlformats.org/officeDocument/2006/relationships" xmlns:m="http://schemas.openxmlformats.org/officeDocument/2006/math" xmlns:v="urn:schemas-microsoft-com:vml" xmlns:wp14="http://schemas.microsoft.com/office/word/2010/wordprocessingDrawing" xmlns:wp="http://schemas.openxmlformats.org/drawingml/2006/wordprocessingDrawing" xmlns:w10="urn:schemas-microsoft-com:office:word" xmlns:w="http://schemas.openxmlformats.org/wordprocessingml/2006/main" xmlns:w14="http://schemas.microsoft.com/office/word/2010/wordml" xmlns:w15="http://schemas.microsoft.com/office/word/2012/wordml" xmlns:w16cex="http://schemas.microsoft.com/office/word/2018/wordml/cex" xmlns:w16cid="http://schemas.microsoft.com/office/word/2016/wordml/cid" xmlns:w16="http://schemas.microsoft.com/office/word/2018/wordml" xmlns:w16du="http://schemas.microsoft.com/office/word/2023/wordml/word16du" xmlns:w16sdtdh="http://schemas.microsoft.com/office/word/2020/wordml/sdtdatahash" xmlns:w16sdtfl="http://schemas.microsoft.com/office/word/2024/wordml/sdtformatlock" xmlns:w16se="http://schemas.microsoft.com/office/word/2015/wordml/symex" xmlns:wpg="http://schemas.microsoft.com/office/word/2010/wordprocessingGroup" xmlns:wpi="http://schemas.microsoft.com/office/word/2010/wordprocessingInk" xmlns:wne="http://schemas.microsoft.com/office/word/2006/wordml" xmlns:wps="http://schemas.microsoft.com/office/word/2010/wordprocessingShape" mc:Ignorable="w14 w15 w16se w16cid w16 w16cex w16sdtdh w16sdtfl w16du wp14">
+  <w:p>
+    <w:pPr>
+      <w:pStyle w:val="lfej"/>
+    </w:pPr>
+    <w:r>
+      <w:rPr>
+        <w:noProof/>
+      </w:rPr>
+      <w:pict w14:anchorId="22B881F5">
+        <v:shapetype id="_x0000_t136" coordsize="21600,21600" o:spt="136" adj="10800" path="m@7,l@8,m@5,21600l@6,21600e">
+          <v:formulas>
+            <v:f eqn="sum #0 0 10800"/>
+            <v:f eqn="prod #0 2 1"/>
+            <v:f eqn="sum 21600 0 @1"/>
+            <v:f eqn="sum 0 0 @2"/>
+            <v:f eqn="sum 21600 0 @3"/>
+            <v:f eqn="if @0 @3 0"/>
+            <v:f eqn="if @0 21600 @1"/>
+            <v:f eqn="if @0 0 @2"/>
+            <v:f eqn="if @0 @4 21600"/>
+            <v:f eqn="mid @5 @6"/>
+            <v:f eqn="mid @8 @5"/>
+            <v:f eqn="mid @7 @8"/>
+            <v:f eqn="mid @6 @7"/>
+            <v:f eqn="sum @6 0 @5"/>
+          </v:formulas>
+          <v:path textpathok="t" o:connecttype="custom" o:connectlocs="@9,0;@10,10800;@11,21600;@12,10800" o:connectangles="270,180,90,0"/>
+          <v:textpath on="t" fitshape="t"/>
+          <v:handles>
+            <v:h position="#0,bottomRight" xrange="6629,14971"/>
+          </v:handles>
+          <o:lock v:ext="edit" text="t" shapetype="t"/>
+        </v:shapetype>
+        <v:shape id="PowerPlusWaterMarkObject82076437" o:spid="_x0000_s1025" type="#_x0000_t136" style="position:absolute;margin-left:0;margin-top:0;width:542.45pt;height:120.55pt;rotation:315;z-index:-251657216;mso-position-horizontal:center;mso-position-horizontal-relative:margin;mso-position-vertical:center;mso-position-vertical-relative:margin" o:allowincell="f" fillcolor="silver" stroked="f">
+          <v:fill opacity=".5"/>
+          <v:textpath style="font-family:&quot;Arial&quot;;font-size:1pt" string="BORSODE"/>
+        </v:shape>
+      </w:pict>
+    </w:r>
+  </w:p>
+</w:hdr>
 </file>
 
 <file path=word/styles.xml><?xml version="1.0" encoding="utf-8"?>
@@ -8904,6 +7410,64 @@
       <w:spacing w:val="5"/>
     </w:rPr>
   </w:style>
+  <w:style w:type="paragraph" w:styleId="lfej">
+    <w:name w:val="header"/>
+    <w:basedOn w:val="Norml"/>
+    <w:link w:val="lfejChar"/>
+    <w:uiPriority w:val="99"/>
+    <w:unhideWhenUsed/>
+    <w:rsid w:val="001F2568"/>
+    <w:pPr>
+      <w:tabs>
+        <w:tab w:val="center" w:pos="4536"/>
+        <w:tab w:val="right" w:pos="9072"/>
+      </w:tabs>
+      <w:spacing w:after="0" w:line="240" w:lineRule="auto"/>
+    </w:pPr>
+  </w:style>
+  <w:style w:type="character" w:customStyle="1" w:styleId="lfejChar">
+    <w:name w:val="Élőfej Char"/>
+    <w:basedOn w:val="Bekezdsalapbettpusa"/>
+    <w:link w:val="lfej"/>
+    <w:uiPriority w:val="99"/>
+    <w:rsid w:val="001F2568"/>
+    <w:rPr>
+      <w:rFonts w:ascii="Calibri" w:eastAsiaTheme="minorEastAsia" w:hAnsi="Calibri"/>
+      <w:kern w:val="0"/>
+      <w:sz w:val="22"/>
+      <w:szCs w:val="22"/>
+      <w14:ligatures w14:val="none"/>
+    </w:rPr>
+  </w:style>
+  <w:style w:type="paragraph" w:styleId="llb">
+    <w:name w:val="footer"/>
+    <w:basedOn w:val="Norml"/>
+    <w:link w:val="llbChar"/>
+    <w:uiPriority w:val="99"/>
+    <w:unhideWhenUsed/>
+    <w:rsid w:val="001F2568"/>
+    <w:pPr>
+      <w:tabs>
+        <w:tab w:val="center" w:pos="4536"/>
+        <w:tab w:val="right" w:pos="9072"/>
+      </w:tabs>
+      <w:spacing w:after="0" w:line="240" w:lineRule="auto"/>
+    </w:pPr>
+  </w:style>
+  <w:style w:type="character" w:customStyle="1" w:styleId="llbChar">
+    <w:name w:val="Élőláb Char"/>
+    <w:basedOn w:val="Bekezdsalapbettpusa"/>
+    <w:link w:val="llb"/>
+    <w:uiPriority w:val="99"/>
+    <w:rsid w:val="001F2568"/>
+    <w:rPr>
+      <w:rFonts w:ascii="Calibri" w:eastAsiaTheme="minorEastAsia" w:hAnsi="Calibri"/>
+      <w:kern w:val="0"/>
+      <w:sz w:val="22"/>
+      <w:szCs w:val="22"/>
+      <w14:ligatures w14:val="none"/>
+    </w:rPr>
+  </w:style>
 </w:styles>
 </file>
 

--- a/borsode-dokum.docx
+++ b/borsode-dokum.docx
@@ -379,8 +379,21 @@
           <w:rFonts w:ascii="Arial" w:eastAsia="Arial" w:hAnsi="Arial"/>
         </w:rPr>
         <w:tab/>
+      </w:r>
+      <w:proofErr w:type="spellStart"/>
+      <w:r>
+        <w:rPr>
+          <w:rFonts w:ascii="Arial" w:eastAsia="Arial" w:hAnsi="Arial"/>
+        </w:rPr>
         <w:t>X</w:t>
       </w:r>
+      <w:r>
+        <w:rPr>
+          <w:rFonts w:ascii="Arial" w:eastAsia="Arial" w:hAnsi="Arial"/>
+        </w:rPr>
+        <w:t>s</w:t>
+      </w:r>
+      <w:proofErr w:type="spellEnd"/>
     </w:p>
     <w:p>
       <w:pPr>
@@ -6177,8 +6190,10 @@
     <w:sectPr>
       <w:headerReference w:type="even" r:id="rId18"/>
       <w:headerReference w:type="default" r:id="rId19"/>
-      <w:footerReference w:type="default" r:id="rId20"/>
-      <w:headerReference w:type="first" r:id="rId21"/>
+      <w:footerReference w:type="even" r:id="rId20"/>
+      <w:footerReference w:type="default" r:id="rId21"/>
+      <w:headerReference w:type="first" r:id="rId22"/>
+      <w:footerReference w:type="first" r:id="rId23"/>
       <w:pgSz w:w="12240" w:h="15840"/>
       <w:pgMar w:top="1417" w:right="1417" w:bottom="1417" w:left="1417" w:header="720" w:footer="720" w:gutter="0"/>
       <w:pgBorders w:offsetFrom="page">
@@ -6220,6 +6235,16 @@
 </file>
 
 <file path=word/footer1.xml><?xml version="1.0" encoding="utf-8"?>
+<w:ftr xmlns:wpc="http://schemas.microsoft.com/office/word/2010/wordprocessingCanvas" xmlns:cx="http://schemas.microsoft.com/office/drawing/2014/chartex" xmlns:cx1="http://schemas.microsoft.com/office/drawing/2015/9/8/chartex" xmlns:cx2="http://schemas.microsoft.com/office/drawing/2015/10/21/chartex" xmlns:cx3="http://schemas.microsoft.com/office/drawing/2016/5/9/chartex" xmlns:cx4="http://schemas.microsoft.com/office/drawing/2016/5/10/chartex" xmlns:cx5="http://schemas.microsoft.com/office/drawing/2016/5/11/chartex" xmlns:cx6="http://schemas.microsoft.com/office/drawing/2016/5/12/chartex" xmlns:cx7="http://schemas.microsoft.com/office/drawing/2016/5/13/chartex" xmlns:cx8="http://schemas.microsoft.com/office/drawing/2016/5/14/chartex" xmlns:mc="http://schemas.openxmlformats.org/markup-compatibility/2006" xmlns:aink="http://schemas.microsoft.com/office/drawing/2016/ink" xmlns:am3d="http://schemas.microsoft.com/office/drawing/2017/model3d" xmlns:o="urn:schemas-microsoft-com:office:office" xmlns:oel="http://schemas.microsoft.com/office/2019/extlst" xmlns:r="http://schemas.openxmlformats.org/officeDocument/2006/relationships" xmlns:m="http://schemas.openxmlformats.org/officeDocument/2006/math" xmlns:v="urn:schemas-microsoft-com:vml" xmlns:wp14="http://schemas.microsoft.com/office/word/2010/wordprocessingDrawing" xmlns:wp="http://schemas.openxmlformats.org/drawingml/2006/wordprocessingDrawing" xmlns:w10="urn:schemas-microsoft-com:office:word" xmlns:w="http://schemas.openxmlformats.org/wordprocessingml/2006/main" xmlns:w14="http://schemas.microsoft.com/office/word/2010/wordml" xmlns:w15="http://schemas.microsoft.com/office/word/2012/wordml" xmlns:w16cex="http://schemas.microsoft.com/office/word/2018/wordml/cex" xmlns:w16cid="http://schemas.microsoft.com/office/word/2016/wordml/cid" xmlns:w16="http://schemas.microsoft.com/office/word/2018/wordml" xmlns:w16du="http://schemas.microsoft.com/office/word/2023/wordml/word16du" xmlns:w16sdtdh="http://schemas.microsoft.com/office/word/2020/wordml/sdtdatahash" xmlns:w16sdtfl="http://schemas.microsoft.com/office/word/2024/wordml/sdtformatlock" xmlns:w16se="http://schemas.microsoft.com/office/word/2015/wordml/symex" xmlns:wpg="http://schemas.microsoft.com/office/word/2010/wordprocessingGroup" xmlns:wpi="http://schemas.microsoft.com/office/word/2010/wordprocessingInk" xmlns:wne="http://schemas.microsoft.com/office/word/2006/wordml" xmlns:wps="http://schemas.microsoft.com/office/word/2010/wordprocessingShape" mc:Ignorable="w14 w15 w16se w16cid w16 w16cex w16sdtdh w16sdtfl w16du wp14">
+  <w:p>
+    <w:pPr>
+      <w:pStyle w:val="llb"/>
+    </w:pPr>
+  </w:p>
+</w:ftr>
+</file>
+
+<file path=word/footer2.xml><?xml version="1.0" encoding="utf-8"?>
 <w:ftr xmlns:wpc="http://schemas.microsoft.com/office/word/2010/wordprocessingCanvas" xmlns:cx="http://schemas.microsoft.com/office/drawing/2014/chartex" xmlns:cx1="http://schemas.microsoft.com/office/drawing/2015/9/8/chartex" xmlns:cx2="http://schemas.microsoft.com/office/drawing/2015/10/21/chartex" xmlns:cx3="http://schemas.microsoft.com/office/drawing/2016/5/9/chartex" xmlns:cx4="http://schemas.microsoft.com/office/drawing/2016/5/10/chartex" xmlns:cx5="http://schemas.microsoft.com/office/drawing/2016/5/11/chartex" xmlns:cx6="http://schemas.microsoft.com/office/drawing/2016/5/12/chartex" xmlns:cx7="http://schemas.microsoft.com/office/drawing/2016/5/13/chartex" xmlns:cx8="http://schemas.microsoft.com/office/drawing/2016/5/14/chartex" xmlns:mc="http://schemas.openxmlformats.org/markup-compatibility/2006" xmlns:aink="http://schemas.microsoft.com/office/drawing/2016/ink" xmlns:am3d="http://schemas.microsoft.com/office/drawing/2017/model3d" xmlns:o="urn:schemas-microsoft-com:office:office" xmlns:oel="http://schemas.microsoft.com/office/2019/extlst" xmlns:r="http://schemas.openxmlformats.org/officeDocument/2006/relationships" xmlns:m="http://schemas.openxmlformats.org/officeDocument/2006/math" xmlns:v="urn:schemas-microsoft-com:vml" xmlns:wp14="http://schemas.microsoft.com/office/word/2010/wordprocessingDrawing" xmlns:wp="http://schemas.openxmlformats.org/drawingml/2006/wordprocessingDrawing" xmlns:w10="urn:schemas-microsoft-com:office:word" xmlns:w="http://schemas.openxmlformats.org/wordprocessingml/2006/main" xmlns:w14="http://schemas.microsoft.com/office/word/2010/wordml" xmlns:w15="http://schemas.microsoft.com/office/word/2012/wordml" xmlns:w16cex="http://schemas.microsoft.com/office/word/2018/wordml/cex" xmlns:w16cid="http://schemas.microsoft.com/office/word/2016/wordml/cid" xmlns:w16="http://schemas.microsoft.com/office/word/2018/wordml" xmlns:w16du="http://schemas.microsoft.com/office/word/2023/wordml/word16du" xmlns:w16sdtdh="http://schemas.microsoft.com/office/word/2020/wordml/sdtdatahash" xmlns:w16sdtfl="http://schemas.microsoft.com/office/word/2024/wordml/sdtformatlock" xmlns:w16se="http://schemas.microsoft.com/office/word/2015/wordml/symex" xmlns:wpg="http://schemas.microsoft.com/office/word/2010/wordprocessingGroup" xmlns:wpi="http://schemas.microsoft.com/office/word/2010/wordprocessingInk" xmlns:wne="http://schemas.microsoft.com/office/word/2006/wordml" xmlns:wps="http://schemas.microsoft.com/office/word/2010/wordprocessingShape" mc:Ignorable="w14 w15 w16se w16cid w16 w16cex w16sdtdh w16sdtfl w16du wp14">
   <w:p>
     <w:pPr>
@@ -6270,6 +6295,16 @@
 </w:ftr>
 </file>
 
+<file path=word/footer3.xml><?xml version="1.0" encoding="utf-8"?>
+<w:ftr xmlns:wpc="http://schemas.microsoft.com/office/word/2010/wordprocessingCanvas" xmlns:cx="http://schemas.microsoft.com/office/drawing/2014/chartex" xmlns:cx1="http://schemas.microsoft.com/office/drawing/2015/9/8/chartex" xmlns:cx2="http://schemas.microsoft.com/office/drawing/2015/10/21/chartex" xmlns:cx3="http://schemas.microsoft.com/office/drawing/2016/5/9/chartex" xmlns:cx4="http://schemas.microsoft.com/office/drawing/2016/5/10/chartex" xmlns:cx5="http://schemas.microsoft.com/office/drawing/2016/5/11/chartex" xmlns:cx6="http://schemas.microsoft.com/office/drawing/2016/5/12/chartex" xmlns:cx7="http://schemas.microsoft.com/office/drawing/2016/5/13/chartex" xmlns:cx8="http://schemas.microsoft.com/office/drawing/2016/5/14/chartex" xmlns:mc="http://schemas.openxmlformats.org/markup-compatibility/2006" xmlns:aink="http://schemas.microsoft.com/office/drawing/2016/ink" xmlns:am3d="http://schemas.microsoft.com/office/drawing/2017/model3d" xmlns:o="urn:schemas-microsoft-com:office:office" xmlns:oel="http://schemas.microsoft.com/office/2019/extlst" xmlns:r="http://schemas.openxmlformats.org/officeDocument/2006/relationships" xmlns:m="http://schemas.openxmlformats.org/officeDocument/2006/math" xmlns:v="urn:schemas-microsoft-com:vml" xmlns:wp14="http://schemas.microsoft.com/office/word/2010/wordprocessingDrawing" xmlns:wp="http://schemas.openxmlformats.org/drawingml/2006/wordprocessingDrawing" xmlns:w10="urn:schemas-microsoft-com:office:word" xmlns:w="http://schemas.openxmlformats.org/wordprocessingml/2006/main" xmlns:w14="http://schemas.microsoft.com/office/word/2010/wordml" xmlns:w15="http://schemas.microsoft.com/office/word/2012/wordml" xmlns:w16cex="http://schemas.microsoft.com/office/word/2018/wordml/cex" xmlns:w16cid="http://schemas.microsoft.com/office/word/2016/wordml/cid" xmlns:w16="http://schemas.microsoft.com/office/word/2018/wordml" xmlns:w16du="http://schemas.microsoft.com/office/word/2023/wordml/word16du" xmlns:w16sdtdh="http://schemas.microsoft.com/office/word/2020/wordml/sdtdatahash" xmlns:w16sdtfl="http://schemas.microsoft.com/office/word/2024/wordml/sdtformatlock" xmlns:w16se="http://schemas.microsoft.com/office/word/2015/wordml/symex" xmlns:wpg="http://schemas.microsoft.com/office/word/2010/wordprocessingGroup" xmlns:wpi="http://schemas.microsoft.com/office/word/2010/wordprocessingInk" xmlns:wne="http://schemas.microsoft.com/office/word/2006/wordml" xmlns:wps="http://schemas.microsoft.com/office/word/2010/wordprocessingShape" mc:Ignorable="w14 w15 w16se w16cid w16 w16cex w16sdtdh w16sdtfl w16du wp14">
+  <w:p>
+    <w:pPr>
+      <w:pStyle w:val="llb"/>
+    </w:pPr>
+  </w:p>
+</w:ftr>
+</file>
+
 <file path=word/footnotes.xml><?xml version="1.0" encoding="utf-8"?>
 <w:footnotes xmlns:wpc="http://schemas.microsoft.com/office/word/2010/wordprocessingCanvas" xmlns:cx="http://schemas.microsoft.com/office/drawing/2014/chartex" xmlns:cx1="http://schemas.microsoft.com/office/drawing/2015/9/8/chartex" xmlns:cx2="http://schemas.microsoft.com/office/drawing/2015/10/21/chartex" xmlns:cx3="http://schemas.microsoft.com/office/drawing/2016/5/9/chartex" xmlns:cx4="http://schemas.microsoft.com/office/drawing/2016/5/10/chartex" xmlns:cx5="http://schemas.microsoft.com/office/drawing/2016/5/11/chartex" xmlns:cx6="http://schemas.microsoft.com/office/drawing/2016/5/12/chartex" xmlns:cx7="http://schemas.microsoft.com/office/drawing/2016/5/13/chartex" xmlns:cx8="http://schemas.microsoft.com/office/drawing/2016/5/14/chartex" xmlns:mc="http://schemas.openxmlformats.org/markup-compatibility/2006" xmlns:aink="http://schemas.microsoft.com/office/drawing/2016/ink" xmlns:am3d="http://schemas.microsoft.com/office/drawing/2017/model3d" xmlns:o="urn:schemas-microsoft-com:office:office" xmlns:oel="http://schemas.microsoft.com/office/2019/extlst" xmlns:r="http://schemas.openxmlformats.org/officeDocument/2006/relationships" xmlns:m="http://schemas.openxmlformats.org/officeDocument/2006/math" xmlns:v="urn:schemas-microsoft-com:vml" xmlns:wp14="http://schemas.microsoft.com/office/word/2010/wordprocessingDrawing" xmlns:wp="http://schemas.openxmlformats.org/drawingml/2006/wordprocessingDrawing" xmlns:w10="urn:schemas-microsoft-com:office:word" xmlns:w="http://schemas.openxmlformats.org/wordprocessingml/2006/main" xmlns:w14="http://schemas.microsoft.com/office/word/2010/wordml" xmlns:w15="http://schemas.microsoft.com/office/word/2012/wordml" xmlns:w16cex="http://schemas.microsoft.com/office/word/2018/wordml/cex" xmlns:w16cid="http://schemas.microsoft.com/office/word/2016/wordml/cid" xmlns:w16="http://schemas.microsoft.com/office/word/2018/wordml" xmlns:w16du="http://schemas.microsoft.com/office/word/2023/wordml/word16du" xmlns:w16sdtdh="http://schemas.microsoft.com/office/word/2020/wordml/sdtdatahash" xmlns:w16sdtfl="http://schemas.microsoft.com/office/word/2024/wordml/sdtformatlock" xmlns:w16se="http://schemas.microsoft.com/office/word/2015/wordml/symex" xmlns:wpg="http://schemas.microsoft.com/office/word/2010/wordprocessingGroup" xmlns:wpi="http://schemas.microsoft.com/office/word/2010/wordprocessingInk" xmlns:wne="http://schemas.microsoft.com/office/word/2006/wordml" xmlns:wps="http://schemas.microsoft.com/office/word/2010/wordprocessingShape" mc:Ignorable="w14 w15 w16se w16cid w16 w16cex w16sdtdh w16sdtfl w16du wp14">
   <w:footnote w:type="separator" w:id="-1">
@@ -6305,7 +6340,7 @@
       <w:rPr>
         <w:noProof/>
       </w:rPr>
-      <w:pict w14:anchorId="2F926A21">
+      <w:pict w14:anchorId="5BE9C74A">
         <v:shapetype id="_x0000_t136" coordsize="21600,21600" o:spt="136" adj="10800" path="m@7,l@8,m@5,21600l@6,21600e">
           <v:formulas>
             <v:f eqn="sum #0 0 10800"/>
@@ -6330,9 +6365,9 @@
           </v:handles>
           <o:lock v:ext="edit" text="t" shapetype="t"/>
         </v:shapetype>
-        <v:shape id="PowerPlusWaterMarkObject82076438" o:spid="_x0000_s1026" type="#_x0000_t136" style="position:absolute;margin-left:0;margin-top:0;width:542.45pt;height:120.55pt;rotation:315;z-index:-251655168;mso-position-horizontal:center;mso-position-horizontal-relative:margin;mso-position-vertical:center;mso-position-vertical-relative:margin" o:allowincell="f" fillcolor="silver" stroked="f">
+        <v:shape id="PowerPlusWaterMarkObject83568438" o:spid="_x0000_s1032" type="#_x0000_t136" style="position:absolute;margin-left:0;margin-top:0;width:464.15pt;height:198.9pt;rotation:315;z-index:-251655168;mso-position-horizontal:center;mso-position-horizontal-relative:margin;mso-position-vertical:center;mso-position-vertical-relative:margin" o:allowincell="f" fillcolor="#e8e8e8 [3214]" stroked="f">
           <v:fill opacity=".5"/>
-          <v:textpath style="font-family:&quot;Arial&quot;;font-size:1pt" string="BORSODE"/>
+          <v:textpath style="font-family:&quot;Calibri&quot;;font-size:1pt" string="Borsode"/>
         </v:shape>
       </w:pict>
     </w:r>
@@ -6350,7 +6385,7 @@
       <w:rPr>
         <w:noProof/>
       </w:rPr>
-      <w:pict w14:anchorId="429B4A46">
+      <w:pict w14:anchorId="6E68D939">
         <v:shapetype id="_x0000_t136" coordsize="21600,21600" o:spt="136" adj="10800" path="m@7,l@8,m@5,21600l@6,21600e">
           <v:formulas>
             <v:f eqn="sum #0 0 10800"/>
@@ -6375,9 +6410,9 @@
           </v:handles>
           <o:lock v:ext="edit" text="t" shapetype="t"/>
         </v:shapetype>
-        <v:shape id="PowerPlusWaterMarkObject82076439" o:spid="_x0000_s1027" type="#_x0000_t136" style="position:absolute;margin-left:0;margin-top:0;width:542.45pt;height:120.55pt;rotation:315;z-index:-251653120;mso-position-horizontal:center;mso-position-horizontal-relative:margin;mso-position-vertical:center;mso-position-vertical-relative:margin" o:allowincell="f" fillcolor="silver" stroked="f">
+        <v:shape id="PowerPlusWaterMarkObject83568439" o:spid="_x0000_s1033" type="#_x0000_t136" style="position:absolute;margin-left:0;margin-top:0;width:464.15pt;height:198.9pt;rotation:315;z-index:-251653120;mso-position-horizontal:center;mso-position-horizontal-relative:margin;mso-position-vertical:center;mso-position-vertical-relative:margin" o:allowincell="f" fillcolor="#e8e8e8 [3214]" stroked="f">
           <v:fill opacity=".5"/>
-          <v:textpath style="font-family:&quot;Arial&quot;;font-size:1pt" string="BORSODE"/>
+          <v:textpath style="font-family:&quot;Calibri&quot;;font-size:1pt" string="Borsode"/>
         </v:shape>
       </w:pict>
     </w:r>
@@ -6395,7 +6430,7 @@
       <w:rPr>
         <w:noProof/>
       </w:rPr>
-      <w:pict w14:anchorId="22B881F5">
+      <w:pict w14:anchorId="6505785E">
         <v:shapetype id="_x0000_t136" coordsize="21600,21600" o:spt="136" adj="10800" path="m@7,l@8,m@5,21600l@6,21600e">
           <v:formulas>
             <v:f eqn="sum #0 0 10800"/>
@@ -6420,9 +6455,9 @@
           </v:handles>
           <o:lock v:ext="edit" text="t" shapetype="t"/>
         </v:shapetype>
-        <v:shape id="PowerPlusWaterMarkObject82076437" o:spid="_x0000_s1025" type="#_x0000_t136" style="position:absolute;margin-left:0;margin-top:0;width:542.45pt;height:120.55pt;rotation:315;z-index:-251657216;mso-position-horizontal:center;mso-position-horizontal-relative:margin;mso-position-vertical:center;mso-position-vertical-relative:margin" o:allowincell="f" fillcolor="silver" stroked="f">
+        <v:shape id="PowerPlusWaterMarkObject83568437" o:spid="_x0000_s1031" type="#_x0000_t136" style="position:absolute;margin-left:0;margin-top:0;width:464.15pt;height:198.9pt;rotation:315;z-index:-251657216;mso-position-horizontal:center;mso-position-horizontal-relative:margin;mso-position-vertical:center;mso-position-vertical-relative:margin" o:allowincell="f" fillcolor="#e8e8e8 [3214]" stroked="f">
           <v:fill opacity=".5"/>
-          <v:textpath style="font-family:&quot;Arial&quot;;font-size:1pt" string="BORSODE"/>
+          <v:textpath style="font-family:&quot;Calibri&quot;;font-size:1pt" string="Borsode"/>
         </v:shape>
       </w:pict>
     </w:r>
